--- a/! Отчеты/Практика 5 Мумладзе АС.docx
+++ b/! Отчеты/Практика 5 Мумладзе АС.docx
@@ -588,8 +588,16 @@
                               <w:rPr>
                                 <w:szCs w:val="24"/>
                               </w:rPr>
-                              <w:t>Профессиональная разработка на платформе 1С:Предприятие</w:t>
+                              <w:t>Профессиональная разработка на платформе 1</w:t>
                             </w:r>
+                            <w:proofErr w:type="gramStart"/>
+                            <w:r>
+                              <w:rPr>
+                                <w:szCs w:val="24"/>
+                              </w:rPr>
+                              <w:t>С:Предприятие</w:t>
+                            </w:r>
+                            <w:proofErr w:type="gramEnd"/>
                             <w:r>
                               <w:rPr>
                                 <w:szCs w:val="24"/>
@@ -704,8 +712,16 @@
                         <w:rPr>
                           <w:szCs w:val="24"/>
                         </w:rPr>
-                        <w:t>Профессиональная разработка на платформе 1С:Предприятие</w:t>
+                        <w:t>Профессиональная разработка на платформе 1</w:t>
                       </w:r>
+                      <w:proofErr w:type="gramStart"/>
+                      <w:r>
+                        <w:rPr>
+                          <w:szCs w:val="24"/>
+                        </w:rPr>
+                        <w:t>С:Предприятие</w:t>
+                      </w:r>
+                      <w:proofErr w:type="gramEnd"/>
                       <w:r>
                         <w:rPr>
                           <w:szCs w:val="24"/>
@@ -944,7 +960,7 @@
         <w:rPr>
           <w:noProof/>
         </w:rPr>
-        <w:instrText xml:space="preserve"> PAGEREF _Toc244285878 \h </w:instrText>
+        <w:instrText xml:space="preserve"> PAGEREF _Toc244287205 \h </w:instrText>
       </w:r>
       <w:r>
         <w:rPr>
@@ -1003,7 +1019,7 @@
         <w:rPr>
           <w:noProof/>
         </w:rPr>
-        <w:instrText xml:space="preserve"> PAGEREF _Toc244285879 \h </w:instrText>
+        <w:instrText xml:space="preserve"> PAGEREF _Toc244287206 \h </w:instrText>
       </w:r>
       <w:r>
         <w:rPr>
@@ -1062,7 +1078,7 @@
         <w:rPr>
           <w:noProof/>
         </w:rPr>
-        <w:instrText xml:space="preserve"> PAGEREF _Toc244285880 \h </w:instrText>
+        <w:instrText xml:space="preserve"> PAGEREF _Toc244287207 \h </w:instrText>
       </w:r>
       <w:r>
         <w:rPr>
@@ -1127,7 +1143,7 @@
         <w:rPr>
           <w:noProof/>
         </w:rPr>
-        <w:instrText xml:space="preserve"> PAGEREF _Toc244285881 \h </w:instrText>
+        <w:instrText xml:space="preserve"> PAGEREF _Toc244287208 \h </w:instrText>
       </w:r>
       <w:r>
         <w:rPr>
@@ -1186,7 +1202,7 @@
         <w:rPr>
           <w:noProof/>
         </w:rPr>
-        <w:instrText xml:space="preserve"> PAGEREF _Toc244285882 \h </w:instrText>
+        <w:instrText xml:space="preserve"> PAGEREF _Toc244287209 \h </w:instrText>
       </w:r>
       <w:r>
         <w:rPr>
@@ -1227,11 +1243,24 @@
         <w:rPr>
           <w:noProof/>
         </w:rPr>
-        <w:t>Вывод</w:t>
+        <w:t xml:space="preserve">5 Задание 5. Обращение к </w:t>
       </w:r>
       <w:r>
         <w:rPr>
           <w:noProof/>
+          <w:lang w:val="en-US"/>
+        </w:rPr>
+        <w:t>HTTP</w:t>
+      </w:r>
+      <w:r>
+        <w:rPr>
+          <w:noProof/>
+        </w:rPr>
+        <w:t xml:space="preserve"> ресурсу</w:t>
+      </w:r>
+      <w:r>
+        <w:rPr>
+          <w:noProof/>
         </w:rPr>
         <w:tab/>
       </w:r>
@@ -1245,7 +1274,7 @@
         <w:rPr>
           <w:noProof/>
         </w:rPr>
-        <w:instrText xml:space="preserve"> PAGEREF _Toc244285883 \h </w:instrText>
+        <w:instrText xml:space="preserve"> PAGEREF _Toc244287210 \h </w:instrText>
       </w:r>
       <w:r>
         <w:rPr>
@@ -1286,7 +1315,7 @@
         <w:rPr>
           <w:noProof/>
         </w:rPr>
-        <w:t>Приложение А – Листинг ЭкспортПриходныхНакладных</w:t>
+        <w:t>Вывод</w:t>
       </w:r>
       <w:r>
         <w:rPr>
@@ -1304,7 +1333,7 @@
         <w:rPr>
           <w:noProof/>
         </w:rPr>
-        <w:instrText xml:space="preserve"> PAGEREF _Toc244285884 \h </w:instrText>
+        <w:instrText xml:space="preserve"> PAGEREF _Toc244287211 \h </w:instrText>
       </w:r>
       <w:r>
         <w:rPr>
@@ -1321,7 +1350,7 @@
         <w:rPr>
           <w:noProof/>
         </w:rPr>
-        <w:t>17</w:t>
+        <w:t>18</w:t>
       </w:r>
       <w:r>
         <w:rPr>
@@ -1345,7 +1374,7 @@
         <w:rPr>
           <w:noProof/>
         </w:rPr>
-        <w:t>Приложение Б – Листинг ИмпортРасходныхНакладных</w:t>
+        <w:t>Приложение А – Листинг ЭкспортПриходныхНакладных</w:t>
       </w:r>
       <w:r>
         <w:rPr>
@@ -1363,7 +1392,7 @@
         <w:rPr>
           <w:noProof/>
         </w:rPr>
-        <w:instrText xml:space="preserve"> PAGEREF _Toc244285885 \h </w:instrText>
+        <w:instrText xml:space="preserve"> PAGEREF _Toc244287212 \h </w:instrText>
       </w:r>
       <w:r>
         <w:rPr>
@@ -1380,7 +1409,7 @@
         <w:rPr>
           <w:noProof/>
         </w:rPr>
-        <w:t>20</w:t>
+        <w:t>19</w:t>
       </w:r>
       <w:r>
         <w:rPr>
@@ -1404,7 +1433,7 @@
         <w:rPr>
           <w:noProof/>
         </w:rPr>
-        <w:t>Приложение В – Листинг ОбменУНФ</w:t>
+        <w:t>Приложение Б – Листинг ИмпортРасходныхНакладных</w:t>
       </w:r>
       <w:r>
         <w:rPr>
@@ -1422,7 +1451,7 @@
         <w:rPr>
           <w:noProof/>
         </w:rPr>
-        <w:instrText xml:space="preserve"> PAGEREF _Toc244285886 \h </w:instrText>
+        <w:instrText xml:space="preserve"> PAGEREF _Toc244287213 \h </w:instrText>
       </w:r>
       <w:r>
         <w:rPr>
@@ -1439,7 +1468,7 @@
         <w:rPr>
           <w:noProof/>
         </w:rPr>
-        <w:t>25</w:t>
+        <w:t>22</w:t>
       </w:r>
       <w:r>
         <w:rPr>
@@ -1463,6 +1492,65 @@
         <w:rPr>
           <w:noProof/>
         </w:rPr>
+        <w:t>Приложение В – Листинг ОбменУНФ</w:t>
+      </w:r>
+      <w:r>
+        <w:rPr>
+          <w:noProof/>
+        </w:rPr>
+        <w:tab/>
+      </w:r>
+      <w:r>
+        <w:rPr>
+          <w:noProof/>
+        </w:rPr>
+        <w:fldChar w:fldCharType="begin"/>
+      </w:r>
+      <w:r>
+        <w:rPr>
+          <w:noProof/>
+        </w:rPr>
+        <w:instrText xml:space="preserve"> PAGEREF _Toc244287214 \h </w:instrText>
+      </w:r>
+      <w:r>
+        <w:rPr>
+          <w:noProof/>
+        </w:rPr>
+      </w:r>
+      <w:r>
+        <w:rPr>
+          <w:noProof/>
+        </w:rPr>
+        <w:fldChar w:fldCharType="separate"/>
+      </w:r>
+      <w:r>
+        <w:rPr>
+          <w:noProof/>
+        </w:rPr>
+        <w:t>27</w:t>
+      </w:r>
+      <w:r>
+        <w:rPr>
+          <w:noProof/>
+        </w:rPr>
+        <w:fldChar w:fldCharType="end"/>
+      </w:r>
+    </w:p>
+    <w:p>
+      <w:pPr>
+        <w:pStyle w:val="12"/>
+        <w:rPr>
+          <w:rFonts w:eastAsiaTheme="minorEastAsia"/>
+          <w:noProof/>
+          <w:sz w:val="24"/>
+          <w:szCs w:val="24"/>
+          <w:lang w:eastAsia="ru-RU"/>
+        </w:rPr>
+      </w:pPr>
+      <w:r>
+        <w:rPr>
+          <w:noProof/>
+        </w:rPr>
         <w:t>Приложение Г – Листинг ИмпортКонтрагентов</w:t>
       </w:r>
       <w:r>
@@ -1481,7 +1569,7 @@
         <w:rPr>
           <w:noProof/>
         </w:rPr>
-        <w:instrText xml:space="preserve"> PAGEREF _Toc244285887 \h </w:instrText>
+        <w:instrText xml:space="preserve"> PAGEREF _Toc244287215 \h </w:instrText>
       </w:r>
       <w:r>
         <w:rPr>
@@ -1498,7 +1586,79 @@
         <w:rPr>
           <w:noProof/>
         </w:rPr>
-        <w:t>44</w:t>
+        <w:t>46</w:t>
+      </w:r>
+      <w:r>
+        <w:rPr>
+          <w:noProof/>
+        </w:rPr>
+        <w:fldChar w:fldCharType="end"/>
+      </w:r>
+    </w:p>
+    <w:p>
+      <w:pPr>
+        <w:pStyle w:val="12"/>
+        <w:rPr>
+          <w:rFonts w:eastAsiaTheme="minorEastAsia"/>
+          <w:noProof/>
+          <w:sz w:val="24"/>
+          <w:szCs w:val="24"/>
+          <w:lang w:eastAsia="ru-RU"/>
+        </w:rPr>
+      </w:pPr>
+      <w:r>
+        <w:rPr>
+          <w:noProof/>
+        </w:rPr>
+        <w:t>Приложение Д – Листинг Обращение</w:t>
+      </w:r>
+      <w:r>
+        <w:rPr>
+          <w:noProof/>
+          <w:lang w:val="en-US"/>
+        </w:rPr>
+        <w:t>HTTP</w:t>
+      </w:r>
+      <w:r>
+        <w:rPr>
+          <w:noProof/>
+        </w:rPr>
+        <w:t>Ресурс</w:t>
+      </w:r>
+      <w:r>
+        <w:rPr>
+          <w:noProof/>
+        </w:rPr>
+        <w:tab/>
+      </w:r>
+      <w:r>
+        <w:rPr>
+          <w:noProof/>
+        </w:rPr>
+        <w:fldChar w:fldCharType="begin"/>
+      </w:r>
+      <w:r>
+        <w:rPr>
+          <w:noProof/>
+        </w:rPr>
+        <w:instrText xml:space="preserve"> PAGEREF _Toc244287216 \h </w:instrText>
+      </w:r>
+      <w:r>
+        <w:rPr>
+          <w:noProof/>
+        </w:rPr>
+      </w:r>
+      <w:r>
+        <w:rPr>
+          <w:noProof/>
+        </w:rPr>
+        <w:fldChar w:fldCharType="separate"/>
+      </w:r>
+      <w:r>
+        <w:rPr>
+          <w:noProof/>
+        </w:rPr>
+        <w:t>53</w:t>
       </w:r>
       <w:r>
         <w:rPr>
@@ -1533,7 +1693,7 @@
         <w:pStyle w:val="-"/>
       </w:pPr>
       <w:bookmarkStart w:id="0" w:name="_Toc150630172"/>
-      <w:bookmarkStart w:id="1" w:name="_Toc244285878"/>
+      <w:bookmarkStart w:id="1" w:name="_Toc244287205"/>
       <w:r>
         <w:lastRenderedPageBreak/>
         <w:t>В</w:t>
@@ -1546,7 +1706,15 @@
     </w:p>
     <w:p>
       <w:r>
-        <w:t>Цель занятия: научиться разрабатывать интеграции в 1С:УНФ и проверять обмен данными</w:t>
+        <w:t>Цель занятия: научиться разрабатывать интеграции в 1</w:t>
+      </w:r>
+      <w:proofErr w:type="gramStart"/>
+      <w:r>
+        <w:t>С:УНФ</w:t>
+      </w:r>
+      <w:proofErr w:type="gramEnd"/>
+      <w:r>
+        <w:t xml:space="preserve"> и проверять обмен данными</w:t>
       </w:r>
       <w:r>
         <w:t>.</w:t>
@@ -1612,7 +1780,7 @@
       <w:pPr>
         <w:pStyle w:val="1"/>
       </w:pPr>
-      <w:bookmarkStart w:id="2" w:name="_Toc244285879"/>
+      <w:bookmarkStart w:id="2" w:name="_Toc244287206"/>
       <w:r>
         <w:lastRenderedPageBreak/>
         <w:t>Задание 1. Выгрузка приходных накладных в JSON</w:t>
@@ -2117,7 +2285,7 @@
       <w:pPr>
         <w:pStyle w:val="1"/>
       </w:pPr>
-      <w:bookmarkStart w:id="3" w:name="_Toc244285880"/>
+      <w:bookmarkStart w:id="3" w:name="_Toc244287207"/>
       <w:r>
         <w:lastRenderedPageBreak/>
         <w:t>Задание 2. Создание расходных накладных из JSON</w:t>
@@ -2395,7 +2563,7 @@
           <w:lang w:val="en-US"/>
         </w:rPr>
       </w:pPr>
-      <w:bookmarkStart w:id="4" w:name="_Toc244285881"/>
+      <w:bookmarkStart w:id="4" w:name="_Toc244287208"/>
       <w:r>
         <w:lastRenderedPageBreak/>
         <w:t>Задание 3. Синхронизация двух баз УНФ</w:t>
@@ -5109,7 +5277,20 @@
                 <w:lang w:eastAsia="ru-RU"/>
                 <w14:ligatures w14:val="none"/>
               </w:rPr>
-              <w:t>, затем переименовывает его в .</w:t>
+              <w:t xml:space="preserve">, затем переименовывает его </w:t>
+            </w:r>
+            <w:proofErr w:type="gramStart"/>
+            <w:r>
+              <w:rPr>
+                <w:rFonts w:ascii="Times New Roman" w:eastAsia="Times New Roman" w:hAnsi="Times New Roman" w:cs="Times New Roman"/>
+                <w:color w:val="000000"/>
+                <w:kern w:val="0"/>
+                <w:sz w:val="24"/>
+                <w:szCs w:val="24"/>
+                <w:lang w:eastAsia="ru-RU"/>
+                <w14:ligatures w14:val="none"/>
+              </w:rPr>
+              <w:t>в .</w:t>
             </w:r>
             <w:proofErr w:type="spellStart"/>
             <w:r>
@@ -5125,6 +5306,7 @@
               <w:t>json</w:t>
             </w:r>
             <w:proofErr w:type="spellEnd"/>
+            <w:proofErr w:type="gramEnd"/>
             <w:r>
               <w:rPr>
                 <w:rFonts w:ascii="Times New Roman" w:eastAsia="Times New Roman" w:hAnsi="Times New Roman" w:cs="Times New Roman"/>
@@ -5658,7 +5840,33 @@
                 <w:lang w:eastAsia="ru-RU"/>
                 <w14:ligatures w14:val="none"/>
               </w:rPr>
-              <w:t>В филиале выгружает расходные накладные с комментарием, начинающимся с ОБМЕН:. Для каждой накладной создаёт отдельный JSON с шапкой и товарами.</w:t>
+              <w:t xml:space="preserve">В филиале выгружает расходные накладные с комментарием, начинающимся с </w:t>
+            </w:r>
+            <w:proofErr w:type="gramStart"/>
+            <w:r>
+              <w:rPr>
+                <w:rFonts w:ascii="Times New Roman" w:eastAsia="Times New Roman" w:hAnsi="Times New Roman" w:cs="Times New Roman"/>
+                <w:color w:val="000000"/>
+                <w:kern w:val="0"/>
+                <w:sz w:val="24"/>
+                <w:szCs w:val="24"/>
+                <w:lang w:eastAsia="ru-RU"/>
+                <w14:ligatures w14:val="none"/>
+              </w:rPr>
+              <w:t>ОБМЕН:.</w:t>
+            </w:r>
+            <w:proofErr w:type="gramEnd"/>
+            <w:r>
+              <w:rPr>
+                <w:rFonts w:ascii="Times New Roman" w:eastAsia="Times New Roman" w:hAnsi="Times New Roman" w:cs="Times New Roman"/>
+                <w:color w:val="000000"/>
+                <w:kern w:val="0"/>
+                <w:sz w:val="24"/>
+                <w:szCs w:val="24"/>
+                <w:lang w:eastAsia="ru-RU"/>
+                <w14:ligatures w14:val="none"/>
+              </w:rPr>
+              <w:t xml:space="preserve"> Для каждой накладной создаёт отдельный JSON с шапкой и товарами.</w:t>
             </w:r>
           </w:p>
         </w:tc>
@@ -7356,7 +7564,7 @@
       <w:pPr>
         <w:pStyle w:val="1"/>
       </w:pPr>
-      <w:bookmarkStart w:id="5" w:name="_Toc244285882"/>
+      <w:bookmarkStart w:id="5" w:name="_Toc244287209"/>
       <w:r>
         <w:lastRenderedPageBreak/>
         <w:t>Задание 4. Загрузка контрагентов из Excel</w:t>
@@ -7460,13 +7668,13 @@
           <w:i/>
           <w:iCs/>
         </w:rPr>
+        <w:instrText xml:space="preserve"> \* MERGEFORMAT </w:instrText>
       </w:r>
       <w:r>
         <w:rPr>
           <w:i/>
           <w:iCs/>
         </w:rPr>
-        <w:instrText xml:space="preserve"> \* MERGEFORMAT </w:instrText>
       </w:r>
       <w:r>
         <w:rPr>
@@ -7557,51 +7765,354 @@
       <w:pPr>
         <w:pStyle w:val="1"/>
       </w:pPr>
+      <w:bookmarkStart w:id="6" w:name="_Toc244287210"/>
       <w:r>
         <w:lastRenderedPageBreak/>
-        <w:t xml:space="preserve">Задание 5. Создание </w:t>
+        <w:t xml:space="preserve">Задание 5. </w:t>
+      </w:r>
+      <w:r>
+        <w:t xml:space="preserve">Обращение к </w:t>
       </w:r>
       <w:r>
         <w:rPr>
           <w:lang w:val="en-US"/>
         </w:rPr>
-        <w:t xml:space="preserve">HTTP </w:t>
-      </w:r>
-      <w:r>
-        <w:t>ресурса</w:t>
-      </w:r>
-    </w:p>
-    <w:p/>
+        <w:t>HTTP</w:t>
+      </w:r>
+      <w:r>
+        <w:t xml:space="preserve"> </w:t>
+      </w:r>
+      <w:r>
+        <w:t>ресурс</w:t>
+      </w:r>
+      <w:r>
+        <w:t>у</w:t>
+      </w:r>
+      <w:bookmarkEnd w:id="6"/>
+    </w:p>
+    <w:p>
+      <w:r>
+        <w:t>Серьезно, первая строчка каждый раз одинаковая)</w:t>
+      </w:r>
+    </w:p>
+    <w:p>
+      <w:pPr>
+        <w:pStyle w:val="afd"/>
+      </w:pPr>
+      <w:r>
+        <w:drawing>
+          <wp:inline distT="0" distB="0" distL="0" distR="0" wp14:anchorId="20D65DB7" wp14:editId="67DAE435">
+            <wp:extent cx="5050465" cy="2978991"/>
+            <wp:effectExtent l="0" t="0" r="0" b="0"/>
+            <wp:docPr id="922519389" name="Рисунок 1"/>
+            <wp:cNvGraphicFramePr>
+              <a:graphicFrameLocks xmlns:a="http://schemas.openxmlformats.org/drawingml/2006/main" noChangeAspect="1"/>
+            </wp:cNvGraphicFramePr>
+            <a:graphic xmlns:a="http://schemas.openxmlformats.org/drawingml/2006/main">
+              <a:graphicData uri="http://schemas.openxmlformats.org/drawingml/2006/picture">
+                <pic:pic xmlns:pic="http://schemas.openxmlformats.org/drawingml/2006/picture">
+                  <pic:nvPicPr>
+                    <pic:cNvPr id="922519389" name=""/>
+                    <pic:cNvPicPr/>
+                  </pic:nvPicPr>
+                  <pic:blipFill>
+                    <a:blip r:embed="rId26"/>
+                    <a:stretch>
+                      <a:fillRect/>
+                    </a:stretch>
+                  </pic:blipFill>
+                  <pic:spPr>
+                    <a:xfrm>
+                      <a:off x="0" y="0"/>
+                      <a:ext cx="5057913" cy="2983384"/>
+                    </a:xfrm>
+                    <a:prstGeom prst="rect">
+                      <a:avLst/>
+                    </a:prstGeom>
+                  </pic:spPr>
+                </pic:pic>
+              </a:graphicData>
+            </a:graphic>
+          </wp:inline>
+        </w:drawing>
+      </w:r>
+    </w:p>
+    <w:p>
+      <w:pPr>
+        <w:pStyle w:val="a3"/>
+      </w:pPr>
+      <w:r>
+        <w:t xml:space="preserve"> – Форма обработки</w:t>
+      </w:r>
+    </w:p>
+    <w:p>
+      <w:r>
+        <w:t xml:space="preserve">Листинг модуля формы в </w:t>
+      </w:r>
+      <w:r>
+        <w:rPr>
+          <w:i/>
+          <w:iCs/>
+        </w:rPr>
+        <w:fldChar w:fldCharType="begin"/>
+      </w:r>
+      <w:r>
+        <w:rPr>
+          <w:i/>
+          <w:iCs/>
+        </w:rPr>
+        <w:instrText xml:space="preserve"> REF _Ref244286890 \r \h </w:instrText>
+      </w:r>
+      <w:r>
+        <w:rPr>
+          <w:i/>
+          <w:iCs/>
+        </w:rPr>
+      </w:r>
+      <w:r>
+        <w:rPr>
+          <w:i/>
+          <w:iCs/>
+        </w:rPr>
+        <w:instrText xml:space="preserve"> \* MERGEFORMAT </w:instrText>
+      </w:r>
+      <w:r>
+        <w:rPr>
+          <w:i/>
+          <w:iCs/>
+        </w:rPr>
+        <w:fldChar w:fldCharType="separate"/>
+      </w:r>
+      <w:r>
+        <w:rPr>
+          <w:i/>
+          <w:iCs/>
+        </w:rPr>
+        <w:t>Приложение Д</w:t>
+      </w:r>
+      <w:r>
+        <w:rPr>
+          <w:i/>
+          <w:iCs/>
+        </w:rPr>
+        <w:fldChar w:fldCharType="end"/>
+      </w:r>
+      <w:r>
+        <w:t>.</w:t>
+      </w:r>
+    </w:p>
+    <w:p>
+      <w:pPr>
+        <w:pStyle w:val="afd"/>
+        <w:rPr>
+          <w:lang w:val="en-US"/>
+        </w:rPr>
+      </w:pPr>
+      <w:r>
+        <w:rPr>
+          <w:lang w:val="en-US"/>
+        </w:rPr>
+        <w:drawing>
+          <wp:inline distT="0" distB="0" distL="0" distR="0" wp14:anchorId="73EAD489" wp14:editId="3261FF88">
+            <wp:extent cx="3994579" cy="3317358"/>
+            <wp:effectExtent l="0" t="0" r="6350" b="0"/>
+            <wp:docPr id="1704858186" name="Рисунок 1"/>
+            <wp:cNvGraphicFramePr>
+              <a:graphicFrameLocks xmlns:a="http://schemas.openxmlformats.org/drawingml/2006/main" noChangeAspect="1"/>
+            </wp:cNvGraphicFramePr>
+            <a:graphic xmlns:a="http://schemas.openxmlformats.org/drawingml/2006/main">
+              <a:graphicData uri="http://schemas.openxmlformats.org/drawingml/2006/picture">
+                <pic:pic xmlns:pic="http://schemas.openxmlformats.org/drawingml/2006/picture">
+                  <pic:nvPicPr>
+                    <pic:cNvPr id="1704858186" name=""/>
+                    <pic:cNvPicPr/>
+                  </pic:nvPicPr>
+                  <pic:blipFill>
+                    <a:blip r:embed="rId27"/>
+                    <a:stretch>
+                      <a:fillRect/>
+                    </a:stretch>
+                  </pic:blipFill>
+                  <pic:spPr>
+                    <a:xfrm>
+                      <a:off x="0" y="0"/>
+                      <a:ext cx="4000427" cy="3322214"/>
+                    </a:xfrm>
+                    <a:prstGeom prst="rect">
+                      <a:avLst/>
+                    </a:prstGeom>
+                  </pic:spPr>
+                </pic:pic>
+              </a:graphicData>
+            </a:graphic>
+          </wp:inline>
+        </w:drawing>
+      </w:r>
+    </w:p>
+    <w:p>
+      <w:pPr>
+        <w:pStyle w:val="a3"/>
+      </w:pPr>
+      <w:r>
+        <w:rPr>
+          <w:lang w:val="en-US"/>
+        </w:rPr>
+        <w:t xml:space="preserve"> – </w:t>
+      </w:r>
+      <w:r>
+        <w:t>Успешный запрос</w:t>
+      </w:r>
+    </w:p>
+    <w:p>
+      <w:r>
+        <w:t xml:space="preserve">По корректному запросу </w:t>
+      </w:r>
+      <w:r>
+        <w:rPr>
+          <w:lang w:val="en-US"/>
+        </w:rPr>
+        <w:t>GET</w:t>
+      </w:r>
+      <w:r>
+        <w:t xml:space="preserve"> </w:t>
+      </w:r>
+      <w:r>
+        <w:t>запрос вернул тело ответа и код 200.</w:t>
+      </w:r>
+    </w:p>
+    <w:p>
+      <w:pPr>
+        <w:pStyle w:val="afd"/>
+        <w:rPr>
+          <w:lang w:val="en-US"/>
+        </w:rPr>
+      </w:pPr>
+      <w:r>
+        <w:rPr>
+          <w:lang w:val="en-US"/>
+        </w:rPr>
+        <w:lastRenderedPageBreak/>
+        <w:drawing>
+          <wp:inline distT="0" distB="0" distL="0" distR="0" wp14:anchorId="02CBCF22" wp14:editId="7A1750AA">
+            <wp:extent cx="5326912" cy="3557728"/>
+            <wp:effectExtent l="0" t="0" r="7620" b="5080"/>
+            <wp:docPr id="293086214" name="Рисунок 1"/>
+            <wp:cNvGraphicFramePr>
+              <a:graphicFrameLocks xmlns:a="http://schemas.openxmlformats.org/drawingml/2006/main" noChangeAspect="1"/>
+            </wp:cNvGraphicFramePr>
+            <a:graphic xmlns:a="http://schemas.openxmlformats.org/drawingml/2006/main">
+              <a:graphicData uri="http://schemas.openxmlformats.org/drawingml/2006/picture">
+                <pic:pic xmlns:pic="http://schemas.openxmlformats.org/drawingml/2006/picture">
+                  <pic:nvPicPr>
+                    <pic:cNvPr id="293086214" name=""/>
+                    <pic:cNvPicPr/>
+                  </pic:nvPicPr>
+                  <pic:blipFill>
+                    <a:blip r:embed="rId28"/>
+                    <a:stretch>
+                      <a:fillRect/>
+                    </a:stretch>
+                  </pic:blipFill>
+                  <pic:spPr>
+                    <a:xfrm>
+                      <a:off x="0" y="0"/>
+                      <a:ext cx="5329073" cy="3559171"/>
+                    </a:xfrm>
+                    <a:prstGeom prst="rect">
+                      <a:avLst/>
+                    </a:prstGeom>
+                  </pic:spPr>
+                </pic:pic>
+              </a:graphicData>
+            </a:graphic>
+          </wp:inline>
+        </w:drawing>
+      </w:r>
+    </w:p>
+    <w:p>
+      <w:pPr>
+        <w:pStyle w:val="a3"/>
+      </w:pPr>
+      <w:r>
+        <w:rPr>
+          <w:lang w:val="en-US"/>
+        </w:rPr>
+        <w:t xml:space="preserve"> – </w:t>
+      </w:r>
+      <w:r>
+        <w:t>Ошибочный запрос</w:t>
+      </w:r>
+    </w:p>
+    <w:p>
+      <w:r>
+        <w:t>По несуществующему пути вернулась ошибка, код 404 и в теле ответа описание ошибки.</w:t>
+      </w:r>
+    </w:p>
     <w:p>
       <w:pPr>
         <w:pStyle w:val="-"/>
       </w:pPr>
-      <w:bookmarkStart w:id="6" w:name="_Toc244285883"/>
+      <w:bookmarkStart w:id="7" w:name="_Toc244287211"/>
       <w:r>
         <w:lastRenderedPageBreak/>
         <w:t>Вывод</w:t>
       </w:r>
-      <w:bookmarkEnd w:id="6"/>
-    </w:p>
-    <w:p>
-      <w:r>
-        <w:t xml:space="preserve">В ходе практической работы были освоены основные приёмы разработки интеграций в «1С:Управление нашей фирмой». Созданы внешние обработки для выгрузки приходных накладных в JSON за выбранный период и формирования расходных накладных на основании полученного файла. При выгрузке обеспечена привязка товарных строк к соответствующим документам, при загрузке </w:t>
-      </w:r>
-      <w:r>
-        <w:t>–</w:t>
-      </w:r>
-      <w:r>
-        <w:t xml:space="preserve"> сопоставление элементов справочников по наименованию и запись новых документов без проведения.</w:t>
-      </w:r>
-    </w:p>
-    <w:p>
-      <w:r>
-        <w:t>Для взаимодействия головного офиса и филиала разработан учебный механизм файлового обмена. Реализованы формирование и приём JSON-сообщений, автоматический запуск циклов при открытой форме обработки, журналирование результатов и хранение соответствий объектов в регистре сведений. При отладке установлена важность переноса не только основных данных документа, но и реквизитов, определяющих его поведение в типовой конфигурации: операции, договора, единиц измерения и параметров товарных строк.</w:t>
-      </w:r>
-    </w:p>
-    <w:p>
-      <w:r>
-        <w:t>Также разработана обработка загрузки контрагентов из Excel с сопоставлением видов контрагентов, проверкой дублей по ИНН и группировкой результатов в журнале. При контрольной загрузке успешно созданы три контрагента, ошибок не обнаружено.</w:t>
+      <w:bookmarkEnd w:id="7"/>
+    </w:p>
+    <w:p>
+      <w:r>
+        <w:t>В ходе практической работы были освоены основные приёмы разработки интеграций в «1</w:t>
+      </w:r>
+      <w:proofErr w:type="gramStart"/>
+      <w:r>
+        <w:t>С:Управление</w:t>
+      </w:r>
+      <w:proofErr w:type="gramEnd"/>
+      <w:r>
+        <w:t xml:space="preserve"> нашей фирмой». </w:t>
+      </w:r>
+    </w:p>
+    <w:p>
+      <w:r>
+        <w:t xml:space="preserve">Созданы внешние обработки для выгрузки приходных накладных в JSON за выбранный период и формирования расходных накладных на основании полученного файла. </w:t>
+      </w:r>
+    </w:p>
+    <w:p>
+      <w:r>
+        <w:t>Для взаимодействия головного офиса и филиала разработан учебный механизм файлового обмена. Реализованы формирование и приём JSON-сообщений, автоматический запуск циклов при открытой форме обработки, журналирование результатов и хранение соответствий объектов в регистре сведений.</w:t>
+      </w:r>
+    </w:p>
+    <w:p>
+      <w:r>
+        <w:t>Р</w:t>
+      </w:r>
+      <w:r>
+        <w:t>азработана обработка загрузки контрагентов из Excel с сопоставлением видов контрагентов, проверкой дублей по ИНН и группировкой результатов в журнале.</w:t>
+      </w:r>
+    </w:p>
+    <w:p>
+      <w:r>
+        <w:t xml:space="preserve">Разработана обработка обращения к </w:t>
+      </w:r>
+      <w:r>
+        <w:rPr>
+          <w:lang w:val="en-US"/>
+        </w:rPr>
+        <w:t>HTTP</w:t>
+      </w:r>
+      <w:r>
+        <w:t xml:space="preserve"> </w:t>
+      </w:r>
+      <w:r>
+        <w:t xml:space="preserve">ресурсу, получающая код ответа, тело ответа </w:t>
+      </w:r>
+      <w:proofErr w:type="gramStart"/>
+      <w:r>
+        <w:t>и</w:t>
+      </w:r>
+      <w:proofErr w:type="gramEnd"/>
+      <w:r>
+        <w:t xml:space="preserve"> если есть текст ошибки.</w:t>
       </w:r>
     </w:p>
     <w:p>
@@ -7617,8 +8128,8 @@
         <w:lastRenderedPageBreak/>
         <w:t xml:space="preserve"> </w:t>
       </w:r>
-      <w:bookmarkStart w:id="7" w:name="_Ref244277619"/>
-      <w:bookmarkStart w:id="8" w:name="_Toc244285884"/>
+      <w:bookmarkStart w:id="8" w:name="_Ref244277619"/>
+      <w:bookmarkStart w:id="9" w:name="_Toc244287212"/>
       <w:r>
         <w:t xml:space="preserve">– Листинг </w:t>
       </w:r>
@@ -7626,8 +8137,8 @@
       <w:r>
         <w:t>ЭкспортПриходныхНакладных</w:t>
       </w:r>
-      <w:bookmarkEnd w:id="7"/>
       <w:bookmarkEnd w:id="8"/>
+      <w:bookmarkEnd w:id="9"/>
       <w:proofErr w:type="spellEnd"/>
     </w:p>
     <w:p>
@@ -8700,8 +9211,8 @@
         <w:lastRenderedPageBreak/>
         <w:t xml:space="preserve"> </w:t>
       </w:r>
-      <w:bookmarkStart w:id="9" w:name="_Ref244277600"/>
-      <w:bookmarkStart w:id="10" w:name="_Toc244285885"/>
+      <w:bookmarkStart w:id="10" w:name="_Ref244277600"/>
+      <w:bookmarkStart w:id="11" w:name="_Toc244287213"/>
       <w:r>
         <w:t xml:space="preserve">– Листинг </w:t>
       </w:r>
@@ -8709,8 +9220,8 @@
       <w:r>
         <w:t>ИмпортРасходныхНакладных</w:t>
       </w:r>
-      <w:bookmarkEnd w:id="9"/>
       <w:bookmarkEnd w:id="10"/>
+      <w:bookmarkEnd w:id="11"/>
       <w:proofErr w:type="spellEnd"/>
     </w:p>
     <w:p>
@@ -9301,7 +9812,10 @@
         </w:numPr>
       </w:pPr>
       <w:r>
-        <w:t xml:space="preserve">    Если ТипЗнч(Данные) &lt;&gt; Тип("Массив") Тогда</w:t>
+        <w:t xml:space="preserve">    </w:t>
+      </w:r>
+      <w:r>
+        <w:t>Если ТипЗнч(Данные) &lt;&gt; Тип("Массив") Тогда</w:t>
       </w:r>
     </w:p>
     <w:p>
@@ -11477,8 +11991,8 @@
         <w:lastRenderedPageBreak/>
         <w:t xml:space="preserve"> </w:t>
       </w:r>
-      <w:bookmarkStart w:id="11" w:name="_Ref244278389"/>
-      <w:bookmarkStart w:id="12" w:name="_Toc244285886"/>
+      <w:bookmarkStart w:id="12" w:name="_Ref244278389"/>
+      <w:bookmarkStart w:id="13" w:name="_Toc244287214"/>
       <w:r>
         <w:t xml:space="preserve">– Листинг </w:t>
       </w:r>
@@ -11486,8 +12000,8 @@
       <w:r>
         <w:t>ОбменУНФ</w:t>
       </w:r>
-      <w:bookmarkEnd w:id="11"/>
       <w:bookmarkEnd w:id="12"/>
+      <w:bookmarkEnd w:id="13"/>
       <w:proofErr w:type="spellEnd"/>
     </w:p>
     <w:p>
@@ -21953,8 +22467,8 @@
         <w:lastRenderedPageBreak/>
         <w:t xml:space="preserve"> </w:t>
       </w:r>
-      <w:bookmarkStart w:id="13" w:name="_Ref244285644"/>
-      <w:bookmarkStart w:id="14" w:name="_Toc244285887"/>
+      <w:bookmarkStart w:id="14" w:name="_Ref244285644"/>
+      <w:bookmarkStart w:id="15" w:name="_Toc244287215"/>
       <w:r>
         <w:t xml:space="preserve">– </w:t>
       </w:r>
@@ -21965,8 +22479,8 @@
       <w:r>
         <w:t>ИмпортКонтрагентов</w:t>
       </w:r>
-      <w:bookmarkEnd w:id="13"/>
       <w:bookmarkEnd w:id="14"/>
+      <w:bookmarkEnd w:id="15"/>
       <w:proofErr w:type="spellEnd"/>
     </w:p>
     <w:p>
@@ -22009,15 +22523,453 @@
           <w:ilvl w:val="0"/>
           <w:numId w:val="40"/>
         </w:numPr>
+      </w:pPr>
+      <w:r>
+        <w:t xml:space="preserve">    Диалог = Новый ДиалогВыбораФайла(РежимДиалогаВыбораФайла.Открытие);</w:t>
+      </w:r>
+    </w:p>
+    <w:p>
+      <w:pPr>
+        <w:pStyle w:val="a1"/>
+        <w:numPr>
+          <w:ilvl w:val="0"/>
+          <w:numId w:val="40"/>
+        </w:numPr>
+      </w:pPr>
+      <w:r>
+        <w:t xml:space="preserve">    Диалог.Заголовок = "Выберите </w:t>
+      </w:r>
+      <w:r>
+        <w:t>Excel</w:t>
+      </w:r>
+      <w:r>
+        <w:t>-файл с контрагентами";</w:t>
+      </w:r>
+    </w:p>
+    <w:p>
+      <w:pPr>
+        <w:pStyle w:val="a1"/>
+        <w:numPr>
+          <w:ilvl w:val="0"/>
+          <w:numId w:val="40"/>
+        </w:numPr>
+      </w:pPr>
+      <w:r>
+        <w:t xml:space="preserve">    Диалог.Фильтр = "Файлы </w:t>
+      </w:r>
+      <w:r>
+        <w:t>Excel</w:t>
+      </w:r>
+      <w:r>
+        <w:t xml:space="preserve"> (*.</w:t>
+      </w:r>
+      <w:r>
+        <w:t>xlsx</w:t>
+      </w:r>
+      <w:r>
+        <w:t>)|*.</w:t>
+      </w:r>
+      <w:r>
+        <w:t>xlsx</w:t>
+      </w:r>
+      <w:r>
+        <w:t>";</w:t>
+      </w:r>
+    </w:p>
+    <w:p>
+      <w:pPr>
+        <w:pStyle w:val="a1"/>
+        <w:numPr>
+          <w:ilvl w:val="0"/>
+          <w:numId w:val="40"/>
+        </w:numPr>
+      </w:pPr>
+      <w:r>
         <w:rPr>
           <w:lang w:val="ru-RU"/>
         </w:rPr>
+        <w:t xml:space="preserve">    </w:t>
+      </w:r>
+      <w:r>
+        <w:t>Диалог.МножественныйВыбор = Ложь;</w:t>
+      </w:r>
+    </w:p>
+    <w:p>
+      <w:pPr>
+        <w:pStyle w:val="a1"/>
+        <w:numPr>
+          <w:ilvl w:val="0"/>
+          <w:numId w:val="40"/>
+        </w:numPr>
+      </w:pPr>
+    </w:p>
+    <w:p>
+      <w:pPr>
+        <w:pStyle w:val="a1"/>
+        <w:numPr>
+          <w:ilvl w:val="0"/>
+          <w:numId w:val="40"/>
+        </w:numPr>
+      </w:pPr>
+      <w:r>
+        <w:t xml:space="preserve">    Если Не ПустаяСтрока(ПутьExcel) Тогда</w:t>
+      </w:r>
+    </w:p>
+    <w:p>
+      <w:pPr>
+        <w:pStyle w:val="a1"/>
+        <w:numPr>
+          <w:ilvl w:val="0"/>
+          <w:numId w:val="40"/>
+        </w:numPr>
+      </w:pPr>
+      <w:r>
+        <w:t xml:space="preserve">        Диалог.ПолноеИмяФайла = ПутьExcel;</w:t>
+      </w:r>
+    </w:p>
+    <w:p>
+      <w:pPr>
+        <w:pStyle w:val="a1"/>
+        <w:numPr>
+          <w:ilvl w:val="0"/>
+          <w:numId w:val="40"/>
+        </w:numPr>
+      </w:pPr>
+      <w:r>
+        <w:t xml:space="preserve">    КонецЕсли;</w:t>
+      </w:r>
+    </w:p>
+    <w:p>
+      <w:pPr>
+        <w:pStyle w:val="a1"/>
+        <w:numPr>
+          <w:ilvl w:val="0"/>
+          <w:numId w:val="40"/>
+        </w:numPr>
+      </w:pPr>
+    </w:p>
+    <w:p>
+      <w:pPr>
+        <w:pStyle w:val="a1"/>
+        <w:numPr>
+          <w:ilvl w:val="0"/>
+          <w:numId w:val="40"/>
+        </w:numPr>
+      </w:pPr>
+      <w:r>
+        <w:t xml:space="preserve">    Если Диалог.Выбрать() Тогда</w:t>
+      </w:r>
+    </w:p>
+    <w:p>
+      <w:pPr>
+        <w:pStyle w:val="a1"/>
+        <w:numPr>
+          <w:ilvl w:val="0"/>
+          <w:numId w:val="40"/>
+        </w:numPr>
+      </w:pPr>
+      <w:r>
+        <w:t xml:space="preserve">        ПутьExcel = Диалог.ПолноеИмяФайла;</w:t>
+      </w:r>
+    </w:p>
+    <w:p>
+      <w:pPr>
+        <w:pStyle w:val="a1"/>
+        <w:numPr>
+          <w:ilvl w:val="0"/>
+          <w:numId w:val="40"/>
+        </w:numPr>
+      </w:pPr>
+      <w:r>
+        <w:t xml:space="preserve">    КонецЕсли;</w:t>
+      </w:r>
+    </w:p>
+    <w:p>
+      <w:pPr>
+        <w:pStyle w:val="a1"/>
+        <w:numPr>
+          <w:ilvl w:val="0"/>
+          <w:numId w:val="40"/>
+        </w:numPr>
+      </w:pPr>
+    </w:p>
+    <w:p>
+      <w:pPr>
+        <w:pStyle w:val="a1"/>
+        <w:numPr>
+          <w:ilvl w:val="0"/>
+          <w:numId w:val="40"/>
+        </w:numPr>
+      </w:pPr>
+      <w:r>
+        <w:t>КонецПроцедуры</w:t>
+      </w:r>
+    </w:p>
+    <w:p>
+      <w:pPr>
+        <w:pStyle w:val="a1"/>
+        <w:numPr>
+          <w:ilvl w:val="0"/>
+          <w:numId w:val="40"/>
+        </w:numPr>
+      </w:pPr>
+    </w:p>
+    <w:p>
+      <w:pPr>
+        <w:pStyle w:val="a1"/>
+        <w:numPr>
+          <w:ilvl w:val="0"/>
+          <w:numId w:val="40"/>
+        </w:numPr>
+      </w:pPr>
+      <w:r>
+        <w:t>&amp;НаКлиенте</w:t>
+      </w:r>
+    </w:p>
+    <w:p>
+      <w:pPr>
+        <w:pStyle w:val="a1"/>
+        <w:numPr>
+          <w:ilvl w:val="0"/>
+          <w:numId w:val="40"/>
+        </w:numPr>
+      </w:pPr>
+      <w:r>
+        <w:t>Процедура ОчиститьЖурнал(Команда)</w:t>
+      </w:r>
+    </w:p>
+    <w:p>
+      <w:pPr>
+        <w:pStyle w:val="a1"/>
+        <w:numPr>
+          <w:ilvl w:val="0"/>
+          <w:numId w:val="40"/>
+        </w:numPr>
+      </w:pPr>
+    </w:p>
+    <w:p>
+      <w:pPr>
+        <w:pStyle w:val="a1"/>
+        <w:numPr>
+          <w:ilvl w:val="0"/>
+          <w:numId w:val="40"/>
+        </w:numPr>
+      </w:pPr>
+      <w:r>
+        <w:t xml:space="preserve">    ЖурналЗагрузки = "";</w:t>
+      </w:r>
+    </w:p>
+    <w:p>
+      <w:pPr>
+        <w:pStyle w:val="a1"/>
+        <w:numPr>
+          <w:ilvl w:val="0"/>
+          <w:numId w:val="40"/>
+        </w:numPr>
+      </w:pPr>
+    </w:p>
+    <w:p>
+      <w:pPr>
+        <w:pStyle w:val="a1"/>
+        <w:numPr>
+          <w:ilvl w:val="0"/>
+          <w:numId w:val="40"/>
+        </w:numPr>
+      </w:pPr>
+      <w:r>
+        <w:t>КонецПроцедуры</w:t>
+      </w:r>
+    </w:p>
+    <w:p>
+      <w:pPr>
+        <w:pStyle w:val="a1"/>
+        <w:numPr>
+          <w:ilvl w:val="0"/>
+          <w:numId w:val="40"/>
+        </w:numPr>
+      </w:pPr>
+    </w:p>
+    <w:p>
+      <w:pPr>
+        <w:pStyle w:val="a1"/>
+        <w:numPr>
+          <w:ilvl w:val="0"/>
+          <w:numId w:val="40"/>
+        </w:numPr>
+      </w:pPr>
+      <w:r>
+        <w:t>&amp;НаКлиенте</w:t>
+      </w:r>
+    </w:p>
+    <w:p>
+      <w:pPr>
+        <w:pStyle w:val="a1"/>
+        <w:numPr>
+          <w:ilvl w:val="0"/>
+          <w:numId w:val="40"/>
+        </w:numPr>
+      </w:pPr>
+      <w:r>
+        <w:t>Процедура ЗагрузитьКонтрагентов(Команда)</w:t>
+      </w:r>
+    </w:p>
+    <w:p>
+      <w:pPr>
+        <w:pStyle w:val="a1"/>
+        <w:numPr>
+          <w:ilvl w:val="0"/>
+          <w:numId w:val="40"/>
+        </w:numPr>
+      </w:pPr>
+    </w:p>
+    <w:p>
+      <w:pPr>
+        <w:pStyle w:val="a1"/>
+        <w:numPr>
+          <w:ilvl w:val="0"/>
+          <w:numId w:val="40"/>
+        </w:numPr>
+      </w:pPr>
+      <w:r>
+        <w:t xml:space="preserve">    Если ПустаяСтрока(СокрЛП(ПутьExcel)) Тогда</w:t>
+      </w:r>
+    </w:p>
+    <w:p>
+      <w:pPr>
+        <w:pStyle w:val="a1"/>
+        <w:numPr>
+          <w:ilvl w:val="0"/>
+          <w:numId w:val="40"/>
+        </w:numPr>
+      </w:pPr>
+      <w:r>
+        <w:t xml:space="preserve">        Сообщить("Выберите Excel-файл.");</w:t>
+      </w:r>
+    </w:p>
+    <w:p>
+      <w:pPr>
+        <w:pStyle w:val="a1"/>
+        <w:numPr>
+          <w:ilvl w:val="0"/>
+          <w:numId w:val="40"/>
+        </w:numPr>
+      </w:pPr>
+      <w:r>
+        <w:t xml:space="preserve">        Возврат;</w:t>
+      </w:r>
+    </w:p>
+    <w:p>
+      <w:pPr>
+        <w:pStyle w:val="a1"/>
+        <w:numPr>
+          <w:ilvl w:val="0"/>
+          <w:numId w:val="40"/>
+        </w:numPr>
+      </w:pPr>
+      <w:r>
+        <w:t xml:space="preserve">    КонецЕсли;</w:t>
+      </w:r>
+    </w:p>
+    <w:p>
+      <w:pPr>
+        <w:pStyle w:val="a1"/>
+        <w:numPr>
+          <w:ilvl w:val="0"/>
+          <w:numId w:val="40"/>
+        </w:numPr>
+      </w:pPr>
+    </w:p>
+    <w:p>
+      <w:pPr>
+        <w:pStyle w:val="a1"/>
+        <w:numPr>
+          <w:ilvl w:val="0"/>
+          <w:numId w:val="40"/>
+        </w:numPr>
+      </w:pPr>
+      <w:r>
+        <w:t xml:space="preserve">    Попытка</w:t>
+      </w:r>
+    </w:p>
+    <w:p>
+      <w:pPr>
+        <w:pStyle w:val="a1"/>
+        <w:numPr>
+          <w:ilvl w:val="0"/>
+          <w:numId w:val="40"/>
+        </w:numPr>
+      </w:pPr>
+    </w:p>
+    <w:p>
+      <w:pPr>
+        <w:pStyle w:val="a1"/>
+        <w:numPr>
+          <w:ilvl w:val="0"/>
+          <w:numId w:val="40"/>
+        </w:numPr>
+      </w:pPr>
+      <w:r>
+        <w:t xml:space="preserve">        ЗагрузитьКонтрагентовНаСервере();</w:t>
+      </w:r>
+    </w:p>
+    <w:p>
+      <w:pPr>
+        <w:pStyle w:val="a1"/>
+        <w:numPr>
+          <w:ilvl w:val="0"/>
+          <w:numId w:val="40"/>
+        </w:numPr>
+      </w:pPr>
+    </w:p>
+    <w:p>
+      <w:pPr>
+        <w:pStyle w:val="a1"/>
+        <w:numPr>
+          <w:ilvl w:val="0"/>
+          <w:numId w:val="40"/>
+        </w:numPr>
+      </w:pPr>
+      <w:r>
+        <w:t xml:space="preserve">        Сообщить("Загрузка завершена. Создано: " + Строка(СозданоКонтрагентов)</w:t>
+      </w:r>
+    </w:p>
+    <w:p>
+      <w:pPr>
+        <w:pStyle w:val="a1"/>
+        <w:numPr>
+          <w:ilvl w:val="0"/>
+          <w:numId w:val="40"/>
+        </w:numPr>
+      </w:pPr>
+      <w:r>
+        <w:t xml:space="preserve">            + "; дублей: " + Строка(НайденоДублей) + "; ошибок: " + Строка(ОшибокЗагрузки));</w:t>
+      </w:r>
+    </w:p>
+    <w:p>
+      <w:pPr>
+        <w:pStyle w:val="a1"/>
+        <w:numPr>
+          <w:ilvl w:val="0"/>
+          <w:numId w:val="40"/>
+        </w:numPr>
+      </w:pPr>
+    </w:p>
+    <w:p>
+      <w:pPr>
+        <w:pStyle w:val="a1"/>
+        <w:numPr>
+          <w:ilvl w:val="0"/>
+          <w:numId w:val="40"/>
+        </w:numPr>
       </w:pPr>
       <w:r>
         <w:rPr>
           <w:lang w:val="ru-RU"/>
         </w:rPr>
-        <w:t xml:space="preserve">    Диалог = Новый ДиалогВыбораФайла(РежимДиалогаВыбораФайла.Открытие);</w:t>
+        <w:t xml:space="preserve">    </w:t>
+      </w:r>
+      <w:r>
+        <w:t>Исключение</w:t>
       </w:r>
     </w:p>
     <w:p>
@@ -22027,24 +22979,351 @@
           <w:ilvl w:val="0"/>
           <w:numId w:val="40"/>
         </w:numPr>
+      </w:pPr>
+    </w:p>
+    <w:p>
+      <w:pPr>
+        <w:pStyle w:val="a1"/>
+        <w:numPr>
+          <w:ilvl w:val="0"/>
+          <w:numId w:val="40"/>
+        </w:numPr>
+      </w:pPr>
+      <w:r>
+        <w:t xml:space="preserve">        Сообщить("Ошибка загрузки: " + ОписаниеОшибки());</w:t>
+      </w:r>
+    </w:p>
+    <w:p>
+      <w:pPr>
+        <w:pStyle w:val="a1"/>
+        <w:numPr>
+          <w:ilvl w:val="0"/>
+          <w:numId w:val="40"/>
+        </w:numPr>
+      </w:pPr>
+    </w:p>
+    <w:p>
+      <w:pPr>
+        <w:pStyle w:val="a1"/>
+        <w:numPr>
+          <w:ilvl w:val="0"/>
+          <w:numId w:val="40"/>
+        </w:numPr>
+      </w:pPr>
+      <w:r>
+        <w:t xml:space="preserve">    КонецПопытки;</w:t>
+      </w:r>
+    </w:p>
+    <w:p>
+      <w:pPr>
+        <w:pStyle w:val="a1"/>
+        <w:numPr>
+          <w:ilvl w:val="0"/>
+          <w:numId w:val="40"/>
+        </w:numPr>
+      </w:pPr>
+    </w:p>
+    <w:p>
+      <w:pPr>
+        <w:pStyle w:val="a1"/>
+        <w:numPr>
+          <w:ilvl w:val="0"/>
+          <w:numId w:val="40"/>
+        </w:numPr>
+      </w:pPr>
+      <w:r>
+        <w:t>КонецПроцедуры</w:t>
+      </w:r>
+    </w:p>
+    <w:p>
+      <w:pPr>
+        <w:pStyle w:val="a1"/>
+        <w:numPr>
+          <w:ilvl w:val="0"/>
+          <w:numId w:val="40"/>
+        </w:numPr>
+      </w:pPr>
+    </w:p>
+    <w:p>
+      <w:pPr>
+        <w:pStyle w:val="a1"/>
+        <w:numPr>
+          <w:ilvl w:val="0"/>
+          <w:numId w:val="40"/>
+        </w:numPr>
+      </w:pPr>
+      <w:r>
+        <w:t>&amp;НаСервере</w:t>
+      </w:r>
+    </w:p>
+    <w:p>
+      <w:pPr>
+        <w:pStyle w:val="a1"/>
+        <w:numPr>
+          <w:ilvl w:val="0"/>
+          <w:numId w:val="40"/>
+        </w:numPr>
+      </w:pPr>
+      <w:r>
+        <w:t>Процедура ЗагрузитьКонтрагентовНаСервере()</w:t>
+      </w:r>
+    </w:p>
+    <w:p>
+      <w:pPr>
+        <w:pStyle w:val="a1"/>
+        <w:numPr>
+          <w:ilvl w:val="0"/>
+          <w:numId w:val="40"/>
+        </w:numPr>
+      </w:pPr>
+    </w:p>
+    <w:p>
+      <w:pPr>
+        <w:pStyle w:val="a1"/>
+        <w:numPr>
+          <w:ilvl w:val="0"/>
+          <w:numId w:val="40"/>
+        </w:numPr>
+      </w:pPr>
+      <w:r>
+        <w:t xml:space="preserve">    ВремяОперации = ТекущаяДата();</w:t>
+      </w:r>
+    </w:p>
+    <w:p>
+      <w:pPr>
+        <w:pStyle w:val="a1"/>
+        <w:numPr>
+          <w:ilvl w:val="0"/>
+          <w:numId w:val="40"/>
+        </w:numPr>
+      </w:pPr>
+    </w:p>
+    <w:p>
+      <w:pPr>
+        <w:pStyle w:val="a1"/>
+        <w:numPr>
+          <w:ilvl w:val="0"/>
+          <w:numId w:val="40"/>
+        </w:numPr>
+      </w:pPr>
+      <w:r>
+        <w:t xml:space="preserve">    СозданоКонтрагентов = 0;</w:t>
+      </w:r>
+    </w:p>
+    <w:p>
+      <w:pPr>
+        <w:pStyle w:val="a1"/>
+        <w:numPr>
+          <w:ilvl w:val="0"/>
+          <w:numId w:val="40"/>
+        </w:numPr>
+      </w:pPr>
+      <w:r>
+        <w:t xml:space="preserve">    НайденоДублей = 0;</w:t>
+      </w:r>
+    </w:p>
+    <w:p>
+      <w:pPr>
+        <w:pStyle w:val="a1"/>
+        <w:numPr>
+          <w:ilvl w:val="0"/>
+          <w:numId w:val="40"/>
+        </w:numPr>
+      </w:pPr>
+      <w:r>
+        <w:t xml:space="preserve">    ОшибокЗагрузки = 0;</w:t>
+      </w:r>
+    </w:p>
+    <w:p>
+      <w:pPr>
+        <w:pStyle w:val="a1"/>
+        <w:numPr>
+          <w:ilvl w:val="0"/>
+          <w:numId w:val="40"/>
+        </w:numPr>
+      </w:pPr>
+    </w:p>
+    <w:p>
+      <w:pPr>
+        <w:pStyle w:val="a1"/>
+        <w:numPr>
+          <w:ilvl w:val="0"/>
+          <w:numId w:val="40"/>
+        </w:numPr>
+      </w:pPr>
+      <w:r>
+        <w:t xml:space="preserve">    СписокСозданных = "";</w:t>
+      </w:r>
+    </w:p>
+    <w:p>
+      <w:pPr>
+        <w:pStyle w:val="a1"/>
+        <w:numPr>
+          <w:ilvl w:val="0"/>
+          <w:numId w:val="40"/>
+        </w:numPr>
+      </w:pPr>
+      <w:r>
+        <w:t xml:space="preserve">    СписокДублей = "";</w:t>
+      </w:r>
+    </w:p>
+    <w:p>
+      <w:pPr>
+        <w:pStyle w:val="a1"/>
+        <w:numPr>
+          <w:ilvl w:val="0"/>
+          <w:numId w:val="40"/>
+        </w:numPr>
+      </w:pPr>
+      <w:r>
+        <w:t xml:space="preserve">    СписокОшибок = "";</w:t>
+      </w:r>
+    </w:p>
+    <w:p>
+      <w:pPr>
+        <w:pStyle w:val="a1"/>
+        <w:numPr>
+          <w:ilvl w:val="0"/>
+          <w:numId w:val="40"/>
+        </w:numPr>
+      </w:pPr>
+    </w:p>
+    <w:p>
+      <w:pPr>
+        <w:pStyle w:val="a1"/>
+        <w:numPr>
+          <w:ilvl w:val="0"/>
+          <w:numId w:val="40"/>
+        </w:numPr>
+      </w:pPr>
+      <w:r>
+        <w:t xml:space="preserve">    ИсходныйФайл = Новый Файл(СокрЛП(Путь</w:t>
+      </w:r>
+      <w:r>
+        <w:t>Excel</w:t>
+      </w:r>
+      <w:r>
+        <w:t>));</w:t>
+      </w:r>
+    </w:p>
+    <w:p>
+      <w:pPr>
+        <w:pStyle w:val="a1"/>
+        <w:numPr>
+          <w:ilvl w:val="0"/>
+          <w:numId w:val="40"/>
+        </w:numPr>
+      </w:pPr>
+    </w:p>
+    <w:p>
+      <w:pPr>
+        <w:pStyle w:val="a1"/>
+        <w:numPr>
+          <w:ilvl w:val="0"/>
+          <w:numId w:val="40"/>
+        </w:numPr>
+      </w:pPr>
+      <w:r>
         <w:rPr>
           <w:lang w:val="ru-RU"/>
         </w:rPr>
+        <w:t xml:space="preserve">    </w:t>
+      </w:r>
+      <w:r>
+        <w:t>Если Не ИсходныйФайл.Существует() Тогда</w:t>
+      </w:r>
+    </w:p>
+    <w:p>
+      <w:pPr>
+        <w:pStyle w:val="a1"/>
+        <w:numPr>
+          <w:ilvl w:val="0"/>
+          <w:numId w:val="40"/>
+        </w:numPr>
+      </w:pPr>
+      <w:r>
+        <w:t xml:space="preserve">        ВызватьИсключение "Файл не найден: " + Путь</w:t>
+      </w:r>
+      <w:r>
+        <w:t>Excel</w:t>
+      </w:r>
+      <w:r>
+        <w:t>;</w:t>
+      </w:r>
+    </w:p>
+    <w:p>
+      <w:pPr>
+        <w:pStyle w:val="a1"/>
+        <w:numPr>
+          <w:ilvl w:val="0"/>
+          <w:numId w:val="40"/>
+        </w:numPr>
       </w:pPr>
       <w:r>
         <w:rPr>
           <w:lang w:val="ru-RU"/>
         </w:rPr>
-        <w:t xml:space="preserve">    Диалог.Заголовок = "Выберите </w:t>
+        <w:t xml:space="preserve">    </w:t>
+      </w:r>
+      <w:r>
+        <w:t>КонецЕсли;</w:t>
+      </w:r>
+    </w:p>
+    <w:p>
+      <w:pPr>
+        <w:pStyle w:val="a1"/>
+        <w:numPr>
+          <w:ilvl w:val="0"/>
+          <w:numId w:val="40"/>
+        </w:numPr>
+      </w:pPr>
+    </w:p>
+    <w:p>
+      <w:pPr>
+        <w:pStyle w:val="a1"/>
+        <w:numPr>
+          <w:ilvl w:val="0"/>
+          <w:numId w:val="40"/>
+        </w:numPr>
+      </w:pPr>
+      <w:r>
+        <w:t xml:space="preserve">    Если ИсходныйФайл.ЭтоКаталог() Тогда</w:t>
+      </w:r>
+    </w:p>
+    <w:p>
+      <w:pPr>
+        <w:pStyle w:val="a1"/>
+        <w:numPr>
+          <w:ilvl w:val="0"/>
+          <w:numId w:val="40"/>
+        </w:numPr>
+      </w:pPr>
+      <w:r>
+        <w:t xml:space="preserve">        ВызватьИсключение "Выберите </w:t>
       </w:r>
       <w:r>
         <w:t>Excel</w:t>
       </w:r>
       <w:r>
+        <w:t>-файл, а не папку.";</w:t>
+      </w:r>
+    </w:p>
+    <w:p>
+      <w:pPr>
+        <w:pStyle w:val="a1"/>
+        <w:numPr>
+          <w:ilvl w:val="0"/>
+          <w:numId w:val="40"/>
+        </w:numPr>
+      </w:pPr>
+      <w:r>
         <w:rPr>
           <w:lang w:val="ru-RU"/>
         </w:rPr>
-        <w:t>-файл с контрагентами";</w:t>
+        <w:t xml:space="preserve">    </w:t>
+      </w:r>
+      <w:r>
+        <w:t>КонецЕсли;</w:t>
       </w:r>
     </w:p>
     <w:p>
@@ -22054,42 +23333,492 @@
           <w:ilvl w:val="0"/>
           <w:numId w:val="40"/>
         </w:numPr>
+      </w:pPr>
+    </w:p>
+    <w:p>
+      <w:pPr>
+        <w:pStyle w:val="a1"/>
+        <w:numPr>
+          <w:ilvl w:val="0"/>
+          <w:numId w:val="40"/>
+        </w:numPr>
+      </w:pPr>
+      <w:r>
+        <w:t xml:space="preserve">    ТабДок = Новый ТабличныйДокумент;</w:t>
+      </w:r>
+    </w:p>
+    <w:p>
+      <w:pPr>
+        <w:pStyle w:val="a1"/>
+        <w:numPr>
+          <w:ilvl w:val="0"/>
+          <w:numId w:val="40"/>
+        </w:numPr>
+      </w:pPr>
+      <w:r>
+        <w:t xml:space="preserve">    ТабДок.Прочитать(Путь</w:t>
+      </w:r>
+      <w:r>
+        <w:t>Excel</w:t>
+      </w:r>
+      <w:r>
+        <w:t>, СпособЧтенияЗначенийТабличногоДокумента.Значение);</w:t>
+      </w:r>
+    </w:p>
+    <w:p>
+      <w:pPr>
+        <w:pStyle w:val="a1"/>
+        <w:numPr>
+          <w:ilvl w:val="0"/>
+          <w:numId w:val="40"/>
+        </w:numPr>
+      </w:pPr>
+    </w:p>
+    <w:p>
+      <w:pPr>
+        <w:pStyle w:val="a1"/>
+        <w:numPr>
+          <w:ilvl w:val="0"/>
+          <w:numId w:val="40"/>
+        </w:numPr>
+      </w:pPr>
+      <w:r>
         <w:rPr>
           <w:lang w:val="ru-RU"/>
         </w:rPr>
+        <w:t xml:space="preserve">    </w:t>
+      </w:r>
+      <w:r>
+        <w:t>Если ТабДок.ШиринаТаблицы &lt; 5 Тогда</w:t>
+      </w:r>
+    </w:p>
+    <w:p>
+      <w:pPr>
+        <w:pStyle w:val="a1"/>
+        <w:numPr>
+          <w:ilvl w:val="0"/>
+          <w:numId w:val="40"/>
+        </w:numPr>
+      </w:pPr>
+      <w:r>
+        <w:t xml:space="preserve">        ВызватьИсключение "В файле должно быть не менее пяти столбцов.";</w:t>
+      </w:r>
+    </w:p>
+    <w:p>
+      <w:pPr>
+        <w:pStyle w:val="a1"/>
+        <w:numPr>
+          <w:ilvl w:val="0"/>
+          <w:numId w:val="40"/>
+        </w:numPr>
       </w:pPr>
       <w:r>
         <w:rPr>
           <w:lang w:val="ru-RU"/>
         </w:rPr>
-        <w:t xml:space="preserve">    Диалог.Фильтр = "Файлы </w:t>
-      </w:r>
-      <w:r>
-        <w:t>Excel</w:t>
-      </w:r>
+        <w:t xml:space="preserve">    </w:t>
+      </w:r>
+      <w:r>
+        <w:t>КонецЕсли;</w:t>
+      </w:r>
+    </w:p>
+    <w:p>
+      <w:pPr>
+        <w:pStyle w:val="a1"/>
+        <w:numPr>
+          <w:ilvl w:val="0"/>
+          <w:numId w:val="40"/>
+        </w:numPr>
+      </w:pPr>
+    </w:p>
+    <w:p>
+      <w:pPr>
+        <w:pStyle w:val="a1"/>
+        <w:numPr>
+          <w:ilvl w:val="0"/>
+          <w:numId w:val="40"/>
+        </w:numPr>
+      </w:pPr>
+      <w:r>
+        <w:t xml:space="preserve">    Если ТабДок.ВысотаТаблицы &lt; 2 Тогда</w:t>
+      </w:r>
+    </w:p>
+    <w:p>
+      <w:pPr>
+        <w:pStyle w:val="a1"/>
+        <w:numPr>
+          <w:ilvl w:val="0"/>
+          <w:numId w:val="40"/>
+        </w:numPr>
+      </w:pPr>
+      <w:r>
+        <w:t xml:space="preserve">        ВызватьИсключение "В файле нет строк с данными.";</w:t>
+      </w:r>
+    </w:p>
+    <w:p>
+      <w:pPr>
+        <w:pStyle w:val="a1"/>
+        <w:numPr>
+          <w:ilvl w:val="0"/>
+          <w:numId w:val="40"/>
+        </w:numPr>
+      </w:pPr>
       <w:r>
         <w:rPr>
           <w:lang w:val="ru-RU"/>
         </w:rPr>
-        <w:t xml:space="preserve"> (*.</w:t>
-      </w:r>
-      <w:r>
-        <w:t>xlsx</w:t>
-      </w:r>
+        <w:t xml:space="preserve">    </w:t>
+      </w:r>
+      <w:r>
+        <w:t>КонецЕсли;</w:t>
+      </w:r>
+    </w:p>
+    <w:p>
+      <w:pPr>
+        <w:pStyle w:val="a1"/>
+        <w:numPr>
+          <w:ilvl w:val="0"/>
+          <w:numId w:val="40"/>
+        </w:numPr>
+      </w:pPr>
+    </w:p>
+    <w:p>
+      <w:pPr>
+        <w:pStyle w:val="a1"/>
+        <w:numPr>
+          <w:ilvl w:val="0"/>
+          <w:numId w:val="40"/>
+        </w:numPr>
+      </w:pPr>
+      <w:r>
+        <w:t xml:space="preserve">    Для НомерСтроки = 2 По ТабДок.ВысотаТаблицы Цикл</w:t>
+      </w:r>
+    </w:p>
+    <w:p>
+      <w:pPr>
+        <w:pStyle w:val="a1"/>
+        <w:numPr>
+          <w:ilvl w:val="0"/>
+          <w:numId w:val="40"/>
+        </w:numPr>
+      </w:pPr>
+    </w:p>
+    <w:p>
+      <w:pPr>
+        <w:pStyle w:val="a1"/>
+        <w:numPr>
+          <w:ilvl w:val="0"/>
+          <w:numId w:val="40"/>
+        </w:numPr>
+      </w:pPr>
+      <w:r>
+        <w:t xml:space="preserve">        КраткоеИмя = СокрЛП(ТабДок.Область(НомерСтроки, 1).Текст);</w:t>
+      </w:r>
+    </w:p>
+    <w:p>
+      <w:pPr>
+        <w:pStyle w:val="a1"/>
+        <w:numPr>
+          <w:ilvl w:val="0"/>
+          <w:numId w:val="40"/>
+        </w:numPr>
+      </w:pPr>
+      <w:r>
+        <w:t xml:space="preserve">        ПолноеИмя = СокрЛП(ТабДок.Область(НомерСтроки, 2).Текст);</w:t>
+      </w:r>
+    </w:p>
+    <w:p>
+      <w:pPr>
+        <w:pStyle w:val="a1"/>
+        <w:numPr>
+          <w:ilvl w:val="0"/>
+          <w:numId w:val="40"/>
+        </w:numPr>
+      </w:pPr>
+      <w:r>
+        <w:t xml:space="preserve">        ВидИзФайла = СокрЛП(ТабДок.Область(НомерСтроки, 3).Текст);</w:t>
+      </w:r>
+    </w:p>
+    <w:p>
+      <w:pPr>
+        <w:pStyle w:val="a1"/>
+        <w:numPr>
+          <w:ilvl w:val="0"/>
+          <w:numId w:val="40"/>
+        </w:numPr>
+      </w:pPr>
+      <w:r>
+        <w:t xml:space="preserve">        ТекстИНН = СокрЛП(ТабДок.Область(НомерСтроки, 4).Текст);</w:t>
+      </w:r>
+    </w:p>
+    <w:p>
+      <w:pPr>
+        <w:pStyle w:val="a1"/>
+        <w:numPr>
+          <w:ilvl w:val="0"/>
+          <w:numId w:val="40"/>
+        </w:numPr>
+      </w:pPr>
+      <w:r>
+        <w:t xml:space="preserve">        ТекстКПП = СокрЛП(ТабДок.Область(НомерСтроки, 5).Текст);</w:t>
+      </w:r>
+    </w:p>
+    <w:p>
+      <w:pPr>
+        <w:pStyle w:val="a1"/>
+        <w:numPr>
+          <w:ilvl w:val="0"/>
+          <w:numId w:val="40"/>
+        </w:numPr>
+      </w:pPr>
+    </w:p>
+    <w:p>
+      <w:pPr>
+        <w:pStyle w:val="a1"/>
+        <w:numPr>
+          <w:ilvl w:val="0"/>
+          <w:numId w:val="40"/>
+        </w:numPr>
+      </w:pPr>
+      <w:r>
+        <w:t xml:space="preserve">        Если ПустаяСтрока(КраткоеИмя + ПолноеИмя + ВидИзФайла + ТекстИНН + ТекстКПП) Тогда</w:t>
+      </w:r>
+    </w:p>
+    <w:p>
+      <w:pPr>
+        <w:pStyle w:val="a1"/>
+        <w:numPr>
+          <w:ilvl w:val="0"/>
+          <w:numId w:val="40"/>
+        </w:numPr>
+      </w:pPr>
+      <w:r>
+        <w:t xml:space="preserve">            </w:t>
+      </w:r>
+      <w:r>
+        <w:t>Продолжить;</w:t>
+      </w:r>
+    </w:p>
+    <w:p>
+      <w:pPr>
+        <w:pStyle w:val="a1"/>
+        <w:numPr>
+          <w:ilvl w:val="0"/>
+          <w:numId w:val="40"/>
+        </w:numPr>
+      </w:pPr>
+      <w:r>
+        <w:t xml:space="preserve">        КонецЕсли;</w:t>
+      </w:r>
+    </w:p>
+    <w:p>
+      <w:pPr>
+        <w:pStyle w:val="a1"/>
+        <w:numPr>
+          <w:ilvl w:val="0"/>
+          <w:numId w:val="40"/>
+        </w:numPr>
+      </w:pPr>
+    </w:p>
+    <w:p>
+      <w:pPr>
+        <w:pStyle w:val="a1"/>
+        <w:numPr>
+          <w:ilvl w:val="0"/>
+          <w:numId w:val="40"/>
+        </w:numPr>
+      </w:pPr>
+      <w:r>
+        <w:t xml:space="preserve">        // Сбрасываем значение, чтобы ошибка чтения не подставила ИНН предыдущей строки.</w:t>
+      </w:r>
+    </w:p>
+    <w:p>
+      <w:pPr>
+        <w:pStyle w:val="a1"/>
+        <w:numPr>
+          <w:ilvl w:val="0"/>
+          <w:numId w:val="40"/>
+        </w:numPr>
+      </w:pPr>
       <w:r>
         <w:rPr>
           <w:lang w:val="ru-RU"/>
         </w:rPr>
-        <w:t>)|*.</w:t>
-      </w:r>
-      <w:r>
-        <w:t>xlsx</w:t>
-      </w:r>
+        <w:t xml:space="preserve">        </w:t>
+      </w:r>
+      <w:r>
+        <w:t>ИНН = "";</w:t>
+      </w:r>
+    </w:p>
+    <w:p>
+      <w:pPr>
+        <w:pStyle w:val="a1"/>
+        <w:numPr>
+          <w:ilvl w:val="0"/>
+          <w:numId w:val="40"/>
+        </w:numPr>
+      </w:pPr>
+    </w:p>
+    <w:p>
+      <w:pPr>
+        <w:pStyle w:val="a1"/>
+        <w:numPr>
+          <w:ilvl w:val="0"/>
+          <w:numId w:val="40"/>
+        </w:numPr>
+      </w:pPr>
+      <w:r>
+        <w:t xml:space="preserve">        ОписаниеСтроки = "Строка " + Строка(НомерСтроки) + ": ";</w:t>
+      </w:r>
+    </w:p>
+    <w:p>
+      <w:pPr>
+        <w:pStyle w:val="a1"/>
+        <w:numPr>
+          <w:ilvl w:val="0"/>
+          <w:numId w:val="40"/>
+        </w:numPr>
+      </w:pPr>
+    </w:p>
+    <w:p>
+      <w:pPr>
+        <w:pStyle w:val="a1"/>
+        <w:numPr>
+          <w:ilvl w:val="0"/>
+          <w:numId w:val="40"/>
+        </w:numPr>
+      </w:pPr>
+      <w:r>
+        <w:t xml:space="preserve">        Если ПустаяСтрока(КраткоеИмя) Тогда</w:t>
+      </w:r>
+    </w:p>
+    <w:p>
+      <w:pPr>
+        <w:pStyle w:val="a1"/>
+        <w:numPr>
+          <w:ilvl w:val="0"/>
+          <w:numId w:val="40"/>
+        </w:numPr>
+      </w:pPr>
+      <w:r>
+        <w:t xml:space="preserve">            ОписаниеСтроки = ОписаниеСтроки + "&lt;без наименования&gt;";</w:t>
+      </w:r>
+    </w:p>
+    <w:p>
+      <w:pPr>
+        <w:pStyle w:val="a1"/>
+        <w:numPr>
+          <w:ilvl w:val="0"/>
+          <w:numId w:val="40"/>
+        </w:numPr>
+      </w:pPr>
+      <w:r>
+        <w:t xml:space="preserve">        Иначе</w:t>
+      </w:r>
+    </w:p>
+    <w:p>
+      <w:pPr>
+        <w:pStyle w:val="a1"/>
+        <w:numPr>
+          <w:ilvl w:val="0"/>
+          <w:numId w:val="40"/>
+        </w:numPr>
+      </w:pPr>
+      <w:r>
+        <w:t xml:space="preserve">            ОписаниеСтроки = ОписаниеСтроки + КраткоеИмя;</w:t>
+      </w:r>
+    </w:p>
+    <w:p>
+      <w:pPr>
+        <w:pStyle w:val="a1"/>
+        <w:numPr>
+          <w:ilvl w:val="0"/>
+          <w:numId w:val="40"/>
+        </w:numPr>
+      </w:pPr>
+      <w:r>
+        <w:t xml:space="preserve">        КонецЕсли;</w:t>
+      </w:r>
+    </w:p>
+    <w:p>
+      <w:pPr>
+        <w:pStyle w:val="a1"/>
+        <w:numPr>
+          <w:ilvl w:val="0"/>
+          <w:numId w:val="40"/>
+        </w:numPr>
+      </w:pPr>
+    </w:p>
+    <w:p>
+      <w:pPr>
+        <w:pStyle w:val="a1"/>
+        <w:numPr>
+          <w:ilvl w:val="0"/>
+          <w:numId w:val="40"/>
+        </w:numPr>
+      </w:pPr>
+      <w:r>
+        <w:t xml:space="preserve">        Попытка</w:t>
+      </w:r>
+    </w:p>
+    <w:p>
+      <w:pPr>
+        <w:pStyle w:val="a1"/>
+        <w:numPr>
+          <w:ilvl w:val="0"/>
+          <w:numId w:val="40"/>
+        </w:numPr>
+      </w:pPr>
+    </w:p>
+    <w:p>
+      <w:pPr>
+        <w:pStyle w:val="a1"/>
+        <w:numPr>
+          <w:ilvl w:val="0"/>
+          <w:numId w:val="40"/>
+        </w:numPr>
+      </w:pPr>
+      <w:r>
+        <w:t xml:space="preserve">            ИНН = ПрочитатьКодИзЯчейки(ТабДок.Область(НомерСтроки, 4));</w:t>
+      </w:r>
+    </w:p>
+    <w:p>
+      <w:pPr>
+        <w:pStyle w:val="a1"/>
+        <w:numPr>
+          <w:ilvl w:val="0"/>
+          <w:numId w:val="40"/>
+        </w:numPr>
+      </w:pPr>
+      <w:r>
+        <w:t xml:space="preserve">            КПП = ПрочитатьКодИзЯчейки(ТабДок.Область(НомерСтроки, 5));</w:t>
+      </w:r>
+    </w:p>
+    <w:p>
+      <w:pPr>
+        <w:pStyle w:val="a1"/>
+        <w:numPr>
+          <w:ilvl w:val="0"/>
+          <w:numId w:val="40"/>
+        </w:numPr>
+      </w:pPr>
+    </w:p>
+    <w:p>
+      <w:pPr>
+        <w:pStyle w:val="a1"/>
+        <w:numPr>
+          <w:ilvl w:val="0"/>
+          <w:numId w:val="40"/>
+        </w:numPr>
+      </w:pPr>
       <w:r>
         <w:rPr>
           <w:lang w:val="ru-RU"/>
         </w:rPr>
-        <w:t>";</w:t>
+        <w:t xml:space="preserve">            </w:t>
+      </w:r>
+      <w:r>
+        <w:t>Если ПустаяСтрока(ИНН) Тогда</w:t>
       </w:r>
     </w:p>
     <w:p>
@@ -22101,13 +23830,346 @@
         </w:numPr>
       </w:pPr>
       <w:r>
+        <w:t xml:space="preserve">                ВызватьИсключение "Не заполнен ИНН.";</w:t>
+      </w:r>
+    </w:p>
+    <w:p>
+      <w:pPr>
+        <w:pStyle w:val="a1"/>
+        <w:numPr>
+          <w:ilvl w:val="0"/>
+          <w:numId w:val="40"/>
+        </w:numPr>
+      </w:pPr>
+      <w:r>
+        <w:t xml:space="preserve">            КонецЕсли;</w:t>
+      </w:r>
+    </w:p>
+    <w:p>
+      <w:pPr>
+        <w:pStyle w:val="a1"/>
+        <w:numPr>
+          <w:ilvl w:val="0"/>
+          <w:numId w:val="40"/>
+        </w:numPr>
+      </w:pPr>
+    </w:p>
+    <w:p>
+      <w:pPr>
+        <w:pStyle w:val="a1"/>
+        <w:numPr>
+          <w:ilvl w:val="0"/>
+          <w:numId w:val="40"/>
+        </w:numPr>
+      </w:pPr>
+      <w:r>
+        <w:t xml:space="preserve">            Если СтрДлина(ИНН) &gt; 12 Тогда</w:t>
+      </w:r>
+    </w:p>
+    <w:p>
+      <w:pPr>
+        <w:pStyle w:val="a1"/>
+        <w:numPr>
+          <w:ilvl w:val="0"/>
+          <w:numId w:val="40"/>
+        </w:numPr>
+      </w:pPr>
+      <w:r>
+        <w:t xml:space="preserve">                ВызватьИсключение "ИНН длиннее 12 символов.";</w:t>
+      </w:r>
+    </w:p>
+    <w:p>
+      <w:pPr>
+        <w:pStyle w:val="a1"/>
+        <w:numPr>
+          <w:ilvl w:val="0"/>
+          <w:numId w:val="40"/>
+        </w:numPr>
+      </w:pPr>
+      <w:r>
+        <w:t xml:space="preserve">            КонецЕсли;</w:t>
+      </w:r>
+    </w:p>
+    <w:p>
+      <w:pPr>
+        <w:pStyle w:val="a1"/>
+        <w:numPr>
+          <w:ilvl w:val="0"/>
+          <w:numId w:val="40"/>
+        </w:numPr>
+      </w:pPr>
+    </w:p>
+    <w:p>
+      <w:pPr>
+        <w:pStyle w:val="a1"/>
+        <w:numPr>
+          <w:ilvl w:val="0"/>
+          <w:numId w:val="40"/>
+        </w:numPr>
+      </w:pPr>
+      <w:r>
+        <w:t xml:space="preserve">            Если СтрДлина(КПП) &gt; 9 Тогда</w:t>
+      </w:r>
+    </w:p>
+    <w:p>
+      <w:pPr>
+        <w:pStyle w:val="a1"/>
+        <w:numPr>
+          <w:ilvl w:val="0"/>
+          <w:numId w:val="40"/>
+        </w:numPr>
+      </w:pPr>
+      <w:r>
+        <w:t xml:space="preserve">                ВызватьИсключение "КПП длиннее 9 символов.";</w:t>
+      </w:r>
+    </w:p>
+    <w:p>
+      <w:pPr>
+        <w:pStyle w:val="a1"/>
+        <w:numPr>
+          <w:ilvl w:val="0"/>
+          <w:numId w:val="40"/>
+        </w:numPr>
+      </w:pPr>
+      <w:r>
+        <w:t xml:space="preserve">            КонецЕсли;</w:t>
+      </w:r>
+    </w:p>
+    <w:p>
+      <w:pPr>
+        <w:pStyle w:val="a1"/>
+        <w:numPr>
+          <w:ilvl w:val="0"/>
+          <w:numId w:val="40"/>
+        </w:numPr>
+      </w:pPr>
+    </w:p>
+    <w:p>
+      <w:pPr>
+        <w:pStyle w:val="a1"/>
+        <w:numPr>
+          <w:ilvl w:val="0"/>
+          <w:numId w:val="40"/>
+        </w:numPr>
+      </w:pPr>
+      <w:r>
+        <w:t xml:space="preserve">            СуществующийКонтрагент = НайтиКонтрагентаПоИНН(ИНН);</w:t>
+      </w:r>
+    </w:p>
+    <w:p>
+      <w:pPr>
+        <w:pStyle w:val="a1"/>
+        <w:numPr>
+          <w:ilvl w:val="0"/>
+          <w:numId w:val="40"/>
+        </w:numPr>
+      </w:pPr>
+    </w:p>
+    <w:p>
+      <w:pPr>
+        <w:pStyle w:val="a1"/>
+        <w:numPr>
+          <w:ilvl w:val="0"/>
+          <w:numId w:val="40"/>
+        </w:numPr>
+      </w:pPr>
+      <w:r>
+        <w:t xml:space="preserve">            Если Не СуществующийКонтрагент.Пустая() Тогда</w:t>
+      </w:r>
+    </w:p>
+    <w:p>
+      <w:pPr>
+        <w:pStyle w:val="a1"/>
+        <w:numPr>
+          <w:ilvl w:val="0"/>
+          <w:numId w:val="40"/>
+        </w:numPr>
+      </w:pPr>
+    </w:p>
+    <w:p>
+      <w:pPr>
+        <w:pStyle w:val="a1"/>
+        <w:numPr>
+          <w:ilvl w:val="0"/>
+          <w:numId w:val="40"/>
+        </w:numPr>
+      </w:pPr>
+      <w:r>
+        <w:t xml:space="preserve">                НайденоДублей = НайденоДублей + 1;</w:t>
+      </w:r>
+    </w:p>
+    <w:p>
+      <w:pPr>
+        <w:pStyle w:val="a1"/>
+        <w:numPr>
+          <w:ilvl w:val="0"/>
+          <w:numId w:val="40"/>
+        </w:numPr>
+      </w:pPr>
+    </w:p>
+    <w:p>
+      <w:pPr>
+        <w:pStyle w:val="a1"/>
+        <w:numPr>
+          <w:ilvl w:val="0"/>
+          <w:numId w:val="40"/>
+        </w:numPr>
+      </w:pPr>
+      <w:r>
+        <w:t xml:space="preserve">                СписокДублей = СписокДублей + "• " + ОписаниеСтроки + ", ИНН " + ИНН</w:t>
+      </w:r>
+    </w:p>
+    <w:p>
+      <w:pPr>
+        <w:pStyle w:val="a1"/>
+        <w:numPr>
+          <w:ilvl w:val="0"/>
+          <w:numId w:val="40"/>
+        </w:numPr>
+      </w:pPr>
+      <w:r>
+        <w:t xml:space="preserve">                    + " — уже существует: " + Строка(СуществующийКонтрагент) + "." + Символы.ПС;</w:t>
+      </w:r>
+    </w:p>
+    <w:p>
+      <w:pPr>
+        <w:pStyle w:val="a1"/>
+        <w:numPr>
+          <w:ilvl w:val="0"/>
+          <w:numId w:val="40"/>
+        </w:numPr>
+      </w:pPr>
+    </w:p>
+    <w:p>
+      <w:pPr>
+        <w:pStyle w:val="a1"/>
+        <w:numPr>
+          <w:ilvl w:val="0"/>
+          <w:numId w:val="40"/>
+        </w:numPr>
+      </w:pPr>
+      <w:r>
+        <w:t xml:space="preserve">                </w:t>
+      </w:r>
+      <w:r>
+        <w:t>Продолжить;</w:t>
+      </w:r>
+    </w:p>
+    <w:p>
+      <w:pPr>
+        <w:pStyle w:val="a1"/>
+        <w:numPr>
+          <w:ilvl w:val="0"/>
+          <w:numId w:val="40"/>
+        </w:numPr>
+      </w:pPr>
+    </w:p>
+    <w:p>
+      <w:pPr>
+        <w:pStyle w:val="a1"/>
+        <w:numPr>
+          <w:ilvl w:val="0"/>
+          <w:numId w:val="40"/>
+        </w:numPr>
+      </w:pPr>
+      <w:r>
+        <w:t xml:space="preserve">            КонецЕсли;</w:t>
+      </w:r>
+    </w:p>
+    <w:p>
+      <w:pPr>
+        <w:pStyle w:val="a1"/>
+        <w:numPr>
+          <w:ilvl w:val="0"/>
+          <w:numId w:val="40"/>
+        </w:numPr>
+      </w:pPr>
+    </w:p>
+    <w:p>
+      <w:pPr>
+        <w:pStyle w:val="a1"/>
+        <w:numPr>
+          <w:ilvl w:val="0"/>
+          <w:numId w:val="40"/>
+        </w:numPr>
+      </w:pPr>
+      <w:r>
+        <w:t xml:space="preserve">            Если ПустаяСтрока(КраткоеИмя) Тогда</w:t>
+      </w:r>
+    </w:p>
+    <w:p>
+      <w:pPr>
+        <w:pStyle w:val="a1"/>
+        <w:numPr>
+          <w:ilvl w:val="0"/>
+          <w:numId w:val="40"/>
+        </w:numPr>
+      </w:pPr>
+      <w:r>
+        <w:t xml:space="preserve">                ВызватьИсключение "Не заполнено краткое наименование.";</w:t>
+      </w:r>
+    </w:p>
+    <w:p>
+      <w:pPr>
+        <w:pStyle w:val="a1"/>
+        <w:numPr>
+          <w:ilvl w:val="0"/>
+          <w:numId w:val="40"/>
+        </w:numPr>
+      </w:pPr>
+      <w:r>
+        <w:t xml:space="preserve">            </w:t>
+      </w:r>
+      <w:r>
+        <w:t>КонецЕсли;</w:t>
+      </w:r>
+    </w:p>
+    <w:p>
+      <w:pPr>
+        <w:pStyle w:val="a1"/>
+        <w:numPr>
+          <w:ilvl w:val="0"/>
+          <w:numId w:val="40"/>
+        </w:numPr>
+      </w:pPr>
+    </w:p>
+    <w:p>
+      <w:pPr>
+        <w:pStyle w:val="a1"/>
+        <w:numPr>
+          <w:ilvl w:val="0"/>
+          <w:numId w:val="40"/>
+        </w:numPr>
+      </w:pPr>
+      <w:r>
+        <w:t xml:space="preserve">            СоздатьКонтрагента(КраткоеИмя, ПолноеИмя, ВидИзФайла, ИНН, КПП);</w:t>
+      </w:r>
+    </w:p>
+    <w:p>
+      <w:pPr>
+        <w:pStyle w:val="a1"/>
+        <w:numPr>
+          <w:ilvl w:val="0"/>
+          <w:numId w:val="40"/>
+        </w:numPr>
+      </w:pPr>
+    </w:p>
+    <w:p>
+      <w:pPr>
+        <w:pStyle w:val="a1"/>
+        <w:numPr>
+          <w:ilvl w:val="0"/>
+          <w:numId w:val="40"/>
+        </w:numPr>
+      </w:pPr>
+      <w:r>
         <w:rPr>
           <w:lang w:val="ru-RU"/>
         </w:rPr>
-        <w:t xml:space="preserve">    </w:t>
-      </w:r>
-      <w:r>
-        <w:t>Диалог.МножественныйВыбор = Ложь;</w:t>
+        <w:t xml:space="preserve">            </w:t>
+      </w:r>
+      <w:r>
+        <w:t>СозданоКонтрагентов = СозданоКонтрагентов + 1;</w:t>
       </w:r>
     </w:p>
     <w:p>
@@ -22128,7 +24190,7 @@
         </w:numPr>
       </w:pPr>
       <w:r>
-        <w:t xml:space="preserve">    Если Не ПустаяСтрока(ПутьExcel) Тогда</w:t>
+        <w:t xml:space="preserve">            СписокСозданных = СписокСозданных + "• " + ОписаниеСтроки</w:t>
       </w:r>
     </w:p>
     <w:p>
@@ -22140,7 +24202,7 @@
         </w:numPr>
       </w:pPr>
       <w:r>
-        <w:t xml:space="preserve">        Диалог.ПолноеИмяФайла = ПутьExcel;</w:t>
+        <w:t xml:space="preserve">                + ", ИНН " + ИНН + "." + Символы.ПС;</w:t>
       </w:r>
     </w:p>
     <w:p>
@@ -22151,6 +24213,270 @@
           <w:numId w:val="40"/>
         </w:numPr>
       </w:pPr>
+    </w:p>
+    <w:p>
+      <w:pPr>
+        <w:pStyle w:val="a1"/>
+        <w:numPr>
+          <w:ilvl w:val="0"/>
+          <w:numId w:val="40"/>
+        </w:numPr>
+      </w:pPr>
+      <w:r>
+        <w:t xml:space="preserve">        Исключение</w:t>
+      </w:r>
+    </w:p>
+    <w:p>
+      <w:pPr>
+        <w:pStyle w:val="a1"/>
+        <w:numPr>
+          <w:ilvl w:val="0"/>
+          <w:numId w:val="40"/>
+        </w:numPr>
+      </w:pPr>
+    </w:p>
+    <w:p>
+      <w:pPr>
+        <w:pStyle w:val="a1"/>
+        <w:numPr>
+          <w:ilvl w:val="0"/>
+          <w:numId w:val="40"/>
+        </w:numPr>
+      </w:pPr>
+      <w:r>
+        <w:t xml:space="preserve">            ОшибокЗагрузки = ОшибокЗагрузки + 1;</w:t>
+      </w:r>
+    </w:p>
+    <w:p>
+      <w:pPr>
+        <w:pStyle w:val="a1"/>
+        <w:numPr>
+          <w:ilvl w:val="0"/>
+          <w:numId w:val="40"/>
+        </w:numPr>
+      </w:pPr>
+    </w:p>
+    <w:p>
+      <w:pPr>
+        <w:pStyle w:val="a1"/>
+        <w:numPr>
+          <w:ilvl w:val="0"/>
+          <w:numId w:val="40"/>
+        </w:numPr>
+      </w:pPr>
+      <w:r>
+        <w:t xml:space="preserve">            Если ПустаяСтрока(ИНН) Тогда</w:t>
+      </w:r>
+    </w:p>
+    <w:p>
+      <w:pPr>
+        <w:pStyle w:val="a1"/>
+        <w:numPr>
+          <w:ilvl w:val="0"/>
+          <w:numId w:val="40"/>
+        </w:numPr>
+      </w:pPr>
+      <w:r>
+        <w:t xml:space="preserve">                ИННДляЖурнала = ТекстИНН;</w:t>
+      </w:r>
+    </w:p>
+    <w:p>
+      <w:pPr>
+        <w:pStyle w:val="a1"/>
+        <w:numPr>
+          <w:ilvl w:val="0"/>
+          <w:numId w:val="40"/>
+        </w:numPr>
+      </w:pPr>
+      <w:r>
+        <w:t xml:space="preserve">            Иначе</w:t>
+      </w:r>
+    </w:p>
+    <w:p>
+      <w:pPr>
+        <w:pStyle w:val="a1"/>
+        <w:numPr>
+          <w:ilvl w:val="0"/>
+          <w:numId w:val="40"/>
+        </w:numPr>
+      </w:pPr>
+      <w:r>
+        <w:t xml:space="preserve">                ИННДляЖурнала = ИНН;</w:t>
+      </w:r>
+    </w:p>
+    <w:p>
+      <w:pPr>
+        <w:pStyle w:val="a1"/>
+        <w:numPr>
+          <w:ilvl w:val="0"/>
+          <w:numId w:val="40"/>
+        </w:numPr>
+      </w:pPr>
+      <w:r>
+        <w:t xml:space="preserve">            КонецЕсли;</w:t>
+      </w:r>
+    </w:p>
+    <w:p>
+      <w:pPr>
+        <w:pStyle w:val="a1"/>
+        <w:numPr>
+          <w:ilvl w:val="0"/>
+          <w:numId w:val="40"/>
+        </w:numPr>
+      </w:pPr>
+    </w:p>
+    <w:p>
+      <w:pPr>
+        <w:pStyle w:val="a1"/>
+        <w:numPr>
+          <w:ilvl w:val="0"/>
+          <w:numId w:val="40"/>
+        </w:numPr>
+      </w:pPr>
+      <w:r>
+        <w:t xml:space="preserve">            Если ПустаяСтрока(ИННДляЖурнала) Тогда</w:t>
+      </w:r>
+    </w:p>
+    <w:p>
+      <w:pPr>
+        <w:pStyle w:val="a1"/>
+        <w:numPr>
+          <w:ilvl w:val="0"/>
+          <w:numId w:val="40"/>
+        </w:numPr>
+      </w:pPr>
+      <w:r>
+        <w:t xml:space="preserve">                ИННДляЖурнала = "&lt;не указан&gt;";</w:t>
+      </w:r>
+    </w:p>
+    <w:p>
+      <w:pPr>
+        <w:pStyle w:val="a1"/>
+        <w:numPr>
+          <w:ilvl w:val="0"/>
+          <w:numId w:val="40"/>
+        </w:numPr>
+      </w:pPr>
+      <w:r>
+        <w:t xml:space="preserve">            КонецЕсли;</w:t>
+      </w:r>
+    </w:p>
+    <w:p>
+      <w:pPr>
+        <w:pStyle w:val="a1"/>
+        <w:numPr>
+          <w:ilvl w:val="0"/>
+          <w:numId w:val="40"/>
+        </w:numPr>
+      </w:pPr>
+    </w:p>
+    <w:p>
+      <w:pPr>
+        <w:pStyle w:val="a1"/>
+        <w:numPr>
+          <w:ilvl w:val="0"/>
+          <w:numId w:val="40"/>
+        </w:numPr>
+      </w:pPr>
+      <w:r>
+        <w:t xml:space="preserve">            СписокОшибок = СписокОшибок + "• " + ОписаниеСтроки + ", ИНН " + ИННДляЖурнала</w:t>
+      </w:r>
+    </w:p>
+    <w:p>
+      <w:pPr>
+        <w:pStyle w:val="a1"/>
+        <w:numPr>
+          <w:ilvl w:val="0"/>
+          <w:numId w:val="40"/>
+        </w:numPr>
+      </w:pPr>
+      <w:r>
+        <w:t xml:space="preserve">                + " — " + ОписаниеОшибки() + Символы.ПС;</w:t>
+      </w:r>
+    </w:p>
+    <w:p>
+      <w:pPr>
+        <w:pStyle w:val="a1"/>
+        <w:numPr>
+          <w:ilvl w:val="0"/>
+          <w:numId w:val="40"/>
+        </w:numPr>
+      </w:pPr>
+    </w:p>
+    <w:p>
+      <w:pPr>
+        <w:pStyle w:val="a1"/>
+        <w:numPr>
+          <w:ilvl w:val="0"/>
+          <w:numId w:val="40"/>
+        </w:numPr>
+      </w:pPr>
+      <w:r>
+        <w:t xml:space="preserve">        КонецПопытки;</w:t>
+      </w:r>
+    </w:p>
+    <w:p>
+      <w:pPr>
+        <w:pStyle w:val="a1"/>
+        <w:numPr>
+          <w:ilvl w:val="0"/>
+          <w:numId w:val="40"/>
+        </w:numPr>
+      </w:pPr>
+    </w:p>
+    <w:p>
+      <w:pPr>
+        <w:pStyle w:val="a1"/>
+        <w:numPr>
+          <w:ilvl w:val="0"/>
+          <w:numId w:val="40"/>
+        </w:numPr>
+      </w:pPr>
+      <w:r>
+        <w:t xml:space="preserve">    КонецЦикла;</w:t>
+      </w:r>
+    </w:p>
+    <w:p>
+      <w:pPr>
+        <w:pStyle w:val="a1"/>
+        <w:numPr>
+          <w:ilvl w:val="0"/>
+          <w:numId w:val="40"/>
+        </w:numPr>
+      </w:pPr>
+    </w:p>
+    <w:p>
+      <w:pPr>
+        <w:pStyle w:val="a1"/>
+        <w:numPr>
+          <w:ilvl w:val="0"/>
+          <w:numId w:val="40"/>
+        </w:numPr>
+      </w:pPr>
+      <w:r>
+        <w:t xml:space="preserve">    Если ПустаяСтрока(СписокСозданных) Тогда</w:t>
+      </w:r>
+    </w:p>
+    <w:p>
+      <w:pPr>
+        <w:pStyle w:val="a1"/>
+        <w:numPr>
+          <w:ilvl w:val="0"/>
+          <w:numId w:val="40"/>
+        </w:numPr>
+      </w:pPr>
+      <w:r>
+        <w:t xml:space="preserve">        СписокСозданных = "Нет." + Символы.ПС;</w:t>
+      </w:r>
+    </w:p>
+    <w:p>
+      <w:pPr>
+        <w:pStyle w:val="a1"/>
+        <w:numPr>
+          <w:ilvl w:val="0"/>
+          <w:numId w:val="40"/>
+        </w:numPr>
+      </w:pPr>
       <w:r>
         <w:t xml:space="preserve">    КонецЕсли;</w:t>
       </w:r>
@@ -22173,7 +24499,7 @@
         </w:numPr>
       </w:pPr>
       <w:r>
-        <w:t xml:space="preserve">    Если Диалог.Выбрать() Тогда</w:t>
+        <w:t xml:space="preserve">    Если ПустаяСтрока(СписокДублей) Тогда</w:t>
       </w:r>
     </w:p>
     <w:p>
@@ -22185,7 +24511,7 @@
         </w:numPr>
       </w:pPr>
       <w:r>
-        <w:t xml:space="preserve">        ПутьExcel = Диалог.ПолноеИмяФайла;</w:t>
+        <w:t xml:space="preserve">        СписокДублей = "Нет." + Символы.ПС;</w:t>
       </w:r>
     </w:p>
     <w:p>
@@ -22218,7 +24544,7 @@
         </w:numPr>
       </w:pPr>
       <w:r>
-        <w:t>КонецПроцедуры</w:t>
+        <w:t xml:space="preserve">    Если ПустаяСтрока(СписокОшибок) Тогда</w:t>
       </w:r>
     </w:p>
     <w:p>
@@ -22229,6 +24555,9 @@
           <w:numId w:val="40"/>
         </w:numPr>
       </w:pPr>
+      <w:r>
+        <w:t xml:space="preserve">        СписокОшибок = "Нет." + Символы.ПС;</w:t>
+      </w:r>
     </w:p>
     <w:p>
       <w:pPr>
@@ -22239,7 +24568,7 @@
         </w:numPr>
       </w:pPr>
       <w:r>
-        <w:t>&amp;НаКлиенте</w:t>
+        <w:t xml:space="preserve">    КонецЕсли;</w:t>
       </w:r>
     </w:p>
     <w:p>
@@ -22250,9 +24579,6 @@
           <w:numId w:val="40"/>
         </w:numPr>
       </w:pPr>
-      <w:r>
-        <w:t>Процедура ОчиститьЖурнал(Команда)</w:t>
-      </w:r>
     </w:p>
     <w:p>
       <w:pPr>
@@ -22262,6 +24588,45 @@
           <w:numId w:val="40"/>
         </w:numPr>
       </w:pPr>
+      <w:r>
+        <w:t xml:space="preserve">    Заголовок = "Операция " + Формат(ВремяОперации, "ДФ=</w:t>
+      </w:r>
+      <w:r>
+        <w:t>dd</w:t>
+      </w:r>
+      <w:r>
+        <w:t>.</w:t>
+      </w:r>
+      <w:r>
+        <w:t>MM</w:t>
+      </w:r>
+      <w:r>
+        <w:t>.</w:t>
+      </w:r>
+      <w:r>
+        <w:t>yyyy</w:t>
+      </w:r>
+      <w:r>
+        <w:t xml:space="preserve"> </w:t>
+      </w:r>
+      <w:r>
+        <w:t>HH</w:t>
+      </w:r>
+      <w:r>
+        <w:t>:</w:t>
+      </w:r>
+      <w:r>
+        <w:t>mm</w:t>
+      </w:r>
+      <w:r>
+        <w:t>:</w:t>
+      </w:r>
+      <w:r>
+        <w:t>ss</w:t>
+      </w:r>
+      <w:r>
+        <w:t>")</w:t>
+      </w:r>
     </w:p>
     <w:p>
       <w:pPr>
@@ -22272,7 +24637,13 @@
         </w:numPr>
       </w:pPr>
       <w:r>
-        <w:t xml:space="preserve">    ЖурналЗагрузки = "";</w:t>
+        <w:rPr>
+          <w:lang w:val="ru-RU"/>
+        </w:rPr>
+        <w:t xml:space="preserve">        </w:t>
+      </w:r>
+      <w:r>
+        <w:t>+ ", создано " + Строка(СозданоКонтрагентов);</w:t>
       </w:r>
     </w:p>
     <w:p>
@@ -22293,2094 +24664,6 @@
         </w:numPr>
       </w:pPr>
       <w:r>
-        <w:t>КонецПроцедуры</w:t>
-      </w:r>
-    </w:p>
-    <w:p>
-      <w:pPr>
-        <w:pStyle w:val="a1"/>
-        <w:numPr>
-          <w:ilvl w:val="0"/>
-          <w:numId w:val="40"/>
-        </w:numPr>
-      </w:pPr>
-    </w:p>
-    <w:p>
-      <w:pPr>
-        <w:pStyle w:val="a1"/>
-        <w:numPr>
-          <w:ilvl w:val="0"/>
-          <w:numId w:val="40"/>
-        </w:numPr>
-      </w:pPr>
-      <w:r>
-        <w:t>&amp;НаКлиенте</w:t>
-      </w:r>
-    </w:p>
-    <w:p>
-      <w:pPr>
-        <w:pStyle w:val="a1"/>
-        <w:numPr>
-          <w:ilvl w:val="0"/>
-          <w:numId w:val="40"/>
-        </w:numPr>
-      </w:pPr>
-      <w:r>
-        <w:t>Процедура ЗагрузитьКонтрагентов(Команда)</w:t>
-      </w:r>
-    </w:p>
-    <w:p>
-      <w:pPr>
-        <w:pStyle w:val="a1"/>
-        <w:numPr>
-          <w:ilvl w:val="0"/>
-          <w:numId w:val="40"/>
-        </w:numPr>
-      </w:pPr>
-    </w:p>
-    <w:p>
-      <w:pPr>
-        <w:pStyle w:val="a1"/>
-        <w:numPr>
-          <w:ilvl w:val="0"/>
-          <w:numId w:val="40"/>
-        </w:numPr>
-      </w:pPr>
-      <w:r>
-        <w:t xml:space="preserve">    Если ПустаяСтрока(СокрЛП(ПутьExcel)) Тогда</w:t>
-      </w:r>
-    </w:p>
-    <w:p>
-      <w:pPr>
-        <w:pStyle w:val="a1"/>
-        <w:numPr>
-          <w:ilvl w:val="0"/>
-          <w:numId w:val="40"/>
-        </w:numPr>
-      </w:pPr>
-      <w:r>
-        <w:t xml:space="preserve">        Сообщить("Выберите Excel-файл.");</w:t>
-      </w:r>
-    </w:p>
-    <w:p>
-      <w:pPr>
-        <w:pStyle w:val="a1"/>
-        <w:numPr>
-          <w:ilvl w:val="0"/>
-          <w:numId w:val="40"/>
-        </w:numPr>
-      </w:pPr>
-      <w:r>
-        <w:t xml:space="preserve">        Возврат;</w:t>
-      </w:r>
-    </w:p>
-    <w:p>
-      <w:pPr>
-        <w:pStyle w:val="a1"/>
-        <w:numPr>
-          <w:ilvl w:val="0"/>
-          <w:numId w:val="40"/>
-        </w:numPr>
-      </w:pPr>
-      <w:r>
-        <w:t xml:space="preserve">    КонецЕсли;</w:t>
-      </w:r>
-    </w:p>
-    <w:p>
-      <w:pPr>
-        <w:pStyle w:val="a1"/>
-        <w:numPr>
-          <w:ilvl w:val="0"/>
-          <w:numId w:val="40"/>
-        </w:numPr>
-      </w:pPr>
-    </w:p>
-    <w:p>
-      <w:pPr>
-        <w:pStyle w:val="a1"/>
-        <w:numPr>
-          <w:ilvl w:val="0"/>
-          <w:numId w:val="40"/>
-        </w:numPr>
-      </w:pPr>
-      <w:r>
-        <w:t xml:space="preserve">    Попытка</w:t>
-      </w:r>
-    </w:p>
-    <w:p>
-      <w:pPr>
-        <w:pStyle w:val="a1"/>
-        <w:numPr>
-          <w:ilvl w:val="0"/>
-          <w:numId w:val="40"/>
-        </w:numPr>
-      </w:pPr>
-    </w:p>
-    <w:p>
-      <w:pPr>
-        <w:pStyle w:val="a1"/>
-        <w:numPr>
-          <w:ilvl w:val="0"/>
-          <w:numId w:val="40"/>
-        </w:numPr>
-      </w:pPr>
-      <w:r>
-        <w:t xml:space="preserve">        ЗагрузитьКонтрагентовНаСервере();</w:t>
-      </w:r>
-    </w:p>
-    <w:p>
-      <w:pPr>
-        <w:pStyle w:val="a1"/>
-        <w:numPr>
-          <w:ilvl w:val="0"/>
-          <w:numId w:val="40"/>
-        </w:numPr>
-      </w:pPr>
-    </w:p>
-    <w:p>
-      <w:pPr>
-        <w:pStyle w:val="a1"/>
-        <w:numPr>
-          <w:ilvl w:val="0"/>
-          <w:numId w:val="40"/>
-        </w:numPr>
-        <w:rPr>
-          <w:lang w:val="ru-RU"/>
-        </w:rPr>
-      </w:pPr>
-      <w:r>
-        <w:rPr>
-          <w:lang w:val="ru-RU"/>
-        </w:rPr>
-        <w:t xml:space="preserve">        Сообщить("Загрузка завершена. Создано: " + Строка(СозданоКонтрагентов)</w:t>
-      </w:r>
-    </w:p>
-    <w:p>
-      <w:pPr>
-        <w:pStyle w:val="a1"/>
-        <w:numPr>
-          <w:ilvl w:val="0"/>
-          <w:numId w:val="40"/>
-        </w:numPr>
-        <w:rPr>
-          <w:lang w:val="ru-RU"/>
-        </w:rPr>
-      </w:pPr>
-      <w:r>
-        <w:rPr>
-          <w:lang w:val="ru-RU"/>
-        </w:rPr>
-        <w:t xml:space="preserve">            + "; дублей: " + Строка(НайденоДублей) + "; ошибок: " + Строка(ОшибокЗагрузки));</w:t>
-      </w:r>
-    </w:p>
-    <w:p>
-      <w:pPr>
-        <w:pStyle w:val="a1"/>
-        <w:numPr>
-          <w:ilvl w:val="0"/>
-          <w:numId w:val="40"/>
-        </w:numPr>
-        <w:rPr>
-          <w:lang w:val="ru-RU"/>
-        </w:rPr>
-      </w:pPr>
-    </w:p>
-    <w:p>
-      <w:pPr>
-        <w:pStyle w:val="a1"/>
-        <w:numPr>
-          <w:ilvl w:val="0"/>
-          <w:numId w:val="40"/>
-        </w:numPr>
-      </w:pPr>
-      <w:r>
-        <w:rPr>
-          <w:lang w:val="ru-RU"/>
-        </w:rPr>
-        <w:t xml:space="preserve">    </w:t>
-      </w:r>
-      <w:r>
-        <w:t>Исключение</w:t>
-      </w:r>
-    </w:p>
-    <w:p>
-      <w:pPr>
-        <w:pStyle w:val="a1"/>
-        <w:numPr>
-          <w:ilvl w:val="0"/>
-          <w:numId w:val="40"/>
-        </w:numPr>
-      </w:pPr>
-    </w:p>
-    <w:p>
-      <w:pPr>
-        <w:pStyle w:val="a1"/>
-        <w:numPr>
-          <w:ilvl w:val="0"/>
-          <w:numId w:val="40"/>
-        </w:numPr>
-      </w:pPr>
-      <w:r>
-        <w:t xml:space="preserve">        Сообщить("Ошибка загрузки: " + ОписаниеОшибки());</w:t>
-      </w:r>
-    </w:p>
-    <w:p>
-      <w:pPr>
-        <w:pStyle w:val="a1"/>
-        <w:numPr>
-          <w:ilvl w:val="0"/>
-          <w:numId w:val="40"/>
-        </w:numPr>
-      </w:pPr>
-    </w:p>
-    <w:p>
-      <w:pPr>
-        <w:pStyle w:val="a1"/>
-        <w:numPr>
-          <w:ilvl w:val="0"/>
-          <w:numId w:val="40"/>
-        </w:numPr>
-      </w:pPr>
-      <w:r>
-        <w:t xml:space="preserve">    КонецПопытки;</w:t>
-      </w:r>
-    </w:p>
-    <w:p>
-      <w:pPr>
-        <w:pStyle w:val="a1"/>
-        <w:numPr>
-          <w:ilvl w:val="0"/>
-          <w:numId w:val="40"/>
-        </w:numPr>
-      </w:pPr>
-    </w:p>
-    <w:p>
-      <w:pPr>
-        <w:pStyle w:val="a1"/>
-        <w:numPr>
-          <w:ilvl w:val="0"/>
-          <w:numId w:val="40"/>
-        </w:numPr>
-      </w:pPr>
-      <w:r>
-        <w:t>КонецПроцедуры</w:t>
-      </w:r>
-    </w:p>
-    <w:p>
-      <w:pPr>
-        <w:pStyle w:val="a1"/>
-        <w:numPr>
-          <w:ilvl w:val="0"/>
-          <w:numId w:val="40"/>
-        </w:numPr>
-      </w:pPr>
-    </w:p>
-    <w:p>
-      <w:pPr>
-        <w:pStyle w:val="a1"/>
-        <w:numPr>
-          <w:ilvl w:val="0"/>
-          <w:numId w:val="40"/>
-        </w:numPr>
-      </w:pPr>
-      <w:r>
-        <w:t>&amp;НаСервере</w:t>
-      </w:r>
-    </w:p>
-    <w:p>
-      <w:pPr>
-        <w:pStyle w:val="a1"/>
-        <w:numPr>
-          <w:ilvl w:val="0"/>
-          <w:numId w:val="40"/>
-        </w:numPr>
-      </w:pPr>
-      <w:r>
-        <w:t>Процедура ЗагрузитьКонтрагентовНаСервере()</w:t>
-      </w:r>
-    </w:p>
-    <w:p>
-      <w:pPr>
-        <w:pStyle w:val="a1"/>
-        <w:numPr>
-          <w:ilvl w:val="0"/>
-          <w:numId w:val="40"/>
-        </w:numPr>
-      </w:pPr>
-    </w:p>
-    <w:p>
-      <w:pPr>
-        <w:pStyle w:val="a1"/>
-        <w:numPr>
-          <w:ilvl w:val="0"/>
-          <w:numId w:val="40"/>
-        </w:numPr>
-      </w:pPr>
-      <w:r>
-        <w:t xml:space="preserve">    ВремяОперации = ТекущаяДата();</w:t>
-      </w:r>
-    </w:p>
-    <w:p>
-      <w:pPr>
-        <w:pStyle w:val="a1"/>
-        <w:numPr>
-          <w:ilvl w:val="0"/>
-          <w:numId w:val="40"/>
-        </w:numPr>
-      </w:pPr>
-    </w:p>
-    <w:p>
-      <w:pPr>
-        <w:pStyle w:val="a1"/>
-        <w:numPr>
-          <w:ilvl w:val="0"/>
-          <w:numId w:val="40"/>
-        </w:numPr>
-      </w:pPr>
-      <w:r>
-        <w:t xml:space="preserve">    СозданоКонтрагентов = 0;</w:t>
-      </w:r>
-    </w:p>
-    <w:p>
-      <w:pPr>
-        <w:pStyle w:val="a1"/>
-        <w:numPr>
-          <w:ilvl w:val="0"/>
-          <w:numId w:val="40"/>
-        </w:numPr>
-      </w:pPr>
-      <w:r>
-        <w:t xml:space="preserve">    НайденоДублей = 0;</w:t>
-      </w:r>
-    </w:p>
-    <w:p>
-      <w:pPr>
-        <w:pStyle w:val="a1"/>
-        <w:numPr>
-          <w:ilvl w:val="0"/>
-          <w:numId w:val="40"/>
-        </w:numPr>
-      </w:pPr>
-      <w:r>
-        <w:t xml:space="preserve">    ОшибокЗагрузки = 0;</w:t>
-      </w:r>
-    </w:p>
-    <w:p>
-      <w:pPr>
-        <w:pStyle w:val="a1"/>
-        <w:numPr>
-          <w:ilvl w:val="0"/>
-          <w:numId w:val="40"/>
-        </w:numPr>
-      </w:pPr>
-    </w:p>
-    <w:p>
-      <w:pPr>
-        <w:pStyle w:val="a1"/>
-        <w:numPr>
-          <w:ilvl w:val="0"/>
-          <w:numId w:val="40"/>
-        </w:numPr>
-      </w:pPr>
-      <w:r>
-        <w:t xml:space="preserve">    СписокСозданных = "";</w:t>
-      </w:r>
-    </w:p>
-    <w:p>
-      <w:pPr>
-        <w:pStyle w:val="a1"/>
-        <w:numPr>
-          <w:ilvl w:val="0"/>
-          <w:numId w:val="40"/>
-        </w:numPr>
-      </w:pPr>
-      <w:r>
-        <w:t xml:space="preserve">    СписокДублей = "";</w:t>
-      </w:r>
-    </w:p>
-    <w:p>
-      <w:pPr>
-        <w:pStyle w:val="a1"/>
-        <w:numPr>
-          <w:ilvl w:val="0"/>
-          <w:numId w:val="40"/>
-        </w:numPr>
-      </w:pPr>
-      <w:r>
-        <w:t xml:space="preserve">    СписокОшибок = "";</w:t>
-      </w:r>
-    </w:p>
-    <w:p>
-      <w:pPr>
-        <w:pStyle w:val="a1"/>
-        <w:numPr>
-          <w:ilvl w:val="0"/>
-          <w:numId w:val="40"/>
-        </w:numPr>
-      </w:pPr>
-    </w:p>
-    <w:p>
-      <w:pPr>
-        <w:pStyle w:val="a1"/>
-        <w:numPr>
-          <w:ilvl w:val="0"/>
-          <w:numId w:val="40"/>
-        </w:numPr>
-        <w:rPr>
-          <w:lang w:val="ru-RU"/>
-        </w:rPr>
-      </w:pPr>
-      <w:r>
-        <w:rPr>
-          <w:lang w:val="ru-RU"/>
-        </w:rPr>
-        <w:t xml:space="preserve">    ИсходныйФайл = Новый Файл(СокрЛП(Путь</w:t>
-      </w:r>
-      <w:r>
-        <w:t>Excel</w:t>
-      </w:r>
-      <w:r>
-        <w:rPr>
-          <w:lang w:val="ru-RU"/>
-        </w:rPr>
-        <w:t>));</w:t>
-      </w:r>
-    </w:p>
-    <w:p>
-      <w:pPr>
-        <w:pStyle w:val="a1"/>
-        <w:numPr>
-          <w:ilvl w:val="0"/>
-          <w:numId w:val="40"/>
-        </w:numPr>
-        <w:rPr>
-          <w:lang w:val="ru-RU"/>
-        </w:rPr>
-      </w:pPr>
-    </w:p>
-    <w:p>
-      <w:pPr>
-        <w:pStyle w:val="a1"/>
-        <w:numPr>
-          <w:ilvl w:val="0"/>
-          <w:numId w:val="40"/>
-        </w:numPr>
-      </w:pPr>
-      <w:r>
-        <w:rPr>
-          <w:lang w:val="ru-RU"/>
-        </w:rPr>
-        <w:t xml:space="preserve">    </w:t>
-      </w:r>
-      <w:r>
-        <w:t>Если Не ИсходныйФайл.Существует() Тогда</w:t>
-      </w:r>
-    </w:p>
-    <w:p>
-      <w:pPr>
-        <w:pStyle w:val="a1"/>
-        <w:numPr>
-          <w:ilvl w:val="0"/>
-          <w:numId w:val="40"/>
-        </w:numPr>
-        <w:rPr>
-          <w:lang w:val="ru-RU"/>
-        </w:rPr>
-      </w:pPr>
-      <w:r>
-        <w:rPr>
-          <w:lang w:val="ru-RU"/>
-        </w:rPr>
-        <w:t xml:space="preserve">        ВызватьИсключение "Файл не найден: " + Путь</w:t>
-      </w:r>
-      <w:r>
-        <w:t>Excel</w:t>
-      </w:r>
-      <w:r>
-        <w:rPr>
-          <w:lang w:val="ru-RU"/>
-        </w:rPr>
-        <w:t>;</w:t>
-      </w:r>
-    </w:p>
-    <w:p>
-      <w:pPr>
-        <w:pStyle w:val="a1"/>
-        <w:numPr>
-          <w:ilvl w:val="0"/>
-          <w:numId w:val="40"/>
-        </w:numPr>
-      </w:pPr>
-      <w:r>
-        <w:rPr>
-          <w:lang w:val="ru-RU"/>
-        </w:rPr>
-        <w:t xml:space="preserve">    </w:t>
-      </w:r>
-      <w:r>
-        <w:t>КонецЕсли;</w:t>
-      </w:r>
-    </w:p>
-    <w:p>
-      <w:pPr>
-        <w:pStyle w:val="a1"/>
-        <w:numPr>
-          <w:ilvl w:val="0"/>
-          <w:numId w:val="40"/>
-        </w:numPr>
-      </w:pPr>
-    </w:p>
-    <w:p>
-      <w:pPr>
-        <w:pStyle w:val="a1"/>
-        <w:numPr>
-          <w:ilvl w:val="0"/>
-          <w:numId w:val="40"/>
-        </w:numPr>
-      </w:pPr>
-      <w:r>
-        <w:t xml:space="preserve">    Если ИсходныйФайл.ЭтоКаталог() Тогда</w:t>
-      </w:r>
-    </w:p>
-    <w:p>
-      <w:pPr>
-        <w:pStyle w:val="a1"/>
-        <w:numPr>
-          <w:ilvl w:val="0"/>
-          <w:numId w:val="40"/>
-        </w:numPr>
-        <w:rPr>
-          <w:lang w:val="ru-RU"/>
-        </w:rPr>
-      </w:pPr>
-      <w:r>
-        <w:rPr>
-          <w:lang w:val="ru-RU"/>
-        </w:rPr>
-        <w:t xml:space="preserve">        ВызватьИсключение "Выберите </w:t>
-      </w:r>
-      <w:r>
-        <w:t>Excel</w:t>
-      </w:r>
-      <w:r>
-        <w:rPr>
-          <w:lang w:val="ru-RU"/>
-        </w:rPr>
-        <w:t>-файл, а не папку.";</w:t>
-      </w:r>
-    </w:p>
-    <w:p>
-      <w:pPr>
-        <w:pStyle w:val="a1"/>
-        <w:numPr>
-          <w:ilvl w:val="0"/>
-          <w:numId w:val="40"/>
-        </w:numPr>
-      </w:pPr>
-      <w:r>
-        <w:rPr>
-          <w:lang w:val="ru-RU"/>
-        </w:rPr>
-        <w:t xml:space="preserve">    </w:t>
-      </w:r>
-      <w:r>
-        <w:t>КонецЕсли;</w:t>
-      </w:r>
-    </w:p>
-    <w:p>
-      <w:pPr>
-        <w:pStyle w:val="a1"/>
-        <w:numPr>
-          <w:ilvl w:val="0"/>
-          <w:numId w:val="40"/>
-        </w:numPr>
-      </w:pPr>
-    </w:p>
-    <w:p>
-      <w:pPr>
-        <w:pStyle w:val="a1"/>
-        <w:numPr>
-          <w:ilvl w:val="0"/>
-          <w:numId w:val="40"/>
-        </w:numPr>
-      </w:pPr>
-      <w:r>
-        <w:t xml:space="preserve">    ТабДок = Новый ТабличныйДокумент;</w:t>
-      </w:r>
-    </w:p>
-    <w:p>
-      <w:pPr>
-        <w:pStyle w:val="a1"/>
-        <w:numPr>
-          <w:ilvl w:val="0"/>
-          <w:numId w:val="40"/>
-        </w:numPr>
-        <w:rPr>
-          <w:lang w:val="ru-RU"/>
-        </w:rPr>
-      </w:pPr>
-      <w:r>
-        <w:rPr>
-          <w:lang w:val="ru-RU"/>
-        </w:rPr>
-        <w:t xml:space="preserve">    ТабДок.Прочитать(Путь</w:t>
-      </w:r>
-      <w:r>
-        <w:t>Excel</w:t>
-      </w:r>
-      <w:r>
-        <w:rPr>
-          <w:lang w:val="ru-RU"/>
-        </w:rPr>
-        <w:t>, СпособЧтенияЗначенийТабличногоДокумента.Значение);</w:t>
-      </w:r>
-    </w:p>
-    <w:p>
-      <w:pPr>
-        <w:pStyle w:val="a1"/>
-        <w:numPr>
-          <w:ilvl w:val="0"/>
-          <w:numId w:val="40"/>
-        </w:numPr>
-        <w:rPr>
-          <w:lang w:val="ru-RU"/>
-        </w:rPr>
-      </w:pPr>
-    </w:p>
-    <w:p>
-      <w:pPr>
-        <w:pStyle w:val="a1"/>
-        <w:numPr>
-          <w:ilvl w:val="0"/>
-          <w:numId w:val="40"/>
-        </w:numPr>
-      </w:pPr>
-      <w:r>
-        <w:rPr>
-          <w:lang w:val="ru-RU"/>
-        </w:rPr>
-        <w:t xml:space="preserve">    </w:t>
-      </w:r>
-      <w:r>
-        <w:t>Если ТабДок.ШиринаТаблицы &lt; 5 Тогда</w:t>
-      </w:r>
-    </w:p>
-    <w:p>
-      <w:pPr>
-        <w:pStyle w:val="a1"/>
-        <w:numPr>
-          <w:ilvl w:val="0"/>
-          <w:numId w:val="40"/>
-        </w:numPr>
-        <w:rPr>
-          <w:lang w:val="ru-RU"/>
-        </w:rPr>
-      </w:pPr>
-      <w:r>
-        <w:rPr>
-          <w:lang w:val="ru-RU"/>
-        </w:rPr>
-        <w:t xml:space="preserve">        ВызватьИсключение "В файле должно быть не менее пяти столбцов.";</w:t>
-      </w:r>
-    </w:p>
-    <w:p>
-      <w:pPr>
-        <w:pStyle w:val="a1"/>
-        <w:numPr>
-          <w:ilvl w:val="0"/>
-          <w:numId w:val="40"/>
-        </w:numPr>
-      </w:pPr>
-      <w:r>
-        <w:rPr>
-          <w:lang w:val="ru-RU"/>
-        </w:rPr>
-        <w:t xml:space="preserve">    </w:t>
-      </w:r>
-      <w:r>
-        <w:t>КонецЕсли;</w:t>
-      </w:r>
-    </w:p>
-    <w:p>
-      <w:pPr>
-        <w:pStyle w:val="a1"/>
-        <w:numPr>
-          <w:ilvl w:val="0"/>
-          <w:numId w:val="40"/>
-        </w:numPr>
-      </w:pPr>
-    </w:p>
-    <w:p>
-      <w:pPr>
-        <w:pStyle w:val="a1"/>
-        <w:numPr>
-          <w:ilvl w:val="0"/>
-          <w:numId w:val="40"/>
-        </w:numPr>
-      </w:pPr>
-      <w:r>
-        <w:t xml:space="preserve">    Если ТабДок.ВысотаТаблицы &lt; 2 Тогда</w:t>
-      </w:r>
-    </w:p>
-    <w:p>
-      <w:pPr>
-        <w:pStyle w:val="a1"/>
-        <w:numPr>
-          <w:ilvl w:val="0"/>
-          <w:numId w:val="40"/>
-        </w:numPr>
-        <w:rPr>
-          <w:lang w:val="ru-RU"/>
-        </w:rPr>
-      </w:pPr>
-      <w:r>
-        <w:rPr>
-          <w:lang w:val="ru-RU"/>
-        </w:rPr>
-        <w:t xml:space="preserve">        ВызватьИсключение "В файле нет строк с данными.";</w:t>
-      </w:r>
-    </w:p>
-    <w:p>
-      <w:pPr>
-        <w:pStyle w:val="a1"/>
-        <w:numPr>
-          <w:ilvl w:val="0"/>
-          <w:numId w:val="40"/>
-        </w:numPr>
-      </w:pPr>
-      <w:r>
-        <w:rPr>
-          <w:lang w:val="ru-RU"/>
-        </w:rPr>
-        <w:t xml:space="preserve">    </w:t>
-      </w:r>
-      <w:r>
-        <w:t>КонецЕсли;</w:t>
-      </w:r>
-    </w:p>
-    <w:p>
-      <w:pPr>
-        <w:pStyle w:val="a1"/>
-        <w:numPr>
-          <w:ilvl w:val="0"/>
-          <w:numId w:val="40"/>
-        </w:numPr>
-      </w:pPr>
-    </w:p>
-    <w:p>
-      <w:pPr>
-        <w:pStyle w:val="a1"/>
-        <w:numPr>
-          <w:ilvl w:val="0"/>
-          <w:numId w:val="40"/>
-        </w:numPr>
-        <w:rPr>
-          <w:lang w:val="ru-RU"/>
-        </w:rPr>
-      </w:pPr>
-      <w:r>
-        <w:rPr>
-          <w:lang w:val="ru-RU"/>
-        </w:rPr>
-        <w:t xml:space="preserve">    Для НомерСтроки = 2 По ТабДок.ВысотаТаблицы Цикл</w:t>
-      </w:r>
-    </w:p>
-    <w:p>
-      <w:pPr>
-        <w:pStyle w:val="a1"/>
-        <w:numPr>
-          <w:ilvl w:val="0"/>
-          <w:numId w:val="40"/>
-        </w:numPr>
-        <w:rPr>
-          <w:lang w:val="ru-RU"/>
-        </w:rPr>
-      </w:pPr>
-    </w:p>
-    <w:p>
-      <w:pPr>
-        <w:pStyle w:val="a1"/>
-        <w:numPr>
-          <w:ilvl w:val="0"/>
-          <w:numId w:val="40"/>
-        </w:numPr>
-        <w:rPr>
-          <w:lang w:val="ru-RU"/>
-        </w:rPr>
-      </w:pPr>
-      <w:r>
-        <w:rPr>
-          <w:lang w:val="ru-RU"/>
-        </w:rPr>
-        <w:t xml:space="preserve">        КраткоеИмя = СокрЛП(ТабДок.Область(НомерСтроки, 1).Текст);</w:t>
-      </w:r>
-    </w:p>
-    <w:p>
-      <w:pPr>
-        <w:pStyle w:val="a1"/>
-        <w:numPr>
-          <w:ilvl w:val="0"/>
-          <w:numId w:val="40"/>
-        </w:numPr>
-        <w:rPr>
-          <w:lang w:val="ru-RU"/>
-        </w:rPr>
-      </w:pPr>
-      <w:r>
-        <w:rPr>
-          <w:lang w:val="ru-RU"/>
-        </w:rPr>
-        <w:t xml:space="preserve">        ПолноеИмя = СокрЛП(ТабДок.Область(НомерСтроки, 2).Текст);</w:t>
-      </w:r>
-    </w:p>
-    <w:p>
-      <w:pPr>
-        <w:pStyle w:val="a1"/>
-        <w:numPr>
-          <w:ilvl w:val="0"/>
-          <w:numId w:val="40"/>
-        </w:numPr>
-        <w:rPr>
-          <w:lang w:val="ru-RU"/>
-        </w:rPr>
-      </w:pPr>
-      <w:r>
-        <w:rPr>
-          <w:lang w:val="ru-RU"/>
-        </w:rPr>
-        <w:t xml:space="preserve">        ВидИзФайла = СокрЛП(ТабДок.Область(НомерСтроки, 3).Текст);</w:t>
-      </w:r>
-    </w:p>
-    <w:p>
-      <w:pPr>
-        <w:pStyle w:val="a1"/>
-        <w:numPr>
-          <w:ilvl w:val="0"/>
-          <w:numId w:val="40"/>
-        </w:numPr>
-        <w:rPr>
-          <w:lang w:val="ru-RU"/>
-        </w:rPr>
-      </w:pPr>
-      <w:r>
-        <w:rPr>
-          <w:lang w:val="ru-RU"/>
-        </w:rPr>
-        <w:t xml:space="preserve">        ТекстИНН = СокрЛП(ТабДок.Область(НомерСтроки, 4).Текст);</w:t>
-      </w:r>
-    </w:p>
-    <w:p>
-      <w:pPr>
-        <w:pStyle w:val="a1"/>
-        <w:numPr>
-          <w:ilvl w:val="0"/>
-          <w:numId w:val="40"/>
-        </w:numPr>
-        <w:rPr>
-          <w:lang w:val="ru-RU"/>
-        </w:rPr>
-      </w:pPr>
-      <w:r>
-        <w:rPr>
-          <w:lang w:val="ru-RU"/>
-        </w:rPr>
-        <w:t xml:space="preserve">        ТекстКПП = СокрЛП(ТабДок.Область(НомерСтроки, 5).Текст);</w:t>
-      </w:r>
-    </w:p>
-    <w:p>
-      <w:pPr>
-        <w:pStyle w:val="a1"/>
-        <w:numPr>
-          <w:ilvl w:val="0"/>
-          <w:numId w:val="40"/>
-        </w:numPr>
-        <w:rPr>
-          <w:lang w:val="ru-RU"/>
-        </w:rPr>
-      </w:pPr>
-    </w:p>
-    <w:p>
-      <w:pPr>
-        <w:pStyle w:val="a1"/>
-        <w:numPr>
-          <w:ilvl w:val="0"/>
-          <w:numId w:val="40"/>
-        </w:numPr>
-        <w:rPr>
-          <w:lang w:val="ru-RU"/>
-        </w:rPr>
-      </w:pPr>
-      <w:r>
-        <w:rPr>
-          <w:lang w:val="ru-RU"/>
-        </w:rPr>
-        <w:t xml:space="preserve">        Если ПустаяСтрока(КраткоеИмя + ПолноеИмя + ВидИзФайла + ТекстИНН + ТекстКПП) Тогда</w:t>
-      </w:r>
-    </w:p>
-    <w:p>
-      <w:pPr>
-        <w:pStyle w:val="a1"/>
-        <w:numPr>
-          <w:ilvl w:val="0"/>
-          <w:numId w:val="40"/>
-        </w:numPr>
-      </w:pPr>
-      <w:r>
-        <w:rPr>
-          <w:lang w:val="ru-RU"/>
-        </w:rPr>
-        <w:t xml:space="preserve">            </w:t>
-      </w:r>
-      <w:r>
-        <w:t>Продолжить;</w:t>
-      </w:r>
-    </w:p>
-    <w:p>
-      <w:pPr>
-        <w:pStyle w:val="a1"/>
-        <w:numPr>
-          <w:ilvl w:val="0"/>
-          <w:numId w:val="40"/>
-        </w:numPr>
-      </w:pPr>
-      <w:r>
-        <w:t xml:space="preserve">        КонецЕсли;</w:t>
-      </w:r>
-    </w:p>
-    <w:p>
-      <w:pPr>
-        <w:pStyle w:val="a1"/>
-        <w:numPr>
-          <w:ilvl w:val="0"/>
-          <w:numId w:val="40"/>
-        </w:numPr>
-      </w:pPr>
-    </w:p>
-    <w:p>
-      <w:pPr>
-        <w:pStyle w:val="a1"/>
-        <w:numPr>
-          <w:ilvl w:val="0"/>
-          <w:numId w:val="40"/>
-        </w:numPr>
-        <w:rPr>
-          <w:lang w:val="ru-RU"/>
-        </w:rPr>
-      </w:pPr>
-      <w:r>
-        <w:rPr>
-          <w:lang w:val="ru-RU"/>
-        </w:rPr>
-        <w:t xml:space="preserve">        // Сбрасываем значение, чтобы ошибка чтения не подставила ИНН предыдущей строки.</w:t>
-      </w:r>
-    </w:p>
-    <w:p>
-      <w:pPr>
-        <w:pStyle w:val="a1"/>
-        <w:numPr>
-          <w:ilvl w:val="0"/>
-          <w:numId w:val="40"/>
-        </w:numPr>
-      </w:pPr>
-      <w:r>
-        <w:rPr>
-          <w:lang w:val="ru-RU"/>
-        </w:rPr>
-        <w:t xml:space="preserve">        </w:t>
-      </w:r>
-      <w:r>
-        <w:t>ИНН = "";</w:t>
-      </w:r>
-    </w:p>
-    <w:p>
-      <w:pPr>
-        <w:pStyle w:val="a1"/>
-        <w:numPr>
-          <w:ilvl w:val="0"/>
-          <w:numId w:val="40"/>
-        </w:numPr>
-      </w:pPr>
-    </w:p>
-    <w:p>
-      <w:pPr>
-        <w:pStyle w:val="a1"/>
-        <w:numPr>
-          <w:ilvl w:val="0"/>
-          <w:numId w:val="40"/>
-        </w:numPr>
-      </w:pPr>
-      <w:r>
-        <w:t xml:space="preserve">        ОписаниеСтроки = "Строка " + Строка(НомерСтроки) + ": ";</w:t>
-      </w:r>
-    </w:p>
-    <w:p>
-      <w:pPr>
-        <w:pStyle w:val="a1"/>
-        <w:numPr>
-          <w:ilvl w:val="0"/>
-          <w:numId w:val="40"/>
-        </w:numPr>
-      </w:pPr>
-    </w:p>
-    <w:p>
-      <w:pPr>
-        <w:pStyle w:val="a1"/>
-        <w:numPr>
-          <w:ilvl w:val="0"/>
-          <w:numId w:val="40"/>
-        </w:numPr>
-      </w:pPr>
-      <w:r>
-        <w:t xml:space="preserve">        Если ПустаяСтрока(КраткоеИмя) Тогда</w:t>
-      </w:r>
-    </w:p>
-    <w:p>
-      <w:pPr>
-        <w:pStyle w:val="a1"/>
-        <w:numPr>
-          <w:ilvl w:val="0"/>
-          <w:numId w:val="40"/>
-        </w:numPr>
-      </w:pPr>
-      <w:r>
-        <w:t xml:space="preserve">            ОписаниеСтроки = ОписаниеСтроки + "&lt;без наименования&gt;";</w:t>
-      </w:r>
-    </w:p>
-    <w:p>
-      <w:pPr>
-        <w:pStyle w:val="a1"/>
-        <w:numPr>
-          <w:ilvl w:val="0"/>
-          <w:numId w:val="40"/>
-        </w:numPr>
-      </w:pPr>
-      <w:r>
-        <w:t xml:space="preserve">        Иначе</w:t>
-      </w:r>
-    </w:p>
-    <w:p>
-      <w:pPr>
-        <w:pStyle w:val="a1"/>
-        <w:numPr>
-          <w:ilvl w:val="0"/>
-          <w:numId w:val="40"/>
-        </w:numPr>
-      </w:pPr>
-      <w:r>
-        <w:t xml:space="preserve">            ОписаниеСтроки = ОписаниеСтроки + КраткоеИмя;</w:t>
-      </w:r>
-    </w:p>
-    <w:p>
-      <w:pPr>
-        <w:pStyle w:val="a1"/>
-        <w:numPr>
-          <w:ilvl w:val="0"/>
-          <w:numId w:val="40"/>
-        </w:numPr>
-      </w:pPr>
-      <w:r>
-        <w:t xml:space="preserve">        КонецЕсли;</w:t>
-      </w:r>
-    </w:p>
-    <w:p>
-      <w:pPr>
-        <w:pStyle w:val="a1"/>
-        <w:numPr>
-          <w:ilvl w:val="0"/>
-          <w:numId w:val="40"/>
-        </w:numPr>
-      </w:pPr>
-    </w:p>
-    <w:p>
-      <w:pPr>
-        <w:pStyle w:val="a1"/>
-        <w:numPr>
-          <w:ilvl w:val="0"/>
-          <w:numId w:val="40"/>
-        </w:numPr>
-      </w:pPr>
-      <w:r>
-        <w:t xml:space="preserve">        Попытка</w:t>
-      </w:r>
-    </w:p>
-    <w:p>
-      <w:pPr>
-        <w:pStyle w:val="a1"/>
-        <w:numPr>
-          <w:ilvl w:val="0"/>
-          <w:numId w:val="40"/>
-        </w:numPr>
-      </w:pPr>
-    </w:p>
-    <w:p>
-      <w:pPr>
-        <w:pStyle w:val="a1"/>
-        <w:numPr>
-          <w:ilvl w:val="0"/>
-          <w:numId w:val="40"/>
-        </w:numPr>
-        <w:rPr>
-          <w:lang w:val="ru-RU"/>
-        </w:rPr>
-      </w:pPr>
-      <w:r>
-        <w:rPr>
-          <w:lang w:val="ru-RU"/>
-        </w:rPr>
-        <w:t xml:space="preserve">            ИНН = ПрочитатьКодИзЯчейки(ТабДок.Область(НомерСтроки, 4));</w:t>
-      </w:r>
-    </w:p>
-    <w:p>
-      <w:pPr>
-        <w:pStyle w:val="a1"/>
-        <w:numPr>
-          <w:ilvl w:val="0"/>
-          <w:numId w:val="40"/>
-        </w:numPr>
-        <w:rPr>
-          <w:lang w:val="ru-RU"/>
-        </w:rPr>
-      </w:pPr>
-      <w:r>
-        <w:rPr>
-          <w:lang w:val="ru-RU"/>
-        </w:rPr>
-        <w:t xml:space="preserve">            КПП = ПрочитатьКодИзЯчейки(ТабДок.Область(НомерСтроки, 5));</w:t>
-      </w:r>
-    </w:p>
-    <w:p>
-      <w:pPr>
-        <w:pStyle w:val="a1"/>
-        <w:numPr>
-          <w:ilvl w:val="0"/>
-          <w:numId w:val="40"/>
-        </w:numPr>
-        <w:rPr>
-          <w:lang w:val="ru-RU"/>
-        </w:rPr>
-      </w:pPr>
-    </w:p>
-    <w:p>
-      <w:pPr>
-        <w:pStyle w:val="a1"/>
-        <w:numPr>
-          <w:ilvl w:val="0"/>
-          <w:numId w:val="40"/>
-        </w:numPr>
-      </w:pPr>
-      <w:r>
-        <w:rPr>
-          <w:lang w:val="ru-RU"/>
-        </w:rPr>
-        <w:t xml:space="preserve">            </w:t>
-      </w:r>
-      <w:r>
-        <w:t>Если ПустаяСтрока(ИНН) Тогда</w:t>
-      </w:r>
-    </w:p>
-    <w:p>
-      <w:pPr>
-        <w:pStyle w:val="a1"/>
-        <w:numPr>
-          <w:ilvl w:val="0"/>
-          <w:numId w:val="40"/>
-        </w:numPr>
-      </w:pPr>
-      <w:r>
-        <w:t xml:space="preserve">                ВызватьИсключение "Не заполнен ИНН.";</w:t>
-      </w:r>
-    </w:p>
-    <w:p>
-      <w:pPr>
-        <w:pStyle w:val="a1"/>
-        <w:numPr>
-          <w:ilvl w:val="0"/>
-          <w:numId w:val="40"/>
-        </w:numPr>
-      </w:pPr>
-      <w:r>
-        <w:t xml:space="preserve">            КонецЕсли;</w:t>
-      </w:r>
-    </w:p>
-    <w:p>
-      <w:pPr>
-        <w:pStyle w:val="a1"/>
-        <w:numPr>
-          <w:ilvl w:val="0"/>
-          <w:numId w:val="40"/>
-        </w:numPr>
-      </w:pPr>
-    </w:p>
-    <w:p>
-      <w:pPr>
-        <w:pStyle w:val="a1"/>
-        <w:numPr>
-          <w:ilvl w:val="0"/>
-          <w:numId w:val="40"/>
-        </w:numPr>
-      </w:pPr>
-      <w:r>
-        <w:t xml:space="preserve">            Если СтрДлина(ИНН) &gt; 12 Тогда</w:t>
-      </w:r>
-    </w:p>
-    <w:p>
-      <w:pPr>
-        <w:pStyle w:val="a1"/>
-        <w:numPr>
-          <w:ilvl w:val="0"/>
-          <w:numId w:val="40"/>
-        </w:numPr>
-      </w:pPr>
-      <w:r>
-        <w:t xml:space="preserve">                ВызватьИсключение "ИНН длиннее 12 символов.";</w:t>
-      </w:r>
-    </w:p>
-    <w:p>
-      <w:pPr>
-        <w:pStyle w:val="a1"/>
-        <w:numPr>
-          <w:ilvl w:val="0"/>
-          <w:numId w:val="40"/>
-        </w:numPr>
-      </w:pPr>
-      <w:r>
-        <w:t xml:space="preserve">            КонецЕсли;</w:t>
-      </w:r>
-    </w:p>
-    <w:p>
-      <w:pPr>
-        <w:pStyle w:val="a1"/>
-        <w:numPr>
-          <w:ilvl w:val="0"/>
-          <w:numId w:val="40"/>
-        </w:numPr>
-      </w:pPr>
-    </w:p>
-    <w:p>
-      <w:pPr>
-        <w:pStyle w:val="a1"/>
-        <w:numPr>
-          <w:ilvl w:val="0"/>
-          <w:numId w:val="40"/>
-        </w:numPr>
-      </w:pPr>
-      <w:r>
-        <w:t xml:space="preserve">            Если СтрДлина(КПП) &gt; 9 Тогда</w:t>
-      </w:r>
-    </w:p>
-    <w:p>
-      <w:pPr>
-        <w:pStyle w:val="a1"/>
-        <w:numPr>
-          <w:ilvl w:val="0"/>
-          <w:numId w:val="40"/>
-        </w:numPr>
-      </w:pPr>
-      <w:r>
-        <w:t xml:space="preserve">                ВызватьИсключение "КПП длиннее 9 символов.";</w:t>
-      </w:r>
-    </w:p>
-    <w:p>
-      <w:pPr>
-        <w:pStyle w:val="a1"/>
-        <w:numPr>
-          <w:ilvl w:val="0"/>
-          <w:numId w:val="40"/>
-        </w:numPr>
-      </w:pPr>
-      <w:r>
-        <w:t xml:space="preserve">            КонецЕсли;</w:t>
-      </w:r>
-    </w:p>
-    <w:p>
-      <w:pPr>
-        <w:pStyle w:val="a1"/>
-        <w:numPr>
-          <w:ilvl w:val="0"/>
-          <w:numId w:val="40"/>
-        </w:numPr>
-      </w:pPr>
-    </w:p>
-    <w:p>
-      <w:pPr>
-        <w:pStyle w:val="a1"/>
-        <w:numPr>
-          <w:ilvl w:val="0"/>
-          <w:numId w:val="40"/>
-        </w:numPr>
-      </w:pPr>
-      <w:r>
-        <w:t xml:space="preserve">            СуществующийКонтрагент = НайтиКонтрагентаПоИНН(ИНН);</w:t>
-      </w:r>
-    </w:p>
-    <w:p>
-      <w:pPr>
-        <w:pStyle w:val="a1"/>
-        <w:numPr>
-          <w:ilvl w:val="0"/>
-          <w:numId w:val="40"/>
-        </w:numPr>
-      </w:pPr>
-    </w:p>
-    <w:p>
-      <w:pPr>
-        <w:pStyle w:val="a1"/>
-        <w:numPr>
-          <w:ilvl w:val="0"/>
-          <w:numId w:val="40"/>
-        </w:numPr>
-      </w:pPr>
-      <w:r>
-        <w:t xml:space="preserve">            Если Не СуществующийКонтрагент.Пустая() Тогда</w:t>
-      </w:r>
-    </w:p>
-    <w:p>
-      <w:pPr>
-        <w:pStyle w:val="a1"/>
-        <w:numPr>
-          <w:ilvl w:val="0"/>
-          <w:numId w:val="40"/>
-        </w:numPr>
-      </w:pPr>
-    </w:p>
-    <w:p>
-      <w:pPr>
-        <w:pStyle w:val="a1"/>
-        <w:numPr>
-          <w:ilvl w:val="0"/>
-          <w:numId w:val="40"/>
-        </w:numPr>
-      </w:pPr>
-      <w:r>
-        <w:t xml:space="preserve">                НайденоДублей = НайденоДублей + 1;</w:t>
-      </w:r>
-    </w:p>
-    <w:p>
-      <w:pPr>
-        <w:pStyle w:val="a1"/>
-        <w:numPr>
-          <w:ilvl w:val="0"/>
-          <w:numId w:val="40"/>
-        </w:numPr>
-      </w:pPr>
-    </w:p>
-    <w:p>
-      <w:pPr>
-        <w:pStyle w:val="a1"/>
-        <w:numPr>
-          <w:ilvl w:val="0"/>
-          <w:numId w:val="40"/>
-        </w:numPr>
-      </w:pPr>
-      <w:r>
-        <w:t xml:space="preserve">                СписокДублей = СписокДублей + "• " + ОписаниеСтроки + ", ИНН " + ИНН</w:t>
-      </w:r>
-    </w:p>
-    <w:p>
-      <w:pPr>
-        <w:pStyle w:val="a1"/>
-        <w:numPr>
-          <w:ilvl w:val="0"/>
-          <w:numId w:val="40"/>
-        </w:numPr>
-        <w:rPr>
-          <w:lang w:val="ru-RU"/>
-        </w:rPr>
-      </w:pPr>
-      <w:r>
-        <w:rPr>
-          <w:lang w:val="ru-RU"/>
-        </w:rPr>
-        <w:t xml:space="preserve">                    + " — уже существует: " + Строка(СуществующийКонтрагент) + "." + Символы.ПС;</w:t>
-      </w:r>
-    </w:p>
-    <w:p>
-      <w:pPr>
-        <w:pStyle w:val="a1"/>
-        <w:numPr>
-          <w:ilvl w:val="0"/>
-          <w:numId w:val="40"/>
-        </w:numPr>
-        <w:rPr>
-          <w:lang w:val="ru-RU"/>
-        </w:rPr>
-      </w:pPr>
-    </w:p>
-    <w:p>
-      <w:pPr>
-        <w:pStyle w:val="a1"/>
-        <w:numPr>
-          <w:ilvl w:val="0"/>
-          <w:numId w:val="40"/>
-        </w:numPr>
-      </w:pPr>
-      <w:r>
-        <w:rPr>
-          <w:lang w:val="ru-RU"/>
-        </w:rPr>
-        <w:t xml:space="preserve">                </w:t>
-      </w:r>
-      <w:r>
-        <w:t>Продолжить;</w:t>
-      </w:r>
-    </w:p>
-    <w:p>
-      <w:pPr>
-        <w:pStyle w:val="a1"/>
-        <w:numPr>
-          <w:ilvl w:val="0"/>
-          <w:numId w:val="40"/>
-        </w:numPr>
-      </w:pPr>
-    </w:p>
-    <w:p>
-      <w:pPr>
-        <w:pStyle w:val="a1"/>
-        <w:numPr>
-          <w:ilvl w:val="0"/>
-          <w:numId w:val="40"/>
-        </w:numPr>
-      </w:pPr>
-      <w:r>
-        <w:t xml:space="preserve">            КонецЕсли;</w:t>
-      </w:r>
-    </w:p>
-    <w:p>
-      <w:pPr>
-        <w:pStyle w:val="a1"/>
-        <w:numPr>
-          <w:ilvl w:val="0"/>
-          <w:numId w:val="40"/>
-        </w:numPr>
-      </w:pPr>
-    </w:p>
-    <w:p>
-      <w:pPr>
-        <w:pStyle w:val="a1"/>
-        <w:numPr>
-          <w:ilvl w:val="0"/>
-          <w:numId w:val="40"/>
-        </w:numPr>
-      </w:pPr>
-      <w:r>
-        <w:t xml:space="preserve">            Если ПустаяСтрока(КраткоеИмя) Тогда</w:t>
-      </w:r>
-    </w:p>
-    <w:p>
-      <w:pPr>
-        <w:pStyle w:val="a1"/>
-        <w:numPr>
-          <w:ilvl w:val="0"/>
-          <w:numId w:val="40"/>
-        </w:numPr>
-        <w:rPr>
-          <w:lang w:val="ru-RU"/>
-        </w:rPr>
-      </w:pPr>
-      <w:r>
-        <w:rPr>
-          <w:lang w:val="ru-RU"/>
-        </w:rPr>
-        <w:t xml:space="preserve">                ВызватьИсключение "Не заполнено краткое наименование.";</w:t>
-      </w:r>
-    </w:p>
-    <w:p>
-      <w:pPr>
-        <w:pStyle w:val="a1"/>
-        <w:numPr>
-          <w:ilvl w:val="0"/>
-          <w:numId w:val="40"/>
-        </w:numPr>
-      </w:pPr>
-      <w:r>
-        <w:rPr>
-          <w:lang w:val="ru-RU"/>
-        </w:rPr>
-        <w:t xml:space="preserve">            </w:t>
-      </w:r>
-      <w:r>
-        <w:t>КонецЕсли;</w:t>
-      </w:r>
-    </w:p>
-    <w:p>
-      <w:pPr>
-        <w:pStyle w:val="a1"/>
-        <w:numPr>
-          <w:ilvl w:val="0"/>
-          <w:numId w:val="40"/>
-        </w:numPr>
-      </w:pPr>
-    </w:p>
-    <w:p>
-      <w:pPr>
-        <w:pStyle w:val="a1"/>
-        <w:numPr>
-          <w:ilvl w:val="0"/>
-          <w:numId w:val="40"/>
-        </w:numPr>
-        <w:rPr>
-          <w:lang w:val="ru-RU"/>
-        </w:rPr>
-      </w:pPr>
-      <w:r>
-        <w:rPr>
-          <w:lang w:val="ru-RU"/>
-        </w:rPr>
-        <w:t xml:space="preserve">            СоздатьКонтрагента(КраткоеИмя, ПолноеИмя, ВидИзФайла, ИНН, КПП);</w:t>
-      </w:r>
-    </w:p>
-    <w:p>
-      <w:pPr>
-        <w:pStyle w:val="a1"/>
-        <w:numPr>
-          <w:ilvl w:val="0"/>
-          <w:numId w:val="40"/>
-        </w:numPr>
-        <w:rPr>
-          <w:lang w:val="ru-RU"/>
-        </w:rPr>
-      </w:pPr>
-    </w:p>
-    <w:p>
-      <w:pPr>
-        <w:pStyle w:val="a1"/>
-        <w:numPr>
-          <w:ilvl w:val="0"/>
-          <w:numId w:val="40"/>
-        </w:numPr>
-      </w:pPr>
-      <w:r>
-        <w:rPr>
-          <w:lang w:val="ru-RU"/>
-        </w:rPr>
-        <w:t xml:space="preserve">            </w:t>
-      </w:r>
-      <w:r>
-        <w:t>СозданоКонтрагентов = СозданоКонтрагентов + 1;</w:t>
-      </w:r>
-    </w:p>
-    <w:p>
-      <w:pPr>
-        <w:pStyle w:val="a1"/>
-        <w:numPr>
-          <w:ilvl w:val="0"/>
-          <w:numId w:val="40"/>
-        </w:numPr>
-      </w:pPr>
-    </w:p>
-    <w:p>
-      <w:pPr>
-        <w:pStyle w:val="a1"/>
-        <w:numPr>
-          <w:ilvl w:val="0"/>
-          <w:numId w:val="40"/>
-        </w:numPr>
-      </w:pPr>
-      <w:r>
-        <w:t xml:space="preserve">            СписокСозданных = СписокСозданных + "• " + ОписаниеСтроки</w:t>
-      </w:r>
-    </w:p>
-    <w:p>
-      <w:pPr>
-        <w:pStyle w:val="a1"/>
-        <w:numPr>
-          <w:ilvl w:val="0"/>
-          <w:numId w:val="40"/>
-        </w:numPr>
-      </w:pPr>
-      <w:r>
-        <w:t xml:space="preserve">                + ", ИНН " + ИНН + "." + Символы.ПС;</w:t>
-      </w:r>
-    </w:p>
-    <w:p>
-      <w:pPr>
-        <w:pStyle w:val="a1"/>
-        <w:numPr>
-          <w:ilvl w:val="0"/>
-          <w:numId w:val="40"/>
-        </w:numPr>
-      </w:pPr>
-    </w:p>
-    <w:p>
-      <w:pPr>
-        <w:pStyle w:val="a1"/>
-        <w:numPr>
-          <w:ilvl w:val="0"/>
-          <w:numId w:val="40"/>
-        </w:numPr>
-      </w:pPr>
-      <w:r>
-        <w:t xml:space="preserve">        Исключение</w:t>
-      </w:r>
-    </w:p>
-    <w:p>
-      <w:pPr>
-        <w:pStyle w:val="a1"/>
-        <w:numPr>
-          <w:ilvl w:val="0"/>
-          <w:numId w:val="40"/>
-        </w:numPr>
-      </w:pPr>
-    </w:p>
-    <w:p>
-      <w:pPr>
-        <w:pStyle w:val="a1"/>
-        <w:numPr>
-          <w:ilvl w:val="0"/>
-          <w:numId w:val="40"/>
-        </w:numPr>
-      </w:pPr>
-      <w:r>
-        <w:t xml:space="preserve">            ОшибокЗагрузки = ОшибокЗагрузки + 1;</w:t>
-      </w:r>
-    </w:p>
-    <w:p>
-      <w:pPr>
-        <w:pStyle w:val="a1"/>
-        <w:numPr>
-          <w:ilvl w:val="0"/>
-          <w:numId w:val="40"/>
-        </w:numPr>
-      </w:pPr>
-    </w:p>
-    <w:p>
-      <w:pPr>
-        <w:pStyle w:val="a1"/>
-        <w:numPr>
-          <w:ilvl w:val="0"/>
-          <w:numId w:val="40"/>
-        </w:numPr>
-      </w:pPr>
-      <w:r>
-        <w:t xml:space="preserve">            Если ПустаяСтрока(ИНН) Тогда</w:t>
-      </w:r>
-    </w:p>
-    <w:p>
-      <w:pPr>
-        <w:pStyle w:val="a1"/>
-        <w:numPr>
-          <w:ilvl w:val="0"/>
-          <w:numId w:val="40"/>
-        </w:numPr>
-      </w:pPr>
-      <w:r>
-        <w:t xml:space="preserve">                ИННДляЖурнала = ТекстИНН;</w:t>
-      </w:r>
-    </w:p>
-    <w:p>
-      <w:pPr>
-        <w:pStyle w:val="a1"/>
-        <w:numPr>
-          <w:ilvl w:val="0"/>
-          <w:numId w:val="40"/>
-        </w:numPr>
-      </w:pPr>
-      <w:r>
-        <w:t xml:space="preserve">            Иначе</w:t>
-      </w:r>
-    </w:p>
-    <w:p>
-      <w:pPr>
-        <w:pStyle w:val="a1"/>
-        <w:numPr>
-          <w:ilvl w:val="0"/>
-          <w:numId w:val="40"/>
-        </w:numPr>
-      </w:pPr>
-      <w:r>
-        <w:t xml:space="preserve">                ИННДляЖурнала = ИНН;</w:t>
-      </w:r>
-    </w:p>
-    <w:p>
-      <w:pPr>
-        <w:pStyle w:val="a1"/>
-        <w:numPr>
-          <w:ilvl w:val="0"/>
-          <w:numId w:val="40"/>
-        </w:numPr>
-      </w:pPr>
-      <w:r>
-        <w:t xml:space="preserve">            КонецЕсли;</w:t>
-      </w:r>
-    </w:p>
-    <w:p>
-      <w:pPr>
-        <w:pStyle w:val="a1"/>
-        <w:numPr>
-          <w:ilvl w:val="0"/>
-          <w:numId w:val="40"/>
-        </w:numPr>
-      </w:pPr>
-    </w:p>
-    <w:p>
-      <w:pPr>
-        <w:pStyle w:val="a1"/>
-        <w:numPr>
-          <w:ilvl w:val="0"/>
-          <w:numId w:val="40"/>
-        </w:numPr>
-      </w:pPr>
-      <w:r>
-        <w:t xml:space="preserve">            Если ПустаяСтрока(ИННДляЖурнала) Тогда</w:t>
-      </w:r>
-    </w:p>
-    <w:p>
-      <w:pPr>
-        <w:pStyle w:val="a1"/>
-        <w:numPr>
-          <w:ilvl w:val="0"/>
-          <w:numId w:val="40"/>
-        </w:numPr>
-      </w:pPr>
-      <w:r>
-        <w:t xml:space="preserve">                ИННДляЖурнала = "&lt;не указан&gt;";</w:t>
-      </w:r>
-    </w:p>
-    <w:p>
-      <w:pPr>
-        <w:pStyle w:val="a1"/>
-        <w:numPr>
-          <w:ilvl w:val="0"/>
-          <w:numId w:val="40"/>
-        </w:numPr>
-      </w:pPr>
-      <w:r>
-        <w:t xml:space="preserve">            КонецЕсли;</w:t>
-      </w:r>
-    </w:p>
-    <w:p>
-      <w:pPr>
-        <w:pStyle w:val="a1"/>
-        <w:numPr>
-          <w:ilvl w:val="0"/>
-          <w:numId w:val="40"/>
-        </w:numPr>
-      </w:pPr>
-    </w:p>
-    <w:p>
-      <w:pPr>
-        <w:pStyle w:val="a1"/>
-        <w:numPr>
-          <w:ilvl w:val="0"/>
-          <w:numId w:val="40"/>
-        </w:numPr>
-      </w:pPr>
-      <w:r>
-        <w:t xml:space="preserve">            СписокОшибок = СписокОшибок + "• " + ОписаниеСтроки + ", ИНН " + ИННДляЖурнала</w:t>
-      </w:r>
-    </w:p>
-    <w:p>
-      <w:pPr>
-        <w:pStyle w:val="a1"/>
-        <w:numPr>
-          <w:ilvl w:val="0"/>
-          <w:numId w:val="40"/>
-        </w:numPr>
-      </w:pPr>
-      <w:r>
-        <w:t xml:space="preserve">                + " — " + ОписаниеОшибки() + Символы.ПС;</w:t>
-      </w:r>
-    </w:p>
-    <w:p>
-      <w:pPr>
-        <w:pStyle w:val="a1"/>
-        <w:numPr>
-          <w:ilvl w:val="0"/>
-          <w:numId w:val="40"/>
-        </w:numPr>
-      </w:pPr>
-    </w:p>
-    <w:p>
-      <w:pPr>
-        <w:pStyle w:val="a1"/>
-        <w:numPr>
-          <w:ilvl w:val="0"/>
-          <w:numId w:val="40"/>
-        </w:numPr>
-      </w:pPr>
-      <w:r>
-        <w:t xml:space="preserve">        КонецПопытки;</w:t>
-      </w:r>
-    </w:p>
-    <w:p>
-      <w:pPr>
-        <w:pStyle w:val="a1"/>
-        <w:numPr>
-          <w:ilvl w:val="0"/>
-          <w:numId w:val="40"/>
-        </w:numPr>
-      </w:pPr>
-    </w:p>
-    <w:p>
-      <w:pPr>
-        <w:pStyle w:val="a1"/>
-        <w:numPr>
-          <w:ilvl w:val="0"/>
-          <w:numId w:val="40"/>
-        </w:numPr>
-      </w:pPr>
-      <w:r>
-        <w:t xml:space="preserve">    КонецЦикла;</w:t>
-      </w:r>
-    </w:p>
-    <w:p>
-      <w:pPr>
-        <w:pStyle w:val="a1"/>
-        <w:numPr>
-          <w:ilvl w:val="0"/>
-          <w:numId w:val="40"/>
-        </w:numPr>
-      </w:pPr>
-    </w:p>
-    <w:p>
-      <w:pPr>
-        <w:pStyle w:val="a1"/>
-        <w:numPr>
-          <w:ilvl w:val="0"/>
-          <w:numId w:val="40"/>
-        </w:numPr>
-      </w:pPr>
-      <w:r>
-        <w:t xml:space="preserve">    Если ПустаяСтрока(СписокСозданных) Тогда</w:t>
-      </w:r>
-    </w:p>
-    <w:p>
-      <w:pPr>
-        <w:pStyle w:val="a1"/>
-        <w:numPr>
-          <w:ilvl w:val="0"/>
-          <w:numId w:val="40"/>
-        </w:numPr>
-      </w:pPr>
-      <w:r>
-        <w:t xml:space="preserve">        СписокСозданных = "Нет." + Символы.ПС;</w:t>
-      </w:r>
-    </w:p>
-    <w:p>
-      <w:pPr>
-        <w:pStyle w:val="a1"/>
-        <w:numPr>
-          <w:ilvl w:val="0"/>
-          <w:numId w:val="40"/>
-        </w:numPr>
-      </w:pPr>
-      <w:r>
-        <w:t xml:space="preserve">    КонецЕсли;</w:t>
-      </w:r>
-    </w:p>
-    <w:p>
-      <w:pPr>
-        <w:pStyle w:val="a1"/>
-        <w:numPr>
-          <w:ilvl w:val="0"/>
-          <w:numId w:val="40"/>
-        </w:numPr>
-      </w:pPr>
-    </w:p>
-    <w:p>
-      <w:pPr>
-        <w:pStyle w:val="a1"/>
-        <w:numPr>
-          <w:ilvl w:val="0"/>
-          <w:numId w:val="40"/>
-        </w:numPr>
-      </w:pPr>
-      <w:r>
-        <w:t xml:space="preserve">    Если ПустаяСтрока(СписокДублей) Тогда</w:t>
-      </w:r>
-    </w:p>
-    <w:p>
-      <w:pPr>
-        <w:pStyle w:val="a1"/>
-        <w:numPr>
-          <w:ilvl w:val="0"/>
-          <w:numId w:val="40"/>
-        </w:numPr>
-      </w:pPr>
-      <w:r>
-        <w:t xml:space="preserve">        СписокДублей = "Нет." + Символы.ПС;</w:t>
-      </w:r>
-    </w:p>
-    <w:p>
-      <w:pPr>
-        <w:pStyle w:val="a1"/>
-        <w:numPr>
-          <w:ilvl w:val="0"/>
-          <w:numId w:val="40"/>
-        </w:numPr>
-      </w:pPr>
-      <w:r>
-        <w:t xml:space="preserve">    КонецЕсли;</w:t>
-      </w:r>
-    </w:p>
-    <w:p>
-      <w:pPr>
-        <w:pStyle w:val="a1"/>
-        <w:numPr>
-          <w:ilvl w:val="0"/>
-          <w:numId w:val="40"/>
-        </w:numPr>
-      </w:pPr>
-    </w:p>
-    <w:p>
-      <w:pPr>
-        <w:pStyle w:val="a1"/>
-        <w:numPr>
-          <w:ilvl w:val="0"/>
-          <w:numId w:val="40"/>
-        </w:numPr>
-      </w:pPr>
-      <w:r>
-        <w:t xml:space="preserve">    Если ПустаяСтрока(СписокОшибок) Тогда</w:t>
-      </w:r>
-    </w:p>
-    <w:p>
-      <w:pPr>
-        <w:pStyle w:val="a1"/>
-        <w:numPr>
-          <w:ilvl w:val="0"/>
-          <w:numId w:val="40"/>
-        </w:numPr>
-      </w:pPr>
-      <w:r>
-        <w:t xml:space="preserve">        СписокОшибок = "Нет." + Символы.ПС;</w:t>
-      </w:r>
-    </w:p>
-    <w:p>
-      <w:pPr>
-        <w:pStyle w:val="a1"/>
-        <w:numPr>
-          <w:ilvl w:val="0"/>
-          <w:numId w:val="40"/>
-        </w:numPr>
-      </w:pPr>
-      <w:r>
-        <w:t xml:space="preserve">    КонецЕсли;</w:t>
-      </w:r>
-    </w:p>
-    <w:p>
-      <w:pPr>
-        <w:pStyle w:val="a1"/>
-        <w:numPr>
-          <w:ilvl w:val="0"/>
-          <w:numId w:val="40"/>
-        </w:numPr>
-      </w:pPr>
-    </w:p>
-    <w:p>
-      <w:pPr>
-        <w:pStyle w:val="a1"/>
-        <w:numPr>
-          <w:ilvl w:val="0"/>
-          <w:numId w:val="40"/>
-        </w:numPr>
-        <w:rPr>
-          <w:lang w:val="ru-RU"/>
-        </w:rPr>
-      </w:pPr>
-      <w:r>
-        <w:rPr>
-          <w:lang w:val="ru-RU"/>
-        </w:rPr>
-        <w:t xml:space="preserve">    Заголовок = "Операция " + Формат(ВремяОперации, "ДФ=</w:t>
-      </w:r>
-      <w:r>
-        <w:t>dd</w:t>
-      </w:r>
-      <w:r>
-        <w:rPr>
-          <w:lang w:val="ru-RU"/>
-        </w:rPr>
-        <w:t>.</w:t>
-      </w:r>
-      <w:r>
-        <w:t>MM</w:t>
-      </w:r>
-      <w:r>
-        <w:rPr>
-          <w:lang w:val="ru-RU"/>
-        </w:rPr>
-        <w:t>.</w:t>
-      </w:r>
-      <w:r>
-        <w:t>yyyy</w:t>
-      </w:r>
-      <w:r>
-        <w:rPr>
-          <w:lang w:val="ru-RU"/>
-        </w:rPr>
-        <w:t xml:space="preserve"> </w:t>
-      </w:r>
-      <w:r>
-        <w:t>HH</w:t>
-      </w:r>
-      <w:r>
-        <w:rPr>
-          <w:lang w:val="ru-RU"/>
-        </w:rPr>
-        <w:t>:</w:t>
-      </w:r>
-      <w:r>
-        <w:t>mm</w:t>
-      </w:r>
-      <w:r>
-        <w:rPr>
-          <w:lang w:val="ru-RU"/>
-        </w:rPr>
-        <w:t>:</w:t>
-      </w:r>
-      <w:r>
-        <w:t>ss</w:t>
-      </w:r>
-      <w:r>
-        <w:rPr>
-          <w:lang w:val="ru-RU"/>
-        </w:rPr>
-        <w:t>")</w:t>
-      </w:r>
-    </w:p>
-    <w:p>
-      <w:pPr>
-        <w:pStyle w:val="a1"/>
-        <w:numPr>
-          <w:ilvl w:val="0"/>
-          <w:numId w:val="40"/>
-        </w:numPr>
-      </w:pPr>
-      <w:r>
-        <w:rPr>
-          <w:lang w:val="ru-RU"/>
-        </w:rPr>
-        <w:t xml:space="preserve">        </w:t>
-      </w:r>
-      <w:r>
-        <w:t>+ ", создано " + Строка(СозданоКонтрагентов);</w:t>
-      </w:r>
-    </w:p>
-    <w:p>
-      <w:pPr>
-        <w:pStyle w:val="a1"/>
-        <w:numPr>
-          <w:ilvl w:val="0"/>
-          <w:numId w:val="40"/>
-        </w:numPr>
-      </w:pPr>
-    </w:p>
-    <w:p>
-      <w:pPr>
-        <w:pStyle w:val="a1"/>
-        <w:numPr>
-          <w:ilvl w:val="0"/>
-          <w:numId w:val="40"/>
-        </w:numPr>
-        <w:rPr>
-          <w:lang w:val="ru-RU"/>
-        </w:rPr>
-      </w:pPr>
-      <w:r>
-        <w:rPr>
-          <w:lang w:val="ru-RU"/>
-        </w:rPr>
         <w:t xml:space="preserve">    Заголовок = Заголовок + ", дубли " + Строка(НайденоДублей)</w:t>
       </w:r>
     </w:p>
@@ -24716,15 +24999,123 @@
           <w:ilvl w:val="0"/>
           <w:numId w:val="40"/>
         </w:numPr>
+      </w:pPr>
+      <w:r>
+        <w:t xml:space="preserve">        Если ТипЗнч(ЗначениеЯчейки) = Тип("Число") Тогда</w:t>
+      </w:r>
+    </w:p>
+    <w:p>
+      <w:pPr>
+        <w:pStyle w:val="a1"/>
+        <w:numPr>
+          <w:ilvl w:val="0"/>
+          <w:numId w:val="40"/>
+        </w:numPr>
+      </w:pPr>
+    </w:p>
+    <w:p>
+      <w:pPr>
+        <w:pStyle w:val="a1"/>
+        <w:numPr>
+          <w:ilvl w:val="0"/>
+          <w:numId w:val="40"/>
+        </w:numPr>
+      </w:pPr>
+      <w:r>
+        <w:t xml:space="preserve">            Если ЗначениеЯчейки &lt; 0 Или ЗначениеЯчейки &lt;&gt; Цел(ЗначениеЯчейки) Тогда</w:t>
+      </w:r>
+    </w:p>
+    <w:p>
+      <w:pPr>
+        <w:pStyle w:val="a1"/>
+        <w:numPr>
+          <w:ilvl w:val="0"/>
+          <w:numId w:val="40"/>
+        </w:numPr>
+      </w:pPr>
+      <w:r>
+        <w:t xml:space="preserve">                ВызватьИсключение "ИНН или КПП содержит отрицательное или дробное число.";</w:t>
+      </w:r>
+    </w:p>
+    <w:p>
+      <w:pPr>
+        <w:pStyle w:val="a1"/>
+        <w:numPr>
+          <w:ilvl w:val="0"/>
+          <w:numId w:val="40"/>
+        </w:numPr>
+      </w:pPr>
+      <w:r>
+        <w:t xml:space="preserve">            </w:t>
+      </w:r>
+      <w:r>
+        <w:t>КонецЕсли;</w:t>
+      </w:r>
+    </w:p>
+    <w:p>
+      <w:pPr>
+        <w:pStyle w:val="a1"/>
+        <w:numPr>
+          <w:ilvl w:val="0"/>
+          <w:numId w:val="40"/>
+        </w:numPr>
+      </w:pPr>
+    </w:p>
+    <w:p>
+      <w:pPr>
+        <w:pStyle w:val="a1"/>
+        <w:numPr>
+          <w:ilvl w:val="0"/>
+          <w:numId w:val="40"/>
+        </w:numPr>
+      </w:pPr>
+      <w:r>
+        <w:t xml:space="preserve">            // Убираем десятичную часть и разделители разрядов у числовых ячеек </w:t>
+      </w:r>
+      <w:r>
+        <w:t>Excel</w:t>
+      </w:r>
+      <w:r>
+        <w:t>.</w:t>
+      </w:r>
+    </w:p>
+    <w:p>
+      <w:pPr>
+        <w:pStyle w:val="a1"/>
+        <w:numPr>
+          <w:ilvl w:val="0"/>
+          <w:numId w:val="40"/>
+        </w:numPr>
+      </w:pPr>
+      <w:r>
+        <w:t xml:space="preserve">            Возврат Формат(ЗначениеЯчейки, "ЧГ=0; ЧДЦ=0");</w:t>
+      </w:r>
+    </w:p>
+    <w:p>
+      <w:pPr>
+        <w:pStyle w:val="a1"/>
+        <w:numPr>
+          <w:ilvl w:val="0"/>
+          <w:numId w:val="40"/>
+        </w:numPr>
+      </w:pPr>
+    </w:p>
+    <w:p>
+      <w:pPr>
+        <w:pStyle w:val="a1"/>
+        <w:numPr>
+          <w:ilvl w:val="0"/>
+          <w:numId w:val="40"/>
+        </w:numPr>
+      </w:pPr>
+      <w:r>
         <w:rPr>
           <w:lang w:val="ru-RU"/>
         </w:rPr>
-      </w:pPr>
-      <w:r>
-        <w:rPr>
-          <w:lang w:val="ru-RU"/>
-        </w:rPr>
-        <w:t xml:space="preserve">        Если ТипЗнч(ЗначениеЯчейки) = Тип("Число") Тогда</w:t>
+        <w:t xml:space="preserve">        </w:t>
+      </w:r>
+      <w:r>
+        <w:t>КонецЕсли;</w:t>
       </w:r>
     </w:p>
     <w:p>
@@ -24734,9 +25125,6 @@
           <w:ilvl w:val="0"/>
           <w:numId w:val="40"/>
         </w:numPr>
-        <w:rPr>
-          <w:lang w:val="ru-RU"/>
-        </w:rPr>
       </w:pPr>
     </w:p>
     <w:p>
@@ -24746,15 +25134,9 @@
           <w:ilvl w:val="0"/>
           <w:numId w:val="40"/>
         </w:numPr>
-        <w:rPr>
-          <w:lang w:val="ru-RU"/>
-        </w:rPr>
-      </w:pPr>
-      <w:r>
-        <w:rPr>
-          <w:lang w:val="ru-RU"/>
-        </w:rPr>
-        <w:t xml:space="preserve">            Если ЗначениеЯчейки &lt; 0 Или ЗначениеЯчейки &lt;&gt; Цел(ЗначениеЯчейки) Тогда</w:t>
+      </w:pPr>
+      <w:r>
+        <w:t xml:space="preserve">    КонецЕсли;</w:t>
       </w:r>
     </w:p>
     <w:p>
@@ -24764,16 +25146,7 @@
           <w:ilvl w:val="0"/>
           <w:numId w:val="40"/>
         </w:numPr>
-        <w:rPr>
-          <w:lang w:val="ru-RU"/>
-        </w:rPr>
-      </w:pPr>
-      <w:r>
-        <w:rPr>
-          <w:lang w:val="ru-RU"/>
-        </w:rPr>
-        <w:t xml:space="preserve">                ВызватьИсключение "ИНН или КПП содержит отрицательное или дробное число.";</w:t>
-      </w:r>
+      </w:pPr>
     </w:p>
     <w:p>
       <w:pPr>
@@ -24784,13 +25157,7 @@
         </w:numPr>
       </w:pPr>
       <w:r>
-        <w:rPr>
-          <w:lang w:val="ru-RU"/>
-        </w:rPr>
-        <w:t xml:space="preserve">            </w:t>
-      </w:r>
-      <w:r>
-        <w:t>КонецЕсли;</w:t>
+        <w:t xml:space="preserve">    Результат = СокрЛП(Ячейка.Текст);</w:t>
       </w:r>
     </w:p>
     <w:p>
@@ -24801,6 +25168,9 @@
           <w:numId w:val="40"/>
         </w:numPr>
       </w:pPr>
+      <w:r>
+        <w:t xml:space="preserve">    Результат = СтрЗаменить(Результат, " ", "");</w:t>
+      </w:r>
     </w:p>
     <w:p>
       <w:pPr>
@@ -24809,24 +25179,9 @@
           <w:ilvl w:val="0"/>
           <w:numId w:val="40"/>
         </w:numPr>
-        <w:rPr>
-          <w:lang w:val="ru-RU"/>
-        </w:rPr>
-      </w:pPr>
-      <w:r>
-        <w:rPr>
-          <w:lang w:val="ru-RU"/>
-        </w:rPr>
-        <w:t xml:space="preserve">            // Убираем десятичную часть и разделители разрядов у числовых ячеек </w:t>
-      </w:r>
-      <w:r>
-        <w:t>Excel</w:t>
-      </w:r>
-      <w:r>
-        <w:rPr>
-          <w:lang w:val="ru-RU"/>
-        </w:rPr>
-        <w:t>.</w:t>
+      </w:pPr>
+      <w:r>
+        <w:t xml:space="preserve">    Результат = СтрЗаменить(Результат, Символ(160), "");</w:t>
       </w:r>
     </w:p>
     <w:p>
@@ -24836,16 +25191,7 @@
           <w:ilvl w:val="0"/>
           <w:numId w:val="40"/>
         </w:numPr>
-        <w:rPr>
-          <w:lang w:val="ru-RU"/>
-        </w:rPr>
-      </w:pPr>
-      <w:r>
-        <w:rPr>
-          <w:lang w:val="ru-RU"/>
-        </w:rPr>
-        <w:t xml:space="preserve">            Возврат Формат(ЗначениеЯчейки, "ЧГ=0; ЧДЦ=0");</w:t>
-      </w:r>
+      </w:pPr>
     </w:p>
     <w:p>
       <w:pPr>
@@ -24854,10 +25200,10 @@
           <w:ilvl w:val="0"/>
           <w:numId w:val="40"/>
         </w:numPr>
-        <w:rPr>
-          <w:lang w:val="ru-RU"/>
-        </w:rPr>
-      </w:pPr>
+      </w:pPr>
+      <w:r>
+        <w:t xml:space="preserve">    Для НомерСимвола = 1 По СтрДлина(Результат) Цикл</w:t>
+      </w:r>
     </w:p>
     <w:p>
       <w:pPr>
@@ -24867,15 +25213,6 @@
           <w:numId w:val="40"/>
         </w:numPr>
       </w:pPr>
-      <w:r>
-        <w:rPr>
-          <w:lang w:val="ru-RU"/>
-        </w:rPr>
-        <w:t xml:space="preserve">        </w:t>
-      </w:r>
-      <w:r>
-        <w:t>КонецЕсли;</w:t>
-      </w:r>
     </w:p>
     <w:p>
       <w:pPr>
@@ -24885,6 +25222,9 @@
           <w:numId w:val="40"/>
         </w:numPr>
       </w:pPr>
+      <w:r>
+        <w:t xml:space="preserve">        Если СтрНайти("0123456789", Сред(Результат, НомерСимвола, 1)) = 0 Тогда</w:t>
+      </w:r>
     </w:p>
     <w:p>
       <w:pPr>
@@ -24895,126 +25235,6 @@
         </w:numPr>
       </w:pPr>
       <w:r>
-        <w:t xml:space="preserve">    КонецЕсли;</w:t>
-      </w:r>
-    </w:p>
-    <w:p>
-      <w:pPr>
-        <w:pStyle w:val="a1"/>
-        <w:numPr>
-          <w:ilvl w:val="0"/>
-          <w:numId w:val="40"/>
-        </w:numPr>
-      </w:pPr>
-    </w:p>
-    <w:p>
-      <w:pPr>
-        <w:pStyle w:val="a1"/>
-        <w:numPr>
-          <w:ilvl w:val="0"/>
-          <w:numId w:val="40"/>
-        </w:numPr>
-      </w:pPr>
-      <w:r>
-        <w:t xml:space="preserve">    Результат = СокрЛП(Ячейка.Текст);</w:t>
-      </w:r>
-    </w:p>
-    <w:p>
-      <w:pPr>
-        <w:pStyle w:val="a1"/>
-        <w:numPr>
-          <w:ilvl w:val="0"/>
-          <w:numId w:val="40"/>
-        </w:numPr>
-      </w:pPr>
-      <w:r>
-        <w:t xml:space="preserve">    Результат = СтрЗаменить(Результат, " ", "");</w:t>
-      </w:r>
-    </w:p>
-    <w:p>
-      <w:pPr>
-        <w:pStyle w:val="a1"/>
-        <w:numPr>
-          <w:ilvl w:val="0"/>
-          <w:numId w:val="40"/>
-        </w:numPr>
-      </w:pPr>
-      <w:r>
-        <w:t xml:space="preserve">    Результат = СтрЗаменить(Результат, Символ(160), "");</w:t>
-      </w:r>
-    </w:p>
-    <w:p>
-      <w:pPr>
-        <w:pStyle w:val="a1"/>
-        <w:numPr>
-          <w:ilvl w:val="0"/>
-          <w:numId w:val="40"/>
-        </w:numPr>
-      </w:pPr>
-    </w:p>
-    <w:p>
-      <w:pPr>
-        <w:pStyle w:val="a1"/>
-        <w:numPr>
-          <w:ilvl w:val="0"/>
-          <w:numId w:val="40"/>
-        </w:numPr>
-        <w:rPr>
-          <w:lang w:val="ru-RU"/>
-        </w:rPr>
-      </w:pPr>
-      <w:r>
-        <w:rPr>
-          <w:lang w:val="ru-RU"/>
-        </w:rPr>
-        <w:t xml:space="preserve">    Для НомерСимвола = 1 По СтрДлина(Результат) Цикл</w:t>
-      </w:r>
-    </w:p>
-    <w:p>
-      <w:pPr>
-        <w:pStyle w:val="a1"/>
-        <w:numPr>
-          <w:ilvl w:val="0"/>
-          <w:numId w:val="40"/>
-        </w:numPr>
-        <w:rPr>
-          <w:lang w:val="ru-RU"/>
-        </w:rPr>
-      </w:pPr>
-    </w:p>
-    <w:p>
-      <w:pPr>
-        <w:pStyle w:val="a1"/>
-        <w:numPr>
-          <w:ilvl w:val="0"/>
-          <w:numId w:val="40"/>
-        </w:numPr>
-        <w:rPr>
-          <w:lang w:val="ru-RU"/>
-        </w:rPr>
-      </w:pPr>
-      <w:r>
-        <w:rPr>
-          <w:lang w:val="ru-RU"/>
-        </w:rPr>
-        <w:t xml:space="preserve">        Если СтрНайти("0123456789", Сред(Результат, НомерСимвола, 1)) = 0 Тогда</w:t>
-      </w:r>
-    </w:p>
-    <w:p>
-      <w:pPr>
-        <w:pStyle w:val="a1"/>
-        <w:numPr>
-          <w:ilvl w:val="0"/>
-          <w:numId w:val="40"/>
-        </w:numPr>
-        <w:rPr>
-          <w:lang w:val="ru-RU"/>
-        </w:rPr>
-      </w:pPr>
-      <w:r>
-        <w:rPr>
-          <w:lang w:val="ru-RU"/>
-        </w:rPr>
         <w:lastRenderedPageBreak/>
         <w:t xml:space="preserve">            ВызватьИсключение "ИНН или КПП содержит символы, отличные от цифр.";</w:t>
       </w:r>
@@ -25254,15 +25474,186 @@
           <w:ilvl w:val="0"/>
           <w:numId w:val="40"/>
         </w:numPr>
+      </w:pPr>
+      <w:r>
+        <w:t xml:space="preserve">    // Учитываем и помеченные на удаление элементы, чтобы не создать повторный ИНН.</w:t>
+      </w:r>
+    </w:p>
+    <w:p>
+      <w:pPr>
+        <w:pStyle w:val="a1"/>
+        <w:numPr>
+          <w:ilvl w:val="0"/>
+          <w:numId w:val="40"/>
+        </w:numPr>
+      </w:pPr>
+      <w:r>
         <w:rPr>
           <w:lang w:val="ru-RU"/>
         </w:rPr>
+        <w:t xml:space="preserve">    </w:t>
+      </w:r>
+      <w:r>
+        <w:t>Запрос.УстановитьПараметр("ИНН", ИНН);</w:t>
+      </w:r>
+    </w:p>
+    <w:p>
+      <w:pPr>
+        <w:pStyle w:val="a1"/>
+        <w:numPr>
+          <w:ilvl w:val="0"/>
+          <w:numId w:val="40"/>
+        </w:numPr>
+      </w:pPr>
+      <w:r>
+        <w:t xml:space="preserve">    Выборка = Запрос.Выполнить().Выбрать();</w:t>
+      </w:r>
+    </w:p>
+    <w:p>
+      <w:pPr>
+        <w:pStyle w:val="a1"/>
+        <w:numPr>
+          <w:ilvl w:val="0"/>
+          <w:numId w:val="40"/>
+        </w:numPr>
+      </w:pPr>
+    </w:p>
+    <w:p>
+      <w:pPr>
+        <w:pStyle w:val="a1"/>
+        <w:numPr>
+          <w:ilvl w:val="0"/>
+          <w:numId w:val="40"/>
+        </w:numPr>
+      </w:pPr>
+      <w:r>
+        <w:t xml:space="preserve">    Если Выборка.Следующий() Тогда</w:t>
+      </w:r>
+    </w:p>
+    <w:p>
+      <w:pPr>
+        <w:pStyle w:val="a1"/>
+        <w:numPr>
+          <w:ilvl w:val="0"/>
+          <w:numId w:val="40"/>
+        </w:numPr>
+      </w:pPr>
+      <w:r>
+        <w:t xml:space="preserve">        Возврат Выборка.Ссылка;</w:t>
+      </w:r>
+    </w:p>
+    <w:p>
+      <w:pPr>
+        <w:pStyle w:val="a1"/>
+        <w:numPr>
+          <w:ilvl w:val="0"/>
+          <w:numId w:val="40"/>
+        </w:numPr>
+      </w:pPr>
+      <w:r>
+        <w:t xml:space="preserve">    КонецЕсли;</w:t>
+      </w:r>
+    </w:p>
+    <w:p>
+      <w:pPr>
+        <w:pStyle w:val="a1"/>
+        <w:numPr>
+          <w:ilvl w:val="0"/>
+          <w:numId w:val="40"/>
+        </w:numPr>
+      </w:pPr>
+    </w:p>
+    <w:p>
+      <w:pPr>
+        <w:pStyle w:val="a1"/>
+        <w:numPr>
+          <w:ilvl w:val="0"/>
+          <w:numId w:val="40"/>
+        </w:numPr>
+      </w:pPr>
+      <w:r>
+        <w:t xml:space="preserve">    Возврат Справочники.Контрагенты.ПустаяСсылка();</w:t>
+      </w:r>
+    </w:p>
+    <w:p>
+      <w:pPr>
+        <w:pStyle w:val="a1"/>
+        <w:numPr>
+          <w:ilvl w:val="0"/>
+          <w:numId w:val="40"/>
+        </w:numPr>
+      </w:pPr>
+    </w:p>
+    <w:p>
+      <w:pPr>
+        <w:pStyle w:val="a1"/>
+        <w:numPr>
+          <w:ilvl w:val="0"/>
+          <w:numId w:val="40"/>
+        </w:numPr>
+      </w:pPr>
+      <w:r>
+        <w:t>КонецФункции</w:t>
+      </w:r>
+    </w:p>
+    <w:p>
+      <w:pPr>
+        <w:pStyle w:val="a1"/>
+        <w:numPr>
+          <w:ilvl w:val="0"/>
+          <w:numId w:val="40"/>
+        </w:numPr>
+      </w:pPr>
+    </w:p>
+    <w:p>
+      <w:pPr>
+        <w:pStyle w:val="a1"/>
+        <w:numPr>
+          <w:ilvl w:val="0"/>
+          <w:numId w:val="40"/>
+        </w:numPr>
+      </w:pPr>
+      <w:r>
+        <w:t>&amp;НаСервере</w:t>
+      </w:r>
+    </w:p>
+    <w:p>
+      <w:pPr>
+        <w:pStyle w:val="a1"/>
+        <w:numPr>
+          <w:ilvl w:val="0"/>
+          <w:numId w:val="40"/>
+        </w:numPr>
+      </w:pPr>
+      <w:r>
+        <w:t>Процедура СоздатьКонтрагента(КраткоеИмя, ПолноеИмя, ВидИзФайла, ИНН, КПП)</w:t>
+      </w:r>
+    </w:p>
+    <w:p>
+      <w:pPr>
+        <w:pStyle w:val="a1"/>
+        <w:numPr>
+          <w:ilvl w:val="0"/>
+          <w:numId w:val="40"/>
+        </w:numPr>
+      </w:pPr>
+    </w:p>
+    <w:p>
+      <w:pPr>
+        <w:pStyle w:val="a1"/>
+        <w:numPr>
+          <w:ilvl w:val="0"/>
+          <w:numId w:val="40"/>
+        </w:numPr>
       </w:pPr>
       <w:r>
         <w:rPr>
           <w:lang w:val="ru-RU"/>
         </w:rPr>
-        <w:t xml:space="preserve">    // Учитываем и помеченные на удаление элементы, чтобы не создать повторный ИНН.</w:t>
+        <w:t xml:space="preserve">    </w:t>
+      </w:r>
+      <w:r>
+        <w:t>Контрагент = Справочники.Контрагенты.СоздатьЭлемент();</w:t>
       </w:r>
     </w:p>
     <w:p>
@@ -25273,15 +25664,6 @@
           <w:numId w:val="40"/>
         </w:numPr>
       </w:pPr>
-      <w:r>
-        <w:rPr>
-          <w:lang w:val="ru-RU"/>
-        </w:rPr>
-        <w:t xml:space="preserve">    </w:t>
-      </w:r>
-      <w:r>
-        <w:t>Запрос.УстановитьПараметр("ИНН", ИНН);</w:t>
-      </w:r>
     </w:p>
     <w:p>
       <w:pPr>
@@ -25292,7 +25674,7 @@
         </w:numPr>
       </w:pPr>
       <w:r>
-        <w:t xml:space="preserve">    Выборка = Запрос.Выполнить().Выбрать();</w:t>
+        <w:t xml:space="preserve">    Контрагент.Наименование = КраткоеИмя;</w:t>
       </w:r>
     </w:p>
     <w:p>
@@ -25303,6 +25685,9 @@
           <w:numId w:val="40"/>
         </w:numPr>
       </w:pPr>
+      <w:r>
+        <w:t xml:space="preserve">    Контрагент.НаименованиеПолное = ПолноеИмя;</w:t>
+      </w:r>
     </w:p>
     <w:p>
       <w:pPr>
@@ -25313,7 +25698,7 @@
         </w:numPr>
       </w:pPr>
       <w:r>
-        <w:t xml:space="preserve">    Если Выборка.Следующий() Тогда</w:t>
+        <w:t xml:space="preserve">    Контрагент.ИНН = ИНН;</w:t>
       </w:r>
     </w:p>
     <w:p>
@@ -25325,7 +25710,7 @@
         </w:numPr>
       </w:pPr>
       <w:r>
-        <w:t xml:space="preserve">        Возврат Выборка.Ссылка;</w:t>
+        <w:t xml:space="preserve">    Контрагент.КПП = КПП;</w:t>
       </w:r>
     </w:p>
     <w:p>
@@ -25336,9 +25721,6 @@
           <w:numId w:val="40"/>
         </w:numPr>
       </w:pPr>
-      <w:r>
-        <w:t xml:space="preserve">    КонецЕсли;</w:t>
-      </w:r>
     </w:p>
     <w:p>
       <w:pPr>
@@ -25348,6 +25730,9 @@
           <w:numId w:val="40"/>
         </w:numPr>
       </w:pPr>
+      <w:r>
+        <w:t xml:space="preserve">    ВидНормализованный = НРег(СокрЛП(ВидИзФайла));</w:t>
+      </w:r>
     </w:p>
     <w:p>
       <w:pPr>
@@ -25357,9 +25742,6 @@
           <w:numId w:val="40"/>
         </w:numPr>
       </w:pPr>
-      <w:r>
-        <w:t xml:space="preserve">    Возврат Справочники.Контрагенты.ПустаяСсылка();</w:t>
-      </w:r>
     </w:p>
     <w:p>
       <w:pPr>
@@ -25369,6 +25751,9 @@
           <w:numId w:val="40"/>
         </w:numPr>
       </w:pPr>
+      <w:r>
+        <w:t xml:space="preserve">    Если ВидНормализованный = "юридическое лицо" Тогда</w:t>
+      </w:r>
     </w:p>
     <w:p>
       <w:pPr>
@@ -25378,9 +25763,6 @@
           <w:numId w:val="40"/>
         </w:numPr>
       </w:pPr>
-      <w:r>
-        <w:t>КонецФункции</w:t>
-      </w:r>
     </w:p>
     <w:p>
       <w:pPr>
@@ -25390,190 +25772,7 @@
           <w:numId w:val="40"/>
         </w:numPr>
       </w:pPr>
-    </w:p>
-    <w:p>
-      <w:pPr>
-        <w:pStyle w:val="a1"/>
-        <w:numPr>
-          <w:ilvl w:val="0"/>
-          <w:numId w:val="40"/>
-        </w:numPr>
-      </w:pPr>
-      <w:r>
-        <w:t>&amp;НаСервере</w:t>
-      </w:r>
-    </w:p>
-    <w:p>
-      <w:pPr>
-        <w:pStyle w:val="a1"/>
-        <w:numPr>
-          <w:ilvl w:val="0"/>
-          <w:numId w:val="40"/>
-        </w:numPr>
-        <w:rPr>
-          <w:lang w:val="ru-RU"/>
-        </w:rPr>
-      </w:pPr>
-      <w:r>
-        <w:rPr>
-          <w:lang w:val="ru-RU"/>
-        </w:rPr>
-        <w:t>Процедура СоздатьКонтрагента(КраткоеИмя, ПолноеИмя, ВидИзФайла, ИНН, КПП)</w:t>
-      </w:r>
-    </w:p>
-    <w:p>
-      <w:pPr>
-        <w:pStyle w:val="a1"/>
-        <w:numPr>
-          <w:ilvl w:val="0"/>
-          <w:numId w:val="40"/>
-        </w:numPr>
-        <w:rPr>
-          <w:lang w:val="ru-RU"/>
-        </w:rPr>
-      </w:pPr>
-    </w:p>
-    <w:p>
-      <w:pPr>
-        <w:pStyle w:val="a1"/>
-        <w:numPr>
-          <w:ilvl w:val="0"/>
-          <w:numId w:val="40"/>
-        </w:numPr>
-      </w:pPr>
-      <w:r>
-        <w:rPr>
-          <w:lang w:val="ru-RU"/>
-        </w:rPr>
-        <w:t xml:space="preserve">    </w:t>
-      </w:r>
-      <w:r>
-        <w:t>Контрагент = Справочники.Контрагенты.СоздатьЭлемент();</w:t>
-      </w:r>
-    </w:p>
-    <w:p>
-      <w:pPr>
-        <w:pStyle w:val="a1"/>
-        <w:numPr>
-          <w:ilvl w:val="0"/>
-          <w:numId w:val="40"/>
-        </w:numPr>
-      </w:pPr>
-    </w:p>
-    <w:p>
-      <w:pPr>
-        <w:pStyle w:val="a1"/>
-        <w:numPr>
-          <w:ilvl w:val="0"/>
-          <w:numId w:val="40"/>
-        </w:numPr>
-      </w:pPr>
-      <w:r>
-        <w:t xml:space="preserve">    Контрагент.Наименование = КраткоеИмя;</w:t>
-      </w:r>
-    </w:p>
-    <w:p>
-      <w:pPr>
-        <w:pStyle w:val="a1"/>
-        <w:numPr>
-          <w:ilvl w:val="0"/>
-          <w:numId w:val="40"/>
-        </w:numPr>
-      </w:pPr>
-      <w:r>
-        <w:t xml:space="preserve">    Контрагент.НаименованиеПолное = ПолноеИмя;</w:t>
-      </w:r>
-    </w:p>
-    <w:p>
-      <w:pPr>
-        <w:pStyle w:val="a1"/>
-        <w:numPr>
-          <w:ilvl w:val="0"/>
-          <w:numId w:val="40"/>
-        </w:numPr>
-      </w:pPr>
-      <w:r>
-        <w:t xml:space="preserve">    Контрагент.ИНН = ИНН;</w:t>
-      </w:r>
-    </w:p>
-    <w:p>
-      <w:pPr>
-        <w:pStyle w:val="a1"/>
-        <w:numPr>
-          <w:ilvl w:val="0"/>
-          <w:numId w:val="40"/>
-        </w:numPr>
-      </w:pPr>
-      <w:r>
-        <w:t xml:space="preserve">    Контрагент.КПП = КПП;</w:t>
-      </w:r>
-    </w:p>
-    <w:p>
-      <w:pPr>
-        <w:pStyle w:val="a1"/>
-        <w:numPr>
-          <w:ilvl w:val="0"/>
-          <w:numId w:val="40"/>
-        </w:numPr>
-      </w:pPr>
-    </w:p>
-    <w:p>
-      <w:pPr>
-        <w:pStyle w:val="a1"/>
-        <w:numPr>
-          <w:ilvl w:val="0"/>
-          <w:numId w:val="40"/>
-        </w:numPr>
-      </w:pPr>
-      <w:r>
-        <w:t xml:space="preserve">    ВидНормализованный = НРег(СокрЛП(ВидИзФайла));</w:t>
-      </w:r>
-    </w:p>
-    <w:p>
-      <w:pPr>
-        <w:pStyle w:val="a1"/>
-        <w:numPr>
-          <w:ilvl w:val="0"/>
-          <w:numId w:val="40"/>
-        </w:numPr>
-      </w:pPr>
-    </w:p>
-    <w:p>
-      <w:pPr>
-        <w:pStyle w:val="a1"/>
-        <w:numPr>
-          <w:ilvl w:val="0"/>
-          <w:numId w:val="40"/>
-        </w:numPr>
-      </w:pPr>
-      <w:r>
-        <w:t xml:space="preserve">    Если ВидНормализованный = "юридическое лицо" Тогда</w:t>
-      </w:r>
-    </w:p>
-    <w:p>
-      <w:pPr>
-        <w:pStyle w:val="a1"/>
-        <w:numPr>
-          <w:ilvl w:val="0"/>
-          <w:numId w:val="40"/>
-        </w:numPr>
-      </w:pPr>
-    </w:p>
-    <w:p>
-      <w:pPr>
-        <w:pStyle w:val="a1"/>
-        <w:numPr>
-          <w:ilvl w:val="0"/>
-          <w:numId w:val="40"/>
-        </w:numPr>
-        <w:rPr>
-          <w:lang w:val="ru-RU"/>
-        </w:rPr>
-      </w:pPr>
-      <w:r>
-        <w:rPr>
-          <w:lang w:val="ru-RU"/>
-        </w:rPr>
+      <w:r>
         <w:lastRenderedPageBreak/>
         <w:t xml:space="preserve">        Контрагент.ВидКонтрагента = Перечисления.ВидыКонтрагентов.ЮридическоеЛицо;</w:t>
       </w:r>
@@ -25585,68 +25784,1312 @@
           <w:ilvl w:val="0"/>
           <w:numId w:val="40"/>
         </w:numPr>
+      </w:pPr>
+      <w:r>
+        <w:t xml:space="preserve">        </w:t>
+      </w:r>
+      <w:r>
+        <w:t>Контрагент.ЮридическоеФизическоеЛицо = Перечисления.ЮридическоеФизическоеЛицо.ЮридическоеЛицо;</w:t>
+      </w:r>
+    </w:p>
+    <w:p>
+      <w:pPr>
+        <w:pStyle w:val="a1"/>
+        <w:numPr>
+          <w:ilvl w:val="0"/>
+          <w:numId w:val="40"/>
+        </w:numPr>
+      </w:pPr>
+    </w:p>
+    <w:p>
+      <w:pPr>
+        <w:pStyle w:val="a1"/>
+        <w:numPr>
+          <w:ilvl w:val="0"/>
+          <w:numId w:val="40"/>
+        </w:numPr>
+      </w:pPr>
+      <w:r>
         <w:rPr>
           <w:lang w:val="ru-RU"/>
         </w:rPr>
+        <w:t xml:space="preserve">    </w:t>
+      </w:r>
+      <w:r>
+        <w:t>ИначеЕсли ВидНормализованный = "индивидуальный предприниматель" Тогда</w:t>
+      </w:r>
+    </w:p>
+    <w:p>
+      <w:pPr>
+        <w:pStyle w:val="a1"/>
+        <w:numPr>
+          <w:ilvl w:val="0"/>
+          <w:numId w:val="40"/>
+        </w:numPr>
+      </w:pPr>
+    </w:p>
+    <w:p>
+      <w:pPr>
+        <w:pStyle w:val="a1"/>
+        <w:numPr>
+          <w:ilvl w:val="0"/>
+          <w:numId w:val="40"/>
+        </w:numPr>
+      </w:pPr>
+      <w:r>
+        <w:t xml:space="preserve">        Контрагент.ВидКонтрагента = Перечисления.ВидыКонтрагентов.ИндивидуальныйПредприниматель;</w:t>
+      </w:r>
+    </w:p>
+    <w:p>
+      <w:pPr>
+        <w:pStyle w:val="a1"/>
+        <w:numPr>
+          <w:ilvl w:val="0"/>
+          <w:numId w:val="40"/>
+        </w:numPr>
+      </w:pPr>
+      <w:r>
+        <w:t xml:space="preserve">        Контрагент.ЮридическоеФизическоеЛицо = Перечисления.ЮридическоеФизическоеЛицо.ФизическоеЛицо;</w:t>
+      </w:r>
+    </w:p>
+    <w:p>
+      <w:pPr>
+        <w:pStyle w:val="a1"/>
+        <w:numPr>
+          <w:ilvl w:val="0"/>
+          <w:numId w:val="40"/>
+        </w:numPr>
+      </w:pPr>
+    </w:p>
+    <w:p>
+      <w:pPr>
+        <w:pStyle w:val="a1"/>
+        <w:numPr>
+          <w:ilvl w:val="0"/>
+          <w:numId w:val="40"/>
+        </w:numPr>
       </w:pPr>
       <w:r>
         <w:rPr>
           <w:lang w:val="ru-RU"/>
         </w:rPr>
+        <w:t xml:space="preserve">    </w:t>
+      </w:r>
+      <w:r>
+        <w:t>ИначеЕсли ВидНормализованный = "физическое лицо" Тогда</w:t>
+      </w:r>
+    </w:p>
+    <w:p>
+      <w:pPr>
+        <w:pStyle w:val="a1"/>
+        <w:numPr>
+          <w:ilvl w:val="0"/>
+          <w:numId w:val="40"/>
+        </w:numPr>
+      </w:pPr>
+    </w:p>
+    <w:p>
+      <w:pPr>
+        <w:pStyle w:val="a1"/>
+        <w:numPr>
+          <w:ilvl w:val="0"/>
+          <w:numId w:val="40"/>
+        </w:numPr>
+      </w:pPr>
+      <w:r>
+        <w:t xml:space="preserve">        Контрагент.ВидКонтрагента = Перечисления.ВидыКонтрагентов.ФизическоеЛицо;</w:t>
+      </w:r>
+    </w:p>
+    <w:p>
+      <w:pPr>
+        <w:pStyle w:val="a1"/>
+        <w:numPr>
+          <w:ilvl w:val="0"/>
+          <w:numId w:val="40"/>
+        </w:numPr>
+      </w:pPr>
+      <w:r>
+        <w:t xml:space="preserve">        Контрагент.ЮридическоеФизическоеЛицо = Перечисления.ЮридическоеФизическоеЛицо.ФизическоеЛицо;</w:t>
+      </w:r>
+    </w:p>
+    <w:p>
+      <w:pPr>
+        <w:pStyle w:val="a1"/>
+        <w:numPr>
+          <w:ilvl w:val="0"/>
+          <w:numId w:val="40"/>
+        </w:numPr>
+      </w:pPr>
+    </w:p>
+    <w:p>
+      <w:pPr>
+        <w:pStyle w:val="a1"/>
+        <w:numPr>
+          <w:ilvl w:val="0"/>
+          <w:numId w:val="40"/>
+        </w:numPr>
+      </w:pPr>
+      <w:r>
+        <w:rPr>
+          <w:lang w:val="ru-RU"/>
+        </w:rPr>
+        <w:t xml:space="preserve">    </w:t>
+      </w:r>
+      <w:r>
+        <w:t>Иначе</w:t>
+      </w:r>
+    </w:p>
+    <w:p>
+      <w:pPr>
+        <w:pStyle w:val="a1"/>
+        <w:numPr>
+          <w:ilvl w:val="0"/>
+          <w:numId w:val="40"/>
+        </w:numPr>
+      </w:pPr>
+    </w:p>
+    <w:p>
+      <w:pPr>
+        <w:pStyle w:val="a1"/>
+        <w:numPr>
+          <w:ilvl w:val="0"/>
+          <w:numId w:val="40"/>
+        </w:numPr>
+      </w:pPr>
+      <w:r>
+        <w:t xml:space="preserve">        ВызватьИсключение "Неподдерживаемый вид контрагента: " + ВидИзФайла;</w:t>
+      </w:r>
+    </w:p>
+    <w:p>
+      <w:pPr>
+        <w:pStyle w:val="a1"/>
+        <w:numPr>
+          <w:ilvl w:val="0"/>
+          <w:numId w:val="40"/>
+        </w:numPr>
+      </w:pPr>
+    </w:p>
+    <w:p>
+      <w:pPr>
+        <w:pStyle w:val="a1"/>
+        <w:numPr>
+          <w:ilvl w:val="0"/>
+          <w:numId w:val="40"/>
+        </w:numPr>
+      </w:pPr>
+      <w:r>
+        <w:rPr>
+          <w:lang w:val="ru-RU"/>
+        </w:rPr>
+        <w:t xml:space="preserve">    </w:t>
+      </w:r>
+      <w:r>
+        <w:t>КонецЕсли;</w:t>
+      </w:r>
+    </w:p>
+    <w:p>
+      <w:pPr>
+        <w:pStyle w:val="a1"/>
+        <w:numPr>
+          <w:ilvl w:val="0"/>
+          <w:numId w:val="40"/>
+        </w:numPr>
+      </w:pPr>
+    </w:p>
+    <w:p>
+      <w:pPr>
+        <w:pStyle w:val="a1"/>
+        <w:numPr>
+          <w:ilvl w:val="0"/>
+          <w:numId w:val="40"/>
+        </w:numPr>
+      </w:pPr>
+      <w:r>
+        <w:t xml:space="preserve">    Контрагент.Записать();</w:t>
+      </w:r>
+    </w:p>
+    <w:p>
+      <w:pPr>
+        <w:pStyle w:val="a1"/>
+        <w:numPr>
+          <w:ilvl w:val="0"/>
+          <w:numId w:val="40"/>
+        </w:numPr>
+      </w:pPr>
+    </w:p>
+    <w:p>
+      <w:pPr>
+        <w:pStyle w:val="a1"/>
+        <w:numPr>
+          <w:ilvl w:val="0"/>
+          <w:numId w:val="40"/>
+        </w:numPr>
+      </w:pPr>
+      <w:r>
+        <w:t>КонецПроцедуры</w:t>
+      </w:r>
+    </w:p>
+    <w:p>
+      <w:pPr>
+        <w:pStyle w:val="a1"/>
+        <w:numPr>
+          <w:ilvl w:val="0"/>
+          <w:numId w:val="40"/>
+        </w:numPr>
+      </w:pPr>
+    </w:p>
+    <w:p>
+      <w:pPr>
+        <w:pStyle w:val="a1"/>
+        <w:numPr>
+          <w:ilvl w:val="0"/>
+          <w:numId w:val="40"/>
+        </w:numPr>
+      </w:pPr>
+      <w:r>
+        <w:t>&amp;НаСервере</w:t>
+      </w:r>
+    </w:p>
+    <w:p>
+      <w:pPr>
+        <w:pStyle w:val="a1"/>
+        <w:numPr>
+          <w:ilvl w:val="0"/>
+          <w:numId w:val="40"/>
+        </w:numPr>
+      </w:pPr>
+      <w:r>
+        <w:t>Процедура ДобавитьВЖурнал(Текст)</w:t>
+      </w:r>
+    </w:p>
+    <w:p>
+      <w:pPr>
+        <w:pStyle w:val="a1"/>
+        <w:numPr>
+          <w:ilvl w:val="0"/>
+          <w:numId w:val="40"/>
+        </w:numPr>
+      </w:pPr>
+    </w:p>
+    <w:p>
+      <w:pPr>
+        <w:pStyle w:val="a1"/>
+        <w:numPr>
+          <w:ilvl w:val="0"/>
+          <w:numId w:val="40"/>
+        </w:numPr>
+      </w:pPr>
+      <w:r>
+        <w:t xml:space="preserve">    ЖурналЗагрузки = ЖурналЗагрузки + Текст + Символы.ПС;</w:t>
+      </w:r>
+    </w:p>
+    <w:p>
+      <w:pPr>
+        <w:pStyle w:val="a1"/>
+        <w:numPr>
+          <w:ilvl w:val="0"/>
+          <w:numId w:val="40"/>
+        </w:numPr>
+      </w:pPr>
+    </w:p>
+    <w:p>
+      <w:pPr>
+        <w:pStyle w:val="a1"/>
+        <w:numPr>
+          <w:ilvl w:val="0"/>
+          <w:numId w:val="40"/>
+        </w:numPr>
+      </w:pPr>
+      <w:r>
+        <w:t>КонецПроцедуры</w:t>
+      </w:r>
+    </w:p>
+    <w:p>
+      <w:pPr>
+        <w:pStyle w:val="a7"/>
+      </w:pPr>
+      <w:r>
+        <w:lastRenderedPageBreak/>
+        <w:t xml:space="preserve"> </w:t>
+      </w:r>
+      <w:bookmarkStart w:id="16" w:name="_Ref244286890"/>
+      <w:bookmarkStart w:id="17" w:name="_Toc244287216"/>
+      <w:r>
+        <w:t>– Листинг Обращение</w:t>
+      </w:r>
+      <w:r>
+        <w:rPr>
+          <w:lang w:val="en-US"/>
+        </w:rPr>
+        <w:t>HTTP</w:t>
+      </w:r>
+      <w:r>
+        <w:t>Ресурс</w:t>
+      </w:r>
+      <w:bookmarkEnd w:id="16"/>
+      <w:bookmarkEnd w:id="17"/>
+    </w:p>
+    <w:p>
+      <w:pPr>
+        <w:pStyle w:val="a1"/>
+        <w:numPr>
+          <w:ilvl w:val="0"/>
+          <w:numId w:val="41"/>
+        </w:numPr>
+      </w:pPr>
+      <w:r>
+        <w:t>&amp;НаКлиенте</w:t>
+      </w:r>
+    </w:p>
+    <w:p>
+      <w:pPr>
+        <w:pStyle w:val="a1"/>
+        <w:numPr>
+          <w:ilvl w:val="0"/>
+          <w:numId w:val="41"/>
+        </w:numPr>
+      </w:pPr>
+      <w:r>
+        <w:t>Процедура ВыполнитьGET(Команда)</w:t>
+      </w:r>
+    </w:p>
+    <w:p>
+      <w:pPr>
+        <w:pStyle w:val="a1"/>
+        <w:numPr>
+          <w:ilvl w:val="0"/>
+          <w:numId w:val="41"/>
+        </w:numPr>
+      </w:pPr>
+    </w:p>
+    <w:p>
+      <w:pPr>
+        <w:pStyle w:val="a1"/>
+        <w:numPr>
+          <w:ilvl w:val="0"/>
+          <w:numId w:val="41"/>
+        </w:numPr>
+      </w:pPr>
+      <w:r>
+        <w:t xml:space="preserve">    КодОтвета = 0;</w:t>
+      </w:r>
+    </w:p>
+    <w:p>
+      <w:pPr>
+        <w:pStyle w:val="a1"/>
+        <w:numPr>
+          <w:ilvl w:val="0"/>
+          <w:numId w:val="41"/>
+        </w:numPr>
+      </w:pPr>
+      <w:r>
+        <w:t xml:space="preserve">    ТелоОтвета = "";</w:t>
+      </w:r>
+    </w:p>
+    <w:p>
+      <w:pPr>
+        <w:pStyle w:val="a1"/>
+        <w:numPr>
+          <w:ilvl w:val="0"/>
+          <w:numId w:val="41"/>
+        </w:numPr>
+      </w:pPr>
+      <w:r>
+        <w:t xml:space="preserve">    ТекстОшибки = "";</w:t>
+      </w:r>
+    </w:p>
+    <w:p>
+      <w:pPr>
+        <w:pStyle w:val="a1"/>
+        <w:numPr>
+          <w:ilvl w:val="0"/>
+          <w:numId w:val="41"/>
+        </w:numPr>
+      </w:pPr>
+    </w:p>
+    <w:p>
+      <w:pPr>
+        <w:pStyle w:val="a1"/>
+        <w:numPr>
+          <w:ilvl w:val="0"/>
+          <w:numId w:val="41"/>
+        </w:numPr>
+      </w:pPr>
+      <w:r>
+        <w:t xml:space="preserve">    Если ПустаяСтрока(СокрЛП(АдресРесурса)) Тогда</w:t>
+      </w:r>
+    </w:p>
+    <w:p>
+      <w:pPr>
+        <w:pStyle w:val="a1"/>
+        <w:numPr>
+          <w:ilvl w:val="0"/>
+          <w:numId w:val="41"/>
+        </w:numPr>
+        <w:rPr>
+          <w:lang w:val="ru-RU"/>
+        </w:rPr>
+      </w:pPr>
+      <w:r>
+        <w:rPr>
+          <w:lang w:val="ru-RU"/>
+        </w:rPr>
+        <w:t xml:space="preserve">        ТекстОшибки = "Введите полный </w:t>
+      </w:r>
+      <w:r>
+        <w:t>URL</w:t>
+      </w:r>
+      <w:r>
+        <w:rPr>
+          <w:lang w:val="ru-RU"/>
+        </w:rPr>
+        <w:t xml:space="preserve"> ресурса.";</w:t>
+      </w:r>
+    </w:p>
+    <w:p>
+      <w:pPr>
+        <w:pStyle w:val="a1"/>
+        <w:numPr>
+          <w:ilvl w:val="0"/>
+          <w:numId w:val="41"/>
+        </w:numPr>
+      </w:pPr>
+      <w:r>
+        <w:rPr>
+          <w:lang w:val="ru-RU"/>
+        </w:rPr>
         <w:t xml:space="preserve">        </w:t>
       </w:r>
       <w:r>
+        <w:t>Возврат;</w:t>
+      </w:r>
+    </w:p>
+    <w:p>
+      <w:pPr>
+        <w:pStyle w:val="a1"/>
+        <w:numPr>
+          <w:ilvl w:val="0"/>
+          <w:numId w:val="41"/>
+        </w:numPr>
+      </w:pPr>
+      <w:r>
+        <w:t xml:space="preserve">    КонецЕсли;</w:t>
+      </w:r>
+    </w:p>
+    <w:p>
+      <w:pPr>
+        <w:pStyle w:val="a1"/>
+        <w:numPr>
+          <w:ilvl w:val="0"/>
+          <w:numId w:val="41"/>
+        </w:numPr>
+      </w:pPr>
+    </w:p>
+    <w:p>
+      <w:pPr>
+        <w:pStyle w:val="a1"/>
+        <w:numPr>
+          <w:ilvl w:val="0"/>
+          <w:numId w:val="41"/>
+        </w:numPr>
+      </w:pPr>
+      <w:r>
+        <w:t xml:space="preserve">    Попытка</w:t>
+      </w:r>
+    </w:p>
+    <w:p>
+      <w:pPr>
+        <w:pStyle w:val="a1"/>
+        <w:numPr>
+          <w:ilvl w:val="0"/>
+          <w:numId w:val="41"/>
+        </w:numPr>
+      </w:pPr>
+    </w:p>
+    <w:p>
+      <w:pPr>
+        <w:pStyle w:val="a1"/>
+        <w:numPr>
+          <w:ilvl w:val="0"/>
+          <w:numId w:val="41"/>
+        </w:numPr>
+      </w:pPr>
+      <w:r>
+        <w:t xml:space="preserve">        ПараметрыАдреса = РазобратьАдресРесурса(АдресРесурса);</w:t>
+      </w:r>
+    </w:p>
+    <w:p>
+      <w:pPr>
+        <w:pStyle w:val="a1"/>
+        <w:numPr>
+          <w:ilvl w:val="0"/>
+          <w:numId w:val="41"/>
+        </w:numPr>
+      </w:pPr>
+    </w:p>
+    <w:p>
+      <w:pPr>
+        <w:pStyle w:val="a1"/>
+        <w:numPr>
+          <w:ilvl w:val="0"/>
+          <w:numId w:val="41"/>
+        </w:numPr>
+      </w:pPr>
+      <w:r>
+        <w:t xml:space="preserve">        ЗащищенноеСоединение = Неопределено;</w:t>
+      </w:r>
+    </w:p>
+    <w:p>
+      <w:pPr>
+        <w:pStyle w:val="a1"/>
+        <w:numPr>
+          <w:ilvl w:val="0"/>
+          <w:numId w:val="41"/>
+        </w:numPr>
+      </w:pPr>
+    </w:p>
+    <w:p>
+      <w:pPr>
+        <w:pStyle w:val="a1"/>
+        <w:numPr>
+          <w:ilvl w:val="0"/>
+          <w:numId w:val="41"/>
+        </w:numPr>
+      </w:pPr>
+      <w:r>
+        <w:t xml:space="preserve">        Если ПараметрыАдреса.Протокол = "https" Тогда</w:t>
+      </w:r>
+    </w:p>
+    <w:p>
+      <w:pPr>
+        <w:pStyle w:val="a1"/>
+        <w:numPr>
+          <w:ilvl w:val="0"/>
+          <w:numId w:val="41"/>
+        </w:numPr>
+      </w:pPr>
+      <w:r>
+        <w:t xml:space="preserve">            ЗащищенноеСоединение = Новый ЗащищенноеСоединениеOpenSSL(</w:t>
+      </w:r>
+    </w:p>
+    <w:p>
+      <w:pPr>
+        <w:pStyle w:val="a1"/>
+        <w:numPr>
+          <w:ilvl w:val="0"/>
+          <w:numId w:val="41"/>
+        </w:numPr>
+      </w:pPr>
+      <w:r>
+        <w:t xml:space="preserve">                , Новый СертификатыУдостоверяющихЦентровОС);</w:t>
+      </w:r>
+    </w:p>
+    <w:p>
+      <w:pPr>
+        <w:pStyle w:val="a1"/>
+        <w:numPr>
+          <w:ilvl w:val="0"/>
+          <w:numId w:val="41"/>
+        </w:numPr>
+      </w:pPr>
+      <w:r>
+        <w:t xml:space="preserve">        КонецЕсли;</w:t>
+      </w:r>
+    </w:p>
+    <w:p>
+      <w:pPr>
+        <w:pStyle w:val="a1"/>
+        <w:numPr>
+          <w:ilvl w:val="0"/>
+          <w:numId w:val="41"/>
+        </w:numPr>
+      </w:pPr>
+    </w:p>
+    <w:p>
+      <w:pPr>
+        <w:pStyle w:val="a1"/>
+        <w:numPr>
+          <w:ilvl w:val="0"/>
+          <w:numId w:val="41"/>
+        </w:numPr>
+      </w:pPr>
+      <w:r>
+        <w:t xml:space="preserve">        Соединение = Новый HTTPСоединение(</w:t>
+      </w:r>
+    </w:p>
+    <w:p>
+      <w:pPr>
+        <w:pStyle w:val="a1"/>
+        <w:numPr>
+          <w:ilvl w:val="0"/>
+          <w:numId w:val="41"/>
+        </w:numPr>
+      </w:pPr>
+      <w:r>
+        <w:t xml:space="preserve">            ПараметрыАдреса.Сервер,</w:t>
+      </w:r>
+    </w:p>
+    <w:p>
+      <w:pPr>
+        <w:pStyle w:val="a1"/>
+        <w:numPr>
+          <w:ilvl w:val="0"/>
+          <w:numId w:val="41"/>
+        </w:numPr>
+      </w:pPr>
+      <w:r>
+        <w:t xml:space="preserve">            ПараметрыАдреса.Порт,</w:t>
+      </w:r>
+    </w:p>
+    <w:p>
+      <w:pPr>
+        <w:pStyle w:val="a1"/>
+        <w:numPr>
+          <w:ilvl w:val="0"/>
+          <w:numId w:val="41"/>
+        </w:numPr>
+      </w:pPr>
+      <w:r>
+        <w:t xml:space="preserve">            ,</w:t>
+      </w:r>
+    </w:p>
+    <w:p>
+      <w:pPr>
+        <w:pStyle w:val="a1"/>
+        <w:numPr>
+          <w:ilvl w:val="0"/>
+          <w:numId w:val="41"/>
+        </w:numPr>
+      </w:pPr>
+      <w:r>
+        <w:t xml:space="preserve">            ,</w:t>
+      </w:r>
+    </w:p>
+    <w:p>
+      <w:pPr>
+        <w:pStyle w:val="a1"/>
+        <w:numPr>
+          <w:ilvl w:val="0"/>
+          <w:numId w:val="41"/>
+        </w:numPr>
+      </w:pPr>
+      <w:r>
+        <w:t xml:space="preserve">            ,</w:t>
+      </w:r>
+    </w:p>
+    <w:p>
+      <w:pPr>
+        <w:pStyle w:val="a1"/>
+        <w:numPr>
+          <w:ilvl w:val="0"/>
+          <w:numId w:val="41"/>
+        </w:numPr>
+      </w:pPr>
+      <w:r>
+        <w:t xml:space="preserve">            15,</w:t>
+      </w:r>
+    </w:p>
+    <w:p>
+      <w:pPr>
+        <w:pStyle w:val="a1"/>
+        <w:numPr>
+          <w:ilvl w:val="0"/>
+          <w:numId w:val="41"/>
+        </w:numPr>
+      </w:pPr>
+      <w:r>
+        <w:t xml:space="preserve">            ЗащищенноеСоединение);</w:t>
+      </w:r>
+    </w:p>
+    <w:p>
+      <w:pPr>
+        <w:pStyle w:val="a1"/>
+        <w:numPr>
+          <w:ilvl w:val="0"/>
+          <w:numId w:val="41"/>
+        </w:numPr>
+      </w:pPr>
+    </w:p>
+    <w:p>
+      <w:pPr>
+        <w:pStyle w:val="a1"/>
+        <w:numPr>
+          <w:ilvl w:val="0"/>
+          <w:numId w:val="41"/>
+        </w:numPr>
         <w:rPr>
           <w:lang w:val="ru-RU"/>
         </w:rPr>
-        <w:t>Контрагент.ЮридическоеФизическоеЛицо = Перечисления.ЮридическоеФизическоеЛицо.ЮридическоеЛицо;</w:t>
-      </w:r>
-    </w:p>
-    <w:p>
-      <w:pPr>
-        <w:pStyle w:val="a1"/>
-        <w:numPr>
-          <w:ilvl w:val="0"/>
-          <w:numId w:val="40"/>
-        </w:numPr>
+      </w:pPr>
+      <w:r>
         <w:rPr>
           <w:lang w:val="ru-RU"/>
         </w:rPr>
-      </w:pPr>
-    </w:p>
-    <w:p>
-      <w:pPr>
-        <w:pStyle w:val="a1"/>
-        <w:numPr>
-          <w:ilvl w:val="0"/>
-          <w:numId w:val="40"/>
-        </w:numPr>
-      </w:pPr>
+        <w:t xml:space="preserve">        Запрос = Новый </w:t>
+      </w:r>
+      <w:r>
+        <w:t>HTTP</w:t>
+      </w:r>
       <w:r>
         <w:rPr>
           <w:lang w:val="ru-RU"/>
         </w:rPr>
+        <w:t>Запрос(ПараметрыАдреса.Путь);</w:t>
+      </w:r>
+    </w:p>
+    <w:p>
+      <w:pPr>
+        <w:pStyle w:val="a1"/>
+        <w:numPr>
+          <w:ilvl w:val="0"/>
+          <w:numId w:val="41"/>
+        </w:numPr>
+      </w:pPr>
+      <w:r>
+        <w:rPr>
+          <w:lang w:val="ru-RU"/>
+        </w:rPr>
+        <w:t xml:space="preserve">        </w:t>
+      </w:r>
+      <w:r>
+        <w:t>Запрос.Заголовки.Вставить("Accept", "application/json");</w:t>
+      </w:r>
+    </w:p>
+    <w:p>
+      <w:pPr>
+        <w:pStyle w:val="a1"/>
+        <w:numPr>
+          <w:ilvl w:val="0"/>
+          <w:numId w:val="41"/>
+        </w:numPr>
+      </w:pPr>
+    </w:p>
+    <w:p>
+      <w:pPr>
+        <w:pStyle w:val="a1"/>
+        <w:numPr>
+          <w:ilvl w:val="0"/>
+          <w:numId w:val="41"/>
+        </w:numPr>
+      </w:pPr>
+      <w:r>
+        <w:t xml:space="preserve">        Ответ = Соединение.Получить(Запрос);</w:t>
+      </w:r>
+    </w:p>
+    <w:p>
+      <w:pPr>
+        <w:pStyle w:val="a1"/>
+        <w:numPr>
+          <w:ilvl w:val="0"/>
+          <w:numId w:val="41"/>
+        </w:numPr>
+      </w:pPr>
+    </w:p>
+    <w:p>
+      <w:pPr>
+        <w:pStyle w:val="a1"/>
+        <w:numPr>
+          <w:ilvl w:val="0"/>
+          <w:numId w:val="41"/>
+        </w:numPr>
+      </w:pPr>
+      <w:r>
+        <w:t xml:space="preserve">        КодОтвета = Ответ.КодСостояния;</w:t>
+      </w:r>
+    </w:p>
+    <w:p>
+      <w:pPr>
+        <w:pStyle w:val="a1"/>
+        <w:numPr>
+          <w:ilvl w:val="0"/>
+          <w:numId w:val="41"/>
+        </w:numPr>
+      </w:pPr>
+      <w:r>
+        <w:t xml:space="preserve">        ТелоОтвета = Ответ.ПолучитьТелоКакСтроку();</w:t>
+      </w:r>
+    </w:p>
+    <w:p>
+      <w:pPr>
+        <w:pStyle w:val="a1"/>
+        <w:numPr>
+          <w:ilvl w:val="0"/>
+          <w:numId w:val="41"/>
+        </w:numPr>
+      </w:pPr>
+    </w:p>
+    <w:p>
+      <w:pPr>
+        <w:pStyle w:val="a1"/>
+        <w:numPr>
+          <w:ilvl w:val="0"/>
+          <w:numId w:val="41"/>
+        </w:numPr>
+      </w:pPr>
+      <w:r>
+        <w:t xml:space="preserve">        Если КодОтвета &gt;= 400 Тогда</w:t>
+      </w:r>
+    </w:p>
+    <w:p>
+      <w:pPr>
+        <w:pStyle w:val="a1"/>
+        <w:numPr>
+          <w:ilvl w:val="0"/>
+          <w:numId w:val="41"/>
+        </w:numPr>
+        <w:rPr>
+          <w:lang w:val="ru-RU"/>
+        </w:rPr>
+      </w:pPr>
+      <w:r>
+        <w:rPr>
+          <w:lang w:val="ru-RU"/>
+        </w:rPr>
+        <w:t xml:space="preserve">            ТекстОшибки = "Сервер вернул </w:t>
+      </w:r>
+      <w:r>
+        <w:t>HTTP</w:t>
+      </w:r>
+      <w:r>
+        <w:rPr>
+          <w:lang w:val="ru-RU"/>
+        </w:rPr>
+        <w:t>-код "</w:t>
+      </w:r>
+    </w:p>
+    <w:p>
+      <w:pPr>
+        <w:pStyle w:val="a1"/>
+        <w:numPr>
+          <w:ilvl w:val="0"/>
+          <w:numId w:val="41"/>
+        </w:numPr>
+      </w:pPr>
+      <w:r>
+        <w:rPr>
+          <w:lang w:val="ru-RU"/>
+        </w:rPr>
+        <w:t xml:space="preserve">                </w:t>
+      </w:r>
+      <w:r>
+        <w:t>+ Строка(КодОтвета)</w:t>
+      </w:r>
+    </w:p>
+    <w:p>
+      <w:pPr>
+        <w:pStyle w:val="a1"/>
+        <w:numPr>
+          <w:ilvl w:val="0"/>
+          <w:numId w:val="41"/>
+        </w:numPr>
+        <w:rPr>
+          <w:lang w:val="ru-RU"/>
+        </w:rPr>
+      </w:pPr>
+      <w:r>
+        <w:rPr>
+          <w:lang w:val="ru-RU"/>
+        </w:rPr>
+        <w:t xml:space="preserve">                + ". Подробности смотрите в ответе сервера.";</w:t>
+      </w:r>
+    </w:p>
+    <w:p>
+      <w:pPr>
+        <w:pStyle w:val="a1"/>
+        <w:numPr>
+          <w:ilvl w:val="0"/>
+          <w:numId w:val="41"/>
+        </w:numPr>
+      </w:pPr>
+      <w:r>
+        <w:rPr>
+          <w:lang w:val="ru-RU"/>
+        </w:rPr>
+        <w:t xml:space="preserve">        </w:t>
+      </w:r>
+      <w:r>
+        <w:t>КонецЕсли;</w:t>
+      </w:r>
+    </w:p>
+    <w:p>
+      <w:pPr>
+        <w:pStyle w:val="a1"/>
+        <w:numPr>
+          <w:ilvl w:val="0"/>
+          <w:numId w:val="41"/>
+        </w:numPr>
+      </w:pPr>
+    </w:p>
+    <w:p>
+      <w:pPr>
+        <w:pStyle w:val="a1"/>
+        <w:numPr>
+          <w:ilvl w:val="0"/>
+          <w:numId w:val="41"/>
+        </w:numPr>
+      </w:pPr>
+      <w:r>
+        <w:t xml:space="preserve">    Исключение</w:t>
+      </w:r>
+    </w:p>
+    <w:p>
+      <w:pPr>
+        <w:pStyle w:val="a1"/>
+        <w:numPr>
+          <w:ilvl w:val="0"/>
+          <w:numId w:val="41"/>
+        </w:numPr>
+      </w:pPr>
+    </w:p>
+    <w:p>
+      <w:pPr>
+        <w:pStyle w:val="a1"/>
+        <w:numPr>
+          <w:ilvl w:val="0"/>
+          <w:numId w:val="41"/>
+        </w:numPr>
+      </w:pPr>
+      <w:r>
+        <w:lastRenderedPageBreak/>
+        <w:t xml:space="preserve">        ТекстОшибки = ОписаниеОшибки();</w:t>
+      </w:r>
+    </w:p>
+    <w:p>
+      <w:pPr>
+        <w:pStyle w:val="a1"/>
+        <w:numPr>
+          <w:ilvl w:val="0"/>
+          <w:numId w:val="41"/>
+        </w:numPr>
+      </w:pPr>
+    </w:p>
+    <w:p>
+      <w:pPr>
+        <w:pStyle w:val="a1"/>
+        <w:numPr>
+          <w:ilvl w:val="0"/>
+          <w:numId w:val="41"/>
+        </w:numPr>
+      </w:pPr>
+      <w:r>
+        <w:t xml:space="preserve">    КонецПопытки;</w:t>
+      </w:r>
+    </w:p>
+    <w:p>
+      <w:pPr>
+        <w:pStyle w:val="a1"/>
+        <w:numPr>
+          <w:ilvl w:val="0"/>
+          <w:numId w:val="41"/>
+        </w:numPr>
+      </w:pPr>
+    </w:p>
+    <w:p>
+      <w:pPr>
+        <w:pStyle w:val="a1"/>
+        <w:numPr>
+          <w:ilvl w:val="0"/>
+          <w:numId w:val="41"/>
+        </w:numPr>
+      </w:pPr>
+      <w:r>
+        <w:t>КонецПроцедуры</w:t>
+      </w:r>
+    </w:p>
+    <w:p>
+      <w:pPr>
+        <w:pStyle w:val="a1"/>
+        <w:numPr>
+          <w:ilvl w:val="0"/>
+          <w:numId w:val="41"/>
+        </w:numPr>
+      </w:pPr>
+    </w:p>
+    <w:p>
+      <w:pPr>
+        <w:pStyle w:val="a1"/>
+        <w:numPr>
+          <w:ilvl w:val="0"/>
+          <w:numId w:val="41"/>
+        </w:numPr>
+      </w:pPr>
+    </w:p>
+    <w:p>
+      <w:pPr>
+        <w:pStyle w:val="a1"/>
+        <w:numPr>
+          <w:ilvl w:val="0"/>
+          <w:numId w:val="41"/>
+        </w:numPr>
+      </w:pPr>
+      <w:r>
+        <w:t>&amp;НаКлиенте</w:t>
+      </w:r>
+    </w:p>
+    <w:p>
+      <w:pPr>
+        <w:pStyle w:val="a1"/>
+        <w:numPr>
+          <w:ilvl w:val="0"/>
+          <w:numId w:val="41"/>
+        </w:numPr>
+      </w:pPr>
+      <w:r>
+        <w:t>Процедура ОчиститьРезультат(Команда)</w:t>
+      </w:r>
+    </w:p>
+    <w:p>
+      <w:pPr>
+        <w:pStyle w:val="a1"/>
+        <w:numPr>
+          <w:ilvl w:val="0"/>
+          <w:numId w:val="41"/>
+        </w:numPr>
+      </w:pPr>
+    </w:p>
+    <w:p>
+      <w:pPr>
+        <w:pStyle w:val="a1"/>
+        <w:numPr>
+          <w:ilvl w:val="0"/>
+          <w:numId w:val="41"/>
+        </w:numPr>
+      </w:pPr>
+      <w:r>
+        <w:t xml:space="preserve">    КодОтвета = 0;</w:t>
+      </w:r>
+    </w:p>
+    <w:p>
+      <w:pPr>
+        <w:pStyle w:val="a1"/>
+        <w:numPr>
+          <w:ilvl w:val="0"/>
+          <w:numId w:val="41"/>
+        </w:numPr>
+      </w:pPr>
+      <w:r>
+        <w:t xml:space="preserve">    ТелоОтвета = "";</w:t>
+      </w:r>
+    </w:p>
+    <w:p>
+      <w:pPr>
+        <w:pStyle w:val="a1"/>
+        <w:numPr>
+          <w:ilvl w:val="0"/>
+          <w:numId w:val="41"/>
+        </w:numPr>
+      </w:pPr>
+      <w:r>
+        <w:t xml:space="preserve">    ТекстОшибки = "";</w:t>
+      </w:r>
+    </w:p>
+    <w:p>
+      <w:pPr>
+        <w:pStyle w:val="a1"/>
+        <w:numPr>
+          <w:ilvl w:val="0"/>
+          <w:numId w:val="41"/>
+        </w:numPr>
+      </w:pPr>
+    </w:p>
+    <w:p>
+      <w:pPr>
+        <w:pStyle w:val="a1"/>
+        <w:numPr>
+          <w:ilvl w:val="0"/>
+          <w:numId w:val="41"/>
+        </w:numPr>
+      </w:pPr>
+      <w:r>
+        <w:t>КонецПроцедуры</w:t>
+      </w:r>
+    </w:p>
+    <w:p>
+      <w:pPr>
+        <w:pStyle w:val="a1"/>
+        <w:numPr>
+          <w:ilvl w:val="0"/>
+          <w:numId w:val="41"/>
+        </w:numPr>
+      </w:pPr>
+    </w:p>
+    <w:p>
+      <w:pPr>
+        <w:pStyle w:val="a1"/>
+        <w:numPr>
+          <w:ilvl w:val="0"/>
+          <w:numId w:val="41"/>
+        </w:numPr>
+      </w:pPr>
+    </w:p>
+    <w:p>
+      <w:pPr>
+        <w:pStyle w:val="a1"/>
+        <w:numPr>
+          <w:ilvl w:val="0"/>
+          <w:numId w:val="41"/>
+        </w:numPr>
+      </w:pPr>
+      <w:r>
+        <w:t>&amp;НаКлиенте</w:t>
+      </w:r>
+    </w:p>
+    <w:p>
+      <w:pPr>
+        <w:pStyle w:val="a1"/>
+        <w:numPr>
+          <w:ilvl w:val="0"/>
+          <w:numId w:val="41"/>
+        </w:numPr>
+      </w:pPr>
+      <w:r>
+        <w:t>Функция РазобратьАдресРесурса(ИсходныйАдрес)</w:t>
+      </w:r>
+    </w:p>
+    <w:p>
+      <w:pPr>
+        <w:pStyle w:val="a1"/>
+        <w:numPr>
+          <w:ilvl w:val="0"/>
+          <w:numId w:val="41"/>
+        </w:numPr>
+      </w:pPr>
+    </w:p>
+    <w:p>
+      <w:pPr>
+        <w:pStyle w:val="a1"/>
+        <w:numPr>
+          <w:ilvl w:val="0"/>
+          <w:numId w:val="41"/>
+        </w:numPr>
+      </w:pPr>
+      <w:r>
+        <w:t xml:space="preserve">    Адрес = СокрЛП(ИсходныйАдрес);</w:t>
+      </w:r>
+    </w:p>
+    <w:p>
+      <w:pPr>
+        <w:pStyle w:val="a1"/>
+        <w:numPr>
+          <w:ilvl w:val="0"/>
+          <w:numId w:val="41"/>
+        </w:numPr>
+      </w:pPr>
+    </w:p>
+    <w:p>
+      <w:pPr>
+        <w:pStyle w:val="a1"/>
+        <w:numPr>
+          <w:ilvl w:val="0"/>
+          <w:numId w:val="41"/>
+        </w:numPr>
+      </w:pPr>
+      <w:r>
+        <w:t xml:space="preserve">    ПозицияПротокола = СтрНайти(Адрес, "://");</w:t>
+      </w:r>
+    </w:p>
+    <w:p>
+      <w:pPr>
+        <w:pStyle w:val="a1"/>
+        <w:numPr>
+          <w:ilvl w:val="0"/>
+          <w:numId w:val="41"/>
+        </w:numPr>
+      </w:pPr>
+    </w:p>
+    <w:p>
+      <w:pPr>
+        <w:pStyle w:val="a1"/>
+        <w:numPr>
+          <w:ilvl w:val="0"/>
+          <w:numId w:val="41"/>
+        </w:numPr>
+      </w:pPr>
+      <w:r>
+        <w:t xml:space="preserve">    Если ПозицияПротокола = 0 Тогда</w:t>
+      </w:r>
+    </w:p>
+    <w:p>
+      <w:pPr>
+        <w:pStyle w:val="a1"/>
+        <w:numPr>
+          <w:ilvl w:val="0"/>
+          <w:numId w:val="41"/>
+        </w:numPr>
+      </w:pPr>
+      <w:r>
+        <w:t xml:space="preserve">        ВызватьИсключение</w:t>
+      </w:r>
+    </w:p>
+    <w:p>
+      <w:pPr>
+        <w:pStyle w:val="a1"/>
+        <w:numPr>
+          <w:ilvl w:val="0"/>
+          <w:numId w:val="41"/>
+        </w:numPr>
+        <w:rPr>
+          <w:lang w:val="ru-RU"/>
+        </w:rPr>
+      </w:pPr>
+      <w:r>
+        <w:rPr>
+          <w:lang w:val="ru-RU"/>
+        </w:rPr>
+        <w:t xml:space="preserve">            "Укажите полный адрес, начиная с </w:t>
+      </w:r>
+      <w:r>
+        <w:t>http</w:t>
+      </w:r>
+      <w:r>
+        <w:rPr>
+          <w:lang w:val="ru-RU"/>
+        </w:rPr>
+        <w:t xml:space="preserve">:// или </w:t>
+      </w:r>
+      <w:r>
+        <w:t>https</w:t>
+      </w:r>
+      <w:r>
+        <w:rPr>
+          <w:lang w:val="ru-RU"/>
+        </w:rPr>
+        <w:t>://.";</w:t>
+      </w:r>
+    </w:p>
+    <w:p>
+      <w:pPr>
+        <w:pStyle w:val="a1"/>
+        <w:numPr>
+          <w:ilvl w:val="0"/>
+          <w:numId w:val="41"/>
+        </w:numPr>
+      </w:pPr>
+      <w:r>
+        <w:rPr>
+          <w:lang w:val="ru-RU"/>
+        </w:rPr>
         <w:t xml:space="preserve">    </w:t>
       </w:r>
       <w:r>
-        <w:t>ИначеЕсли ВидНормализованный = "индивидуальный предприниматель" Тогда</w:t>
-      </w:r>
-    </w:p>
-    <w:p>
-      <w:pPr>
-        <w:pStyle w:val="a1"/>
-        <w:numPr>
-          <w:ilvl w:val="0"/>
-          <w:numId w:val="40"/>
-        </w:numPr>
-      </w:pPr>
-    </w:p>
-    <w:p>
-      <w:pPr>
-        <w:pStyle w:val="a1"/>
-        <w:numPr>
-          <w:ilvl w:val="0"/>
-          <w:numId w:val="40"/>
+        <w:t>КонецЕсли;</w:t>
+      </w:r>
+    </w:p>
+    <w:p>
+      <w:pPr>
+        <w:pStyle w:val="a1"/>
+        <w:numPr>
+          <w:ilvl w:val="0"/>
+          <w:numId w:val="41"/>
+        </w:numPr>
+      </w:pPr>
+    </w:p>
+    <w:p>
+      <w:pPr>
+        <w:pStyle w:val="a1"/>
+        <w:numPr>
+          <w:ilvl w:val="0"/>
+          <w:numId w:val="41"/>
         </w:numPr>
         <w:rPr>
           <w:lang w:val="ru-RU"/>
@@ -25656,72 +27099,147 @@
         <w:rPr>
           <w:lang w:val="ru-RU"/>
         </w:rPr>
-        <w:t xml:space="preserve">        Контрагент.ВидКонтрагента = Перечисления.ВидыКонтрагентов.ИндивидуальныйПредприниматель;</w:t>
-      </w:r>
-    </w:p>
-    <w:p>
-      <w:pPr>
-        <w:pStyle w:val="a1"/>
-        <w:numPr>
-          <w:ilvl w:val="0"/>
-          <w:numId w:val="40"/>
+        <w:t xml:space="preserve">    Протокол = НРег(Лев(Адрес, ПозицияПротокола - 1));</w:t>
+      </w:r>
+    </w:p>
+    <w:p>
+      <w:pPr>
+        <w:pStyle w:val="a1"/>
+        <w:numPr>
+          <w:ilvl w:val="0"/>
+          <w:numId w:val="41"/>
         </w:numPr>
         <w:rPr>
           <w:lang w:val="ru-RU"/>
         </w:rPr>
       </w:pPr>
-      <w:r>
+    </w:p>
+    <w:p>
+      <w:pPr>
+        <w:pStyle w:val="a1"/>
+        <w:numPr>
+          <w:ilvl w:val="0"/>
+          <w:numId w:val="41"/>
+        </w:numPr>
         <w:rPr>
           <w:lang w:val="ru-RU"/>
         </w:rPr>
-        <w:t xml:space="preserve">        Контрагент.ЮридическоеФизическоеЛицо = Перечисления.ЮридическоеФизическоеЛицо.ФизическоеЛицо;</w:t>
-      </w:r>
-    </w:p>
-    <w:p>
-      <w:pPr>
-        <w:pStyle w:val="a1"/>
-        <w:numPr>
-          <w:ilvl w:val="0"/>
-          <w:numId w:val="40"/>
-        </w:numPr>
+      </w:pPr>
+      <w:r>
         <w:rPr>
           <w:lang w:val="ru-RU"/>
         </w:rPr>
-      </w:pPr>
-    </w:p>
-    <w:p>
-      <w:pPr>
-        <w:pStyle w:val="a1"/>
-        <w:numPr>
-          <w:ilvl w:val="0"/>
-          <w:numId w:val="40"/>
-        </w:numPr>
-      </w:pPr>
+        <w:t xml:space="preserve">    Если Протокол &lt;&gt; "</w:t>
+      </w:r>
+      <w:r>
+        <w:t>http</w:t>
+      </w:r>
       <w:r>
         <w:rPr>
           <w:lang w:val="ru-RU"/>
         </w:rPr>
+        <w:t>" И Протокол &lt;&gt; "</w:t>
+      </w:r>
+      <w:r>
+        <w:t>https</w:t>
+      </w:r>
+      <w:r>
+        <w:rPr>
+          <w:lang w:val="ru-RU"/>
+        </w:rPr>
+        <w:t>" Тогда</w:t>
+      </w:r>
+    </w:p>
+    <w:p>
+      <w:pPr>
+        <w:pStyle w:val="a1"/>
+        <w:numPr>
+          <w:ilvl w:val="0"/>
+          <w:numId w:val="41"/>
+        </w:numPr>
+        <w:rPr>
+          <w:lang w:val="ru-RU"/>
+        </w:rPr>
+      </w:pPr>
+      <w:r>
+        <w:rPr>
+          <w:lang w:val="ru-RU"/>
+        </w:rPr>
+        <w:t xml:space="preserve">        ВызватьИсключение "Поддерживаются только </w:t>
+      </w:r>
+      <w:r>
+        <w:t>HTTP</w:t>
+      </w:r>
+      <w:r>
+        <w:rPr>
+          <w:lang w:val="ru-RU"/>
+        </w:rPr>
+        <w:t xml:space="preserve"> и </w:t>
+      </w:r>
+      <w:r>
+        <w:t>HTTPS</w:t>
+      </w:r>
+      <w:r>
+        <w:rPr>
+          <w:lang w:val="ru-RU"/>
+        </w:rPr>
+        <w:t>.";</w:t>
+      </w:r>
+    </w:p>
+    <w:p>
+      <w:pPr>
+        <w:pStyle w:val="a1"/>
+        <w:numPr>
+          <w:ilvl w:val="0"/>
+          <w:numId w:val="41"/>
+        </w:numPr>
+      </w:pPr>
+      <w:r>
+        <w:rPr>
+          <w:lang w:val="ru-RU"/>
+        </w:rPr>
         <w:t xml:space="preserve">    </w:t>
       </w:r>
       <w:r>
-        <w:t>ИначеЕсли ВидНормализованный = "физическое лицо" Тогда</w:t>
-      </w:r>
-    </w:p>
-    <w:p>
-      <w:pPr>
-        <w:pStyle w:val="a1"/>
-        <w:numPr>
-          <w:ilvl w:val="0"/>
-          <w:numId w:val="40"/>
-        </w:numPr>
-      </w:pPr>
-    </w:p>
-    <w:p>
-      <w:pPr>
-        <w:pStyle w:val="a1"/>
-        <w:numPr>
-          <w:ilvl w:val="0"/>
-          <w:numId w:val="40"/>
+        <w:t>КонецЕсли;</w:t>
+      </w:r>
+    </w:p>
+    <w:p>
+      <w:pPr>
+        <w:pStyle w:val="a1"/>
+        <w:numPr>
+          <w:ilvl w:val="0"/>
+          <w:numId w:val="41"/>
+        </w:numPr>
+      </w:pPr>
+    </w:p>
+    <w:p>
+      <w:pPr>
+        <w:pStyle w:val="a1"/>
+        <w:numPr>
+          <w:ilvl w:val="0"/>
+          <w:numId w:val="41"/>
+        </w:numPr>
+      </w:pPr>
+      <w:r>
+        <w:t xml:space="preserve">    ОстатокАдреса = Сред(Адрес, ПозицияПротокола + 3);</w:t>
+      </w:r>
+    </w:p>
+    <w:p>
+      <w:pPr>
+        <w:pStyle w:val="a1"/>
+        <w:numPr>
+          <w:ilvl w:val="0"/>
+          <w:numId w:val="41"/>
+        </w:numPr>
+      </w:pPr>
+    </w:p>
+    <w:p>
+      <w:pPr>
+        <w:pStyle w:val="a1"/>
+        <w:numPr>
+          <w:ilvl w:val="0"/>
+          <w:numId w:val="41"/>
         </w:numPr>
         <w:rPr>
           <w:lang w:val="ru-RU"/>
@@ -25731,72 +27249,501 @@
         <w:rPr>
           <w:lang w:val="ru-RU"/>
         </w:rPr>
-        <w:t xml:space="preserve">        Контрагент.ВидКонтрагента = Перечисления.ВидыКонтрагентов.ФизическоеЛицо;</w:t>
-      </w:r>
-    </w:p>
-    <w:p>
-      <w:pPr>
-        <w:pStyle w:val="a1"/>
-        <w:numPr>
-          <w:ilvl w:val="0"/>
-          <w:numId w:val="40"/>
-        </w:numPr>
+        <w:t xml:space="preserve">    // Фрагмент после # не передается </w:t>
+      </w:r>
+      <w:r>
+        <w:t>HTTP</w:t>
+      </w:r>
+      <w:r>
         <w:rPr>
           <w:lang w:val="ru-RU"/>
         </w:rPr>
+        <w:t>-серверу.</w:t>
+      </w:r>
+    </w:p>
+    <w:p>
+      <w:pPr>
+        <w:pStyle w:val="a1"/>
+        <w:numPr>
+          <w:ilvl w:val="0"/>
+          <w:numId w:val="41"/>
+        </w:numPr>
       </w:pPr>
       <w:r>
         <w:rPr>
           <w:lang w:val="ru-RU"/>
         </w:rPr>
-        <w:t xml:space="preserve">        Контрагент.ЮридическоеФизическоеЛицо = Перечисления.ЮридическоеФизическоеЛицо.ФизическоеЛицо;</w:t>
-      </w:r>
-    </w:p>
-    <w:p>
-      <w:pPr>
-        <w:pStyle w:val="a1"/>
-        <w:numPr>
-          <w:ilvl w:val="0"/>
-          <w:numId w:val="40"/>
+        <w:t xml:space="preserve">    </w:t>
+      </w:r>
+      <w:r>
+        <w:t>ПозицияФрагмента = СтрНайти(ОстатокАдреса, "#");</w:t>
+      </w:r>
+    </w:p>
+    <w:p>
+      <w:pPr>
+        <w:pStyle w:val="a1"/>
+        <w:numPr>
+          <w:ilvl w:val="0"/>
+          <w:numId w:val="41"/>
+        </w:numPr>
+      </w:pPr>
+    </w:p>
+    <w:p>
+      <w:pPr>
+        <w:pStyle w:val="a1"/>
+        <w:numPr>
+          <w:ilvl w:val="0"/>
+          <w:numId w:val="41"/>
+        </w:numPr>
+      </w:pPr>
+      <w:r>
+        <w:t xml:space="preserve">    Если ПозицияФрагмента &gt; 0 Тогда</w:t>
+      </w:r>
+    </w:p>
+    <w:p>
+      <w:pPr>
+        <w:pStyle w:val="a1"/>
+        <w:numPr>
+          <w:ilvl w:val="0"/>
+          <w:numId w:val="41"/>
+        </w:numPr>
+      </w:pPr>
+      <w:r>
+        <w:t xml:space="preserve">        ОстатокАдреса = Лев(ОстатокАдреса, ПозицияФрагмента - 1);</w:t>
+      </w:r>
+    </w:p>
+    <w:p>
+      <w:pPr>
+        <w:pStyle w:val="a1"/>
+        <w:numPr>
+          <w:ilvl w:val="0"/>
+          <w:numId w:val="41"/>
+        </w:numPr>
+      </w:pPr>
+      <w:r>
+        <w:t xml:space="preserve">    КонецЕсли;</w:t>
+      </w:r>
+    </w:p>
+    <w:p>
+      <w:pPr>
+        <w:pStyle w:val="a1"/>
+        <w:numPr>
+          <w:ilvl w:val="0"/>
+          <w:numId w:val="41"/>
+        </w:numPr>
+      </w:pPr>
+    </w:p>
+    <w:p>
+      <w:pPr>
+        <w:pStyle w:val="a1"/>
+        <w:numPr>
+          <w:ilvl w:val="0"/>
+          <w:numId w:val="41"/>
+        </w:numPr>
+      </w:pPr>
+      <w:r>
+        <w:t xml:space="preserve">    ПозицияПути = СтрНайти(ОстатокАдреса, "/");</w:t>
+      </w:r>
+    </w:p>
+    <w:p>
+      <w:pPr>
+        <w:pStyle w:val="a1"/>
+        <w:numPr>
+          <w:ilvl w:val="0"/>
+          <w:numId w:val="41"/>
+        </w:numPr>
+      </w:pPr>
+      <w:r>
+        <w:t xml:space="preserve">    ПозицияПараметров = СтрНайти(ОстатокАдреса, "?");</w:t>
+      </w:r>
+    </w:p>
+    <w:p>
+      <w:pPr>
+        <w:pStyle w:val="a1"/>
+        <w:numPr>
+          <w:ilvl w:val="0"/>
+          <w:numId w:val="41"/>
+        </w:numPr>
+      </w:pPr>
+    </w:p>
+    <w:p>
+      <w:pPr>
+        <w:pStyle w:val="a1"/>
+        <w:numPr>
+          <w:ilvl w:val="0"/>
+          <w:numId w:val="41"/>
+        </w:numPr>
+      </w:pPr>
+      <w:r>
+        <w:t xml:space="preserve">    Если ПозицияПараметров &gt; 0 Тогда</w:t>
+      </w:r>
+    </w:p>
+    <w:p>
+      <w:pPr>
+        <w:pStyle w:val="a1"/>
+        <w:numPr>
+          <w:ilvl w:val="0"/>
+          <w:numId w:val="41"/>
+        </w:numPr>
+      </w:pPr>
+    </w:p>
+    <w:p>
+      <w:pPr>
+        <w:pStyle w:val="a1"/>
+        <w:numPr>
+          <w:ilvl w:val="0"/>
+          <w:numId w:val="41"/>
+        </w:numPr>
+      </w:pPr>
+      <w:r>
+        <w:t xml:space="preserve">        Если ПозицияПути = 0</w:t>
+      </w:r>
+    </w:p>
+    <w:p>
+      <w:pPr>
+        <w:pStyle w:val="a1"/>
+        <w:numPr>
+          <w:ilvl w:val="0"/>
+          <w:numId w:val="41"/>
+        </w:numPr>
+      </w:pPr>
+      <w:r>
+        <w:t xml:space="preserve">            Или ПозицияПараметров &lt; ПозицияПути Тогда</w:t>
+      </w:r>
+    </w:p>
+    <w:p>
+      <w:pPr>
+        <w:pStyle w:val="a1"/>
+        <w:numPr>
+          <w:ilvl w:val="0"/>
+          <w:numId w:val="41"/>
+        </w:numPr>
+      </w:pPr>
+    </w:p>
+    <w:p>
+      <w:pPr>
+        <w:pStyle w:val="a1"/>
+        <w:numPr>
+          <w:ilvl w:val="0"/>
+          <w:numId w:val="41"/>
+        </w:numPr>
+      </w:pPr>
+      <w:r>
+        <w:t xml:space="preserve">            ПозицияПути = ПозицияПараметров;</w:t>
+      </w:r>
+    </w:p>
+    <w:p>
+      <w:pPr>
+        <w:pStyle w:val="a1"/>
+        <w:numPr>
+          <w:ilvl w:val="0"/>
+          <w:numId w:val="41"/>
+        </w:numPr>
+      </w:pPr>
+    </w:p>
+    <w:p>
+      <w:pPr>
+        <w:pStyle w:val="a1"/>
+        <w:numPr>
+          <w:ilvl w:val="0"/>
+          <w:numId w:val="41"/>
+        </w:numPr>
+      </w:pPr>
+      <w:r>
+        <w:t xml:space="preserve">        КонецЕсли;</w:t>
+      </w:r>
+    </w:p>
+    <w:p>
+      <w:pPr>
+        <w:pStyle w:val="a1"/>
+        <w:numPr>
+          <w:ilvl w:val="0"/>
+          <w:numId w:val="41"/>
+        </w:numPr>
+      </w:pPr>
+    </w:p>
+    <w:p>
+      <w:pPr>
+        <w:pStyle w:val="a1"/>
+        <w:numPr>
+          <w:ilvl w:val="0"/>
+          <w:numId w:val="41"/>
+        </w:numPr>
+      </w:pPr>
+      <w:r>
+        <w:t xml:space="preserve">    КонецЕсли;</w:t>
+      </w:r>
+    </w:p>
+    <w:p>
+      <w:pPr>
+        <w:pStyle w:val="a1"/>
+        <w:numPr>
+          <w:ilvl w:val="0"/>
+          <w:numId w:val="41"/>
+        </w:numPr>
+      </w:pPr>
+    </w:p>
+    <w:p>
+      <w:pPr>
+        <w:pStyle w:val="a1"/>
+        <w:numPr>
+          <w:ilvl w:val="0"/>
+          <w:numId w:val="41"/>
+        </w:numPr>
+      </w:pPr>
+      <w:r>
+        <w:t xml:space="preserve">    Если ПозицияПути = 0 Тогда</w:t>
+      </w:r>
+    </w:p>
+    <w:p>
+      <w:pPr>
+        <w:pStyle w:val="a1"/>
+        <w:numPr>
+          <w:ilvl w:val="0"/>
+          <w:numId w:val="41"/>
+        </w:numPr>
+      </w:pPr>
+    </w:p>
+    <w:p>
+      <w:pPr>
+        <w:pStyle w:val="a1"/>
+        <w:numPr>
+          <w:ilvl w:val="0"/>
+          <w:numId w:val="41"/>
+        </w:numPr>
+      </w:pPr>
+      <w:r>
+        <w:t xml:space="preserve">        СерверИПорт = ОстатокАдреса;</w:t>
+      </w:r>
+    </w:p>
+    <w:p>
+      <w:pPr>
+        <w:pStyle w:val="a1"/>
+        <w:numPr>
+          <w:ilvl w:val="0"/>
+          <w:numId w:val="41"/>
+        </w:numPr>
+      </w:pPr>
+      <w:r>
+        <w:t xml:space="preserve">        Путь = "/";</w:t>
+      </w:r>
+    </w:p>
+    <w:p>
+      <w:pPr>
+        <w:pStyle w:val="a1"/>
+        <w:numPr>
+          <w:ilvl w:val="0"/>
+          <w:numId w:val="41"/>
+        </w:numPr>
+      </w:pPr>
+    </w:p>
+    <w:p>
+      <w:pPr>
+        <w:pStyle w:val="a1"/>
+        <w:numPr>
+          <w:ilvl w:val="0"/>
+          <w:numId w:val="41"/>
+        </w:numPr>
+      </w:pPr>
+      <w:r>
+        <w:t xml:space="preserve">    Иначе</w:t>
+      </w:r>
+    </w:p>
+    <w:p>
+      <w:pPr>
+        <w:pStyle w:val="a1"/>
+        <w:numPr>
+          <w:ilvl w:val="0"/>
+          <w:numId w:val="41"/>
+        </w:numPr>
+      </w:pPr>
+    </w:p>
+    <w:p>
+      <w:pPr>
+        <w:pStyle w:val="a1"/>
+        <w:numPr>
+          <w:ilvl w:val="0"/>
+          <w:numId w:val="41"/>
+        </w:numPr>
+      </w:pPr>
+      <w:r>
+        <w:t xml:space="preserve">        СерверИПорт = Лев(ОстатокАдреса, ПозицияПути - 1);</w:t>
+      </w:r>
+    </w:p>
+    <w:p>
+      <w:pPr>
+        <w:pStyle w:val="a1"/>
+        <w:numPr>
+          <w:ilvl w:val="0"/>
+          <w:numId w:val="41"/>
+        </w:numPr>
+      </w:pPr>
+      <w:r>
+        <w:t xml:space="preserve">        Путь = Сред(ОстатокАдреса, ПозицияПути);</w:t>
+      </w:r>
+    </w:p>
+    <w:p>
+      <w:pPr>
+        <w:pStyle w:val="a1"/>
+        <w:numPr>
+          <w:ilvl w:val="0"/>
+          <w:numId w:val="41"/>
+        </w:numPr>
+      </w:pPr>
+    </w:p>
+    <w:p>
+      <w:pPr>
+        <w:pStyle w:val="a1"/>
+        <w:numPr>
+          <w:ilvl w:val="0"/>
+          <w:numId w:val="41"/>
+        </w:numPr>
+      </w:pPr>
+      <w:r>
+        <w:t xml:space="preserve">        Если Лев(Путь, 1) = "?" Тогда</w:t>
+      </w:r>
+    </w:p>
+    <w:p>
+      <w:pPr>
+        <w:pStyle w:val="a1"/>
+        <w:numPr>
+          <w:ilvl w:val="0"/>
+          <w:numId w:val="41"/>
+        </w:numPr>
+      </w:pPr>
+      <w:r>
+        <w:t xml:space="preserve">            Путь = "/" + Путь;</w:t>
+      </w:r>
+    </w:p>
+    <w:p>
+      <w:pPr>
+        <w:pStyle w:val="a1"/>
+        <w:numPr>
+          <w:ilvl w:val="0"/>
+          <w:numId w:val="41"/>
+        </w:numPr>
+      </w:pPr>
+      <w:r>
+        <w:t xml:space="preserve">        КонецЕсли;</w:t>
+      </w:r>
+    </w:p>
+    <w:p>
+      <w:pPr>
+        <w:pStyle w:val="a1"/>
+        <w:numPr>
+          <w:ilvl w:val="0"/>
+          <w:numId w:val="41"/>
+        </w:numPr>
+      </w:pPr>
+    </w:p>
+    <w:p>
+      <w:pPr>
+        <w:pStyle w:val="a1"/>
+        <w:numPr>
+          <w:ilvl w:val="0"/>
+          <w:numId w:val="41"/>
+        </w:numPr>
+      </w:pPr>
+      <w:r>
+        <w:t xml:space="preserve">    КонецЕсли;</w:t>
+      </w:r>
+    </w:p>
+    <w:p>
+      <w:pPr>
+        <w:pStyle w:val="a1"/>
+        <w:numPr>
+          <w:ilvl w:val="0"/>
+          <w:numId w:val="41"/>
+        </w:numPr>
+      </w:pPr>
+    </w:p>
+    <w:p>
+      <w:pPr>
+        <w:pStyle w:val="a1"/>
+        <w:numPr>
+          <w:ilvl w:val="0"/>
+          <w:numId w:val="41"/>
+        </w:numPr>
+      </w:pPr>
+      <w:r>
+        <w:t xml:space="preserve">    Если ПустаяСтрока(СерверИПорт) Тогда</w:t>
+      </w:r>
+    </w:p>
+    <w:p>
+      <w:pPr>
+        <w:pStyle w:val="a1"/>
+        <w:numPr>
+          <w:ilvl w:val="0"/>
+          <w:numId w:val="41"/>
         </w:numPr>
         <w:rPr>
           <w:lang w:val="ru-RU"/>
         </w:rPr>
       </w:pPr>
-    </w:p>
-    <w:p>
-      <w:pPr>
-        <w:pStyle w:val="a1"/>
-        <w:numPr>
-          <w:ilvl w:val="0"/>
-          <w:numId w:val="40"/>
-        </w:numPr>
-      </w:pPr>
       <w:r>
         <w:rPr>
           <w:lang w:val="ru-RU"/>
         </w:rPr>
+        <w:t xml:space="preserve">        ВызватьИсключение "В адресе не указан сервер.";</w:t>
+      </w:r>
+    </w:p>
+    <w:p>
+      <w:pPr>
+        <w:pStyle w:val="a1"/>
+        <w:numPr>
+          <w:ilvl w:val="0"/>
+          <w:numId w:val="41"/>
+        </w:numPr>
+      </w:pPr>
+      <w:r>
+        <w:rPr>
+          <w:lang w:val="ru-RU"/>
+        </w:rPr>
         <w:t xml:space="preserve">    </w:t>
       </w:r>
       <w:r>
-        <w:t>Иначе</w:t>
-      </w:r>
-    </w:p>
-    <w:p>
-      <w:pPr>
-        <w:pStyle w:val="a1"/>
-        <w:numPr>
-          <w:ilvl w:val="0"/>
-          <w:numId w:val="40"/>
-        </w:numPr>
-      </w:pPr>
-    </w:p>
-    <w:p>
-      <w:pPr>
-        <w:pStyle w:val="a1"/>
-        <w:numPr>
-          <w:ilvl w:val="0"/>
-          <w:numId w:val="40"/>
+        <w:t>КонецЕсли;</w:t>
+      </w:r>
+    </w:p>
+    <w:p>
+      <w:pPr>
+        <w:pStyle w:val="a1"/>
+        <w:numPr>
+          <w:ilvl w:val="0"/>
+          <w:numId w:val="41"/>
+        </w:numPr>
+      </w:pPr>
+    </w:p>
+    <w:p>
+      <w:pPr>
+        <w:pStyle w:val="a1"/>
+        <w:numPr>
+          <w:ilvl w:val="0"/>
+          <w:numId w:val="41"/>
+        </w:numPr>
+      </w:pPr>
+      <w:r>
+        <w:t xml:space="preserve">    Если СтрНайти(СерверИПорт, "@") &gt; 0 Тогда</w:t>
+      </w:r>
+    </w:p>
+    <w:p>
+      <w:pPr>
+        <w:pStyle w:val="a1"/>
+        <w:numPr>
+          <w:ilvl w:val="0"/>
+          <w:numId w:val="41"/>
+        </w:numPr>
+      </w:pPr>
+      <w:r>
+        <w:t xml:space="preserve">        ВызватьИсключение</w:t>
+      </w:r>
+    </w:p>
+    <w:p>
+      <w:pPr>
+        <w:pStyle w:val="a1"/>
+        <w:numPr>
+          <w:ilvl w:val="0"/>
+          <w:numId w:val="41"/>
         </w:numPr>
         <w:rPr>
           <w:lang w:val="ru-RU"/>
@@ -25806,27 +27753,24 @@
         <w:rPr>
           <w:lang w:val="ru-RU"/>
         </w:rPr>
-        <w:t xml:space="preserve">        ВызватьИсключение "Неподдерживаемый вид контрагента: " + ВидИзФайла;</w:t>
-      </w:r>
-    </w:p>
-    <w:p>
-      <w:pPr>
-        <w:pStyle w:val="a1"/>
-        <w:numPr>
-          <w:ilvl w:val="0"/>
-          <w:numId w:val="40"/>
-        </w:numPr>
+        <w:t xml:space="preserve">            "Адреса с логином и паролем в </w:t>
+      </w:r>
+      <w:r>
+        <w:t>URL</w:t>
+      </w:r>
+      <w:r>
         <w:rPr>
           <w:lang w:val="ru-RU"/>
         </w:rPr>
-      </w:pPr>
-    </w:p>
-    <w:p>
-      <w:pPr>
-        <w:pStyle w:val="a1"/>
-        <w:numPr>
-          <w:ilvl w:val="0"/>
-          <w:numId w:val="40"/>
+        <w:t xml:space="preserve"> не поддерживаются.";</w:t>
+      </w:r>
+    </w:p>
+    <w:p>
+      <w:pPr>
+        <w:pStyle w:val="a1"/>
+        <w:numPr>
+          <w:ilvl w:val="0"/>
+          <w:numId w:val="41"/>
         </w:numPr>
       </w:pPr>
       <w:r>
@@ -25844,91 +27788,40 @@
         <w:pStyle w:val="a1"/>
         <w:numPr>
           <w:ilvl w:val="0"/>
-          <w:numId w:val="40"/>
-        </w:numPr>
-      </w:pPr>
-    </w:p>
-    <w:p>
-      <w:pPr>
-        <w:pStyle w:val="a1"/>
-        <w:numPr>
-          <w:ilvl w:val="0"/>
-          <w:numId w:val="40"/>
-        </w:numPr>
-      </w:pPr>
-      <w:r>
-        <w:t xml:space="preserve">    Контрагент.Записать();</w:t>
-      </w:r>
-    </w:p>
-    <w:p>
-      <w:pPr>
-        <w:pStyle w:val="a1"/>
-        <w:numPr>
-          <w:ilvl w:val="0"/>
-          <w:numId w:val="40"/>
-        </w:numPr>
-      </w:pPr>
-    </w:p>
-    <w:p>
-      <w:pPr>
-        <w:pStyle w:val="a1"/>
-        <w:numPr>
-          <w:ilvl w:val="0"/>
-          <w:numId w:val="40"/>
-        </w:numPr>
-      </w:pPr>
-      <w:r>
-        <w:t>КонецПроцедуры</w:t>
-      </w:r>
-    </w:p>
-    <w:p>
-      <w:pPr>
-        <w:pStyle w:val="a1"/>
-        <w:numPr>
-          <w:ilvl w:val="0"/>
-          <w:numId w:val="40"/>
-        </w:numPr>
-      </w:pPr>
-    </w:p>
-    <w:p>
-      <w:pPr>
-        <w:pStyle w:val="a1"/>
-        <w:numPr>
-          <w:ilvl w:val="0"/>
-          <w:numId w:val="40"/>
-        </w:numPr>
-      </w:pPr>
-      <w:r>
-        <w:t>&amp;НаСервере</w:t>
-      </w:r>
-    </w:p>
-    <w:p>
-      <w:pPr>
-        <w:pStyle w:val="a1"/>
-        <w:numPr>
-          <w:ilvl w:val="0"/>
-          <w:numId w:val="40"/>
-        </w:numPr>
-      </w:pPr>
-      <w:r>
-        <w:t>Процедура ДобавитьВЖурнал(Текст)</w:t>
-      </w:r>
-    </w:p>
-    <w:p>
-      <w:pPr>
-        <w:pStyle w:val="a1"/>
-        <w:numPr>
-          <w:ilvl w:val="0"/>
-          <w:numId w:val="40"/>
-        </w:numPr>
-      </w:pPr>
-    </w:p>
-    <w:p>
-      <w:pPr>
-        <w:pStyle w:val="a1"/>
-        <w:numPr>
-          <w:ilvl w:val="0"/>
-          <w:numId w:val="40"/>
+          <w:numId w:val="41"/>
+        </w:numPr>
+      </w:pPr>
+    </w:p>
+    <w:p>
+      <w:pPr>
+        <w:pStyle w:val="a1"/>
+        <w:numPr>
+          <w:ilvl w:val="0"/>
+          <w:numId w:val="41"/>
+        </w:numPr>
+      </w:pPr>
+      <w:r>
+        <w:t xml:space="preserve">    Если СтрНайти(СерверИПорт, "[") &gt; 0 Тогда</w:t>
+      </w:r>
+    </w:p>
+    <w:p>
+      <w:pPr>
+        <w:pStyle w:val="a1"/>
+        <w:numPr>
+          <w:ilvl w:val="0"/>
+          <w:numId w:val="41"/>
+        </w:numPr>
+      </w:pPr>
+      <w:r>
+        <w:t xml:space="preserve">        ВызватьИсключение</w:t>
+      </w:r>
+    </w:p>
+    <w:p>
+      <w:pPr>
+        <w:pStyle w:val="a1"/>
+        <w:numPr>
+          <w:ilvl w:val="0"/>
+          <w:numId w:val="41"/>
         </w:numPr>
         <w:rPr>
           <w:lang w:val="ru-RU"/>
@@ -25938,31 +27831,683 @@
         <w:rPr>
           <w:lang w:val="ru-RU"/>
         </w:rPr>
-        <w:t xml:space="preserve">    ЖурналЗагрузки = ЖурналЗагрузки + Текст + Символы.ПС;</w:t>
-      </w:r>
-    </w:p>
-    <w:p>
-      <w:pPr>
-        <w:pStyle w:val="a1"/>
-        <w:numPr>
-          <w:ilvl w:val="0"/>
-          <w:numId w:val="40"/>
-        </w:numPr>
+        <w:t xml:space="preserve">            "В этой учебной обработке </w:t>
+      </w:r>
+      <w:r>
+        <w:t>IPv</w:t>
+      </w:r>
+      <w:r>
         <w:rPr>
           <w:lang w:val="ru-RU"/>
         </w:rPr>
-      </w:pPr>
-    </w:p>
-    <w:p>
-      <w:pPr>
-        <w:pStyle w:val="a1"/>
-        <w:numPr>
-          <w:ilvl w:val="0"/>
-          <w:numId w:val="40"/>
-        </w:numPr>
-      </w:pPr>
-      <w:r>
-        <w:t>КонецПроцедуры</w:t>
+        <w:t>6-адреса не поддерживаются.";</w:t>
+      </w:r>
+    </w:p>
+    <w:p>
+      <w:pPr>
+        <w:pStyle w:val="a1"/>
+        <w:numPr>
+          <w:ilvl w:val="0"/>
+          <w:numId w:val="41"/>
+        </w:numPr>
+      </w:pPr>
+      <w:r>
+        <w:rPr>
+          <w:lang w:val="ru-RU"/>
+        </w:rPr>
+        <w:t xml:space="preserve">    </w:t>
+      </w:r>
+      <w:r>
+        <w:t>КонецЕсли;</w:t>
+      </w:r>
+    </w:p>
+    <w:p>
+      <w:pPr>
+        <w:pStyle w:val="a1"/>
+        <w:numPr>
+          <w:ilvl w:val="0"/>
+          <w:numId w:val="41"/>
+        </w:numPr>
+      </w:pPr>
+    </w:p>
+    <w:p>
+      <w:pPr>
+        <w:pStyle w:val="a1"/>
+        <w:numPr>
+          <w:ilvl w:val="0"/>
+          <w:numId w:val="41"/>
+        </w:numPr>
+      </w:pPr>
+      <w:r>
+        <w:t xml:space="preserve">    Если Протокол = "https" Тогда</w:t>
+      </w:r>
+    </w:p>
+    <w:p>
+      <w:pPr>
+        <w:pStyle w:val="a1"/>
+        <w:numPr>
+          <w:ilvl w:val="0"/>
+          <w:numId w:val="41"/>
+        </w:numPr>
+      </w:pPr>
+      <w:r>
+        <w:t xml:space="preserve">        Порт = 443;</w:t>
+      </w:r>
+    </w:p>
+    <w:p>
+      <w:pPr>
+        <w:pStyle w:val="a1"/>
+        <w:numPr>
+          <w:ilvl w:val="0"/>
+          <w:numId w:val="41"/>
+        </w:numPr>
+      </w:pPr>
+      <w:r>
+        <w:t xml:space="preserve">    Иначе</w:t>
+      </w:r>
+    </w:p>
+    <w:p>
+      <w:pPr>
+        <w:pStyle w:val="a1"/>
+        <w:numPr>
+          <w:ilvl w:val="0"/>
+          <w:numId w:val="41"/>
+        </w:numPr>
+      </w:pPr>
+      <w:r>
+        <w:t xml:space="preserve">        Порт = 80;</w:t>
+      </w:r>
+    </w:p>
+    <w:p>
+      <w:pPr>
+        <w:pStyle w:val="a1"/>
+        <w:numPr>
+          <w:ilvl w:val="0"/>
+          <w:numId w:val="41"/>
+        </w:numPr>
+      </w:pPr>
+      <w:r>
+        <w:t xml:space="preserve">    КонецЕсли;</w:t>
+      </w:r>
+    </w:p>
+    <w:p>
+      <w:pPr>
+        <w:pStyle w:val="a1"/>
+        <w:numPr>
+          <w:ilvl w:val="0"/>
+          <w:numId w:val="41"/>
+        </w:numPr>
+      </w:pPr>
+    </w:p>
+    <w:p>
+      <w:pPr>
+        <w:pStyle w:val="a1"/>
+        <w:numPr>
+          <w:ilvl w:val="0"/>
+          <w:numId w:val="41"/>
+        </w:numPr>
+      </w:pPr>
+      <w:r>
+        <w:t xml:space="preserve">    ПозицияПорта = СтрНайти(СерверИПорт, ":");</w:t>
+      </w:r>
+    </w:p>
+    <w:p>
+      <w:pPr>
+        <w:pStyle w:val="a1"/>
+        <w:numPr>
+          <w:ilvl w:val="0"/>
+          <w:numId w:val="41"/>
+        </w:numPr>
+      </w:pPr>
+    </w:p>
+    <w:p>
+      <w:pPr>
+        <w:pStyle w:val="a1"/>
+        <w:numPr>
+          <w:ilvl w:val="0"/>
+          <w:numId w:val="41"/>
+        </w:numPr>
+      </w:pPr>
+      <w:r>
+        <w:t xml:space="preserve">    Если ПозицияПорта &gt; 0 Тогда</w:t>
+      </w:r>
+    </w:p>
+    <w:p>
+      <w:pPr>
+        <w:pStyle w:val="a1"/>
+        <w:numPr>
+          <w:ilvl w:val="0"/>
+          <w:numId w:val="41"/>
+        </w:numPr>
+      </w:pPr>
+    </w:p>
+    <w:p>
+      <w:pPr>
+        <w:pStyle w:val="a1"/>
+        <w:numPr>
+          <w:ilvl w:val="0"/>
+          <w:numId w:val="41"/>
+        </w:numPr>
+      </w:pPr>
+      <w:r>
+        <w:t xml:space="preserve">        Сервер = Лев(СерверИПорт, ПозицияПорта - 1);</w:t>
+      </w:r>
+    </w:p>
+    <w:p>
+      <w:pPr>
+        <w:pStyle w:val="a1"/>
+        <w:numPr>
+          <w:ilvl w:val="0"/>
+          <w:numId w:val="41"/>
+        </w:numPr>
+      </w:pPr>
+      <w:r>
+        <w:t xml:space="preserve">        ТекстПорта = Сред(СерверИПорт, ПозицияПорта + 1);</w:t>
+      </w:r>
+    </w:p>
+    <w:p>
+      <w:pPr>
+        <w:pStyle w:val="a1"/>
+        <w:numPr>
+          <w:ilvl w:val="0"/>
+          <w:numId w:val="41"/>
+        </w:numPr>
+      </w:pPr>
+    </w:p>
+    <w:p>
+      <w:pPr>
+        <w:pStyle w:val="a1"/>
+        <w:numPr>
+          <w:ilvl w:val="0"/>
+          <w:numId w:val="41"/>
+        </w:numPr>
+      </w:pPr>
+      <w:r>
+        <w:t xml:space="preserve">        Если ПустаяСтрока(ТекстПорта) Тогда</w:t>
+      </w:r>
+    </w:p>
+    <w:p>
+      <w:pPr>
+        <w:pStyle w:val="a1"/>
+        <w:numPr>
+          <w:ilvl w:val="0"/>
+          <w:numId w:val="41"/>
+        </w:numPr>
+        <w:rPr>
+          <w:lang w:val="ru-RU"/>
+        </w:rPr>
+      </w:pPr>
+      <w:r>
+        <w:rPr>
+          <w:lang w:val="ru-RU"/>
+        </w:rPr>
+        <w:lastRenderedPageBreak/>
+        <w:t xml:space="preserve">            ВызватьИсключение "После двоеточия не указан порт.";</w:t>
+      </w:r>
+    </w:p>
+    <w:p>
+      <w:pPr>
+        <w:pStyle w:val="a1"/>
+        <w:numPr>
+          <w:ilvl w:val="0"/>
+          <w:numId w:val="41"/>
+        </w:numPr>
+      </w:pPr>
+      <w:r>
+        <w:rPr>
+          <w:lang w:val="ru-RU"/>
+        </w:rPr>
+        <w:t xml:space="preserve">        </w:t>
+      </w:r>
+      <w:r>
+        <w:t>КонецЕсли;</w:t>
+      </w:r>
+    </w:p>
+    <w:p>
+      <w:pPr>
+        <w:pStyle w:val="a1"/>
+        <w:numPr>
+          <w:ilvl w:val="0"/>
+          <w:numId w:val="41"/>
+        </w:numPr>
+      </w:pPr>
+    </w:p>
+    <w:p>
+      <w:pPr>
+        <w:pStyle w:val="a1"/>
+        <w:numPr>
+          <w:ilvl w:val="0"/>
+          <w:numId w:val="41"/>
+        </w:numPr>
+        <w:rPr>
+          <w:lang w:val="ru-RU"/>
+        </w:rPr>
+      </w:pPr>
+      <w:r>
+        <w:rPr>
+          <w:lang w:val="ru-RU"/>
+        </w:rPr>
+        <w:t xml:space="preserve">        Для НомерСимвола = 1 По СтрДлина(ТекстПорта) Цикл</w:t>
+      </w:r>
+    </w:p>
+    <w:p>
+      <w:pPr>
+        <w:pStyle w:val="a1"/>
+        <w:numPr>
+          <w:ilvl w:val="0"/>
+          <w:numId w:val="41"/>
+        </w:numPr>
+        <w:rPr>
+          <w:lang w:val="ru-RU"/>
+        </w:rPr>
+      </w:pPr>
+    </w:p>
+    <w:p>
+      <w:pPr>
+        <w:pStyle w:val="a1"/>
+        <w:numPr>
+          <w:ilvl w:val="0"/>
+          <w:numId w:val="41"/>
+        </w:numPr>
+      </w:pPr>
+      <w:r>
+        <w:rPr>
+          <w:lang w:val="ru-RU"/>
+        </w:rPr>
+        <w:t xml:space="preserve">            </w:t>
+      </w:r>
+      <w:r>
+        <w:t>Если СтрНайти("0123456789",</w:t>
+      </w:r>
+    </w:p>
+    <w:p>
+      <w:pPr>
+        <w:pStyle w:val="a1"/>
+        <w:numPr>
+          <w:ilvl w:val="0"/>
+          <w:numId w:val="41"/>
+        </w:numPr>
+      </w:pPr>
+      <w:r>
+        <w:t xml:space="preserve">                Сред(ТекстПорта, НомерСимвола, 1)) = 0 Тогда</w:t>
+      </w:r>
+    </w:p>
+    <w:p>
+      <w:pPr>
+        <w:pStyle w:val="a1"/>
+        <w:numPr>
+          <w:ilvl w:val="0"/>
+          <w:numId w:val="41"/>
+        </w:numPr>
+      </w:pPr>
+    </w:p>
+    <w:p>
+      <w:pPr>
+        <w:pStyle w:val="a1"/>
+        <w:numPr>
+          <w:ilvl w:val="0"/>
+          <w:numId w:val="41"/>
+        </w:numPr>
+        <w:rPr>
+          <w:lang w:val="ru-RU"/>
+        </w:rPr>
+      </w:pPr>
+      <w:r>
+        <w:rPr>
+          <w:lang w:val="ru-RU"/>
+        </w:rPr>
+        <w:t xml:space="preserve">                ВызватьИсключение "Порт должен содержать только цифры.";</w:t>
+      </w:r>
+    </w:p>
+    <w:p>
+      <w:pPr>
+        <w:pStyle w:val="a1"/>
+        <w:numPr>
+          <w:ilvl w:val="0"/>
+          <w:numId w:val="41"/>
+        </w:numPr>
+        <w:rPr>
+          <w:lang w:val="ru-RU"/>
+        </w:rPr>
+      </w:pPr>
+    </w:p>
+    <w:p>
+      <w:pPr>
+        <w:pStyle w:val="a1"/>
+        <w:numPr>
+          <w:ilvl w:val="0"/>
+          <w:numId w:val="41"/>
+        </w:numPr>
+      </w:pPr>
+      <w:r>
+        <w:rPr>
+          <w:lang w:val="ru-RU"/>
+        </w:rPr>
+        <w:t xml:space="preserve">            </w:t>
+      </w:r>
+      <w:r>
+        <w:t>КонецЕсли;</w:t>
+      </w:r>
+    </w:p>
+    <w:p>
+      <w:pPr>
+        <w:pStyle w:val="a1"/>
+        <w:numPr>
+          <w:ilvl w:val="0"/>
+          <w:numId w:val="41"/>
+        </w:numPr>
+      </w:pPr>
+    </w:p>
+    <w:p>
+      <w:pPr>
+        <w:pStyle w:val="a1"/>
+        <w:numPr>
+          <w:ilvl w:val="0"/>
+          <w:numId w:val="41"/>
+        </w:numPr>
+      </w:pPr>
+      <w:r>
+        <w:t xml:space="preserve">        КонецЦикла;</w:t>
+      </w:r>
+    </w:p>
+    <w:p>
+      <w:pPr>
+        <w:pStyle w:val="a1"/>
+        <w:numPr>
+          <w:ilvl w:val="0"/>
+          <w:numId w:val="41"/>
+        </w:numPr>
+      </w:pPr>
+    </w:p>
+    <w:p>
+      <w:pPr>
+        <w:pStyle w:val="a1"/>
+        <w:numPr>
+          <w:ilvl w:val="0"/>
+          <w:numId w:val="41"/>
+        </w:numPr>
+      </w:pPr>
+      <w:r>
+        <w:t xml:space="preserve">        Порт = Число(ТекстПорта);</w:t>
+      </w:r>
+    </w:p>
+    <w:p>
+      <w:pPr>
+        <w:pStyle w:val="a1"/>
+        <w:numPr>
+          <w:ilvl w:val="0"/>
+          <w:numId w:val="41"/>
+        </w:numPr>
+      </w:pPr>
+    </w:p>
+    <w:p>
+      <w:pPr>
+        <w:pStyle w:val="a1"/>
+        <w:numPr>
+          <w:ilvl w:val="0"/>
+          <w:numId w:val="41"/>
+        </w:numPr>
+      </w:pPr>
+      <w:r>
+        <w:t xml:space="preserve">        Если Порт &lt; 1 Или Порт &gt; 65535 Тогда</w:t>
+      </w:r>
+    </w:p>
+    <w:p>
+      <w:pPr>
+        <w:pStyle w:val="a1"/>
+        <w:numPr>
+          <w:ilvl w:val="0"/>
+          <w:numId w:val="41"/>
+        </w:numPr>
+        <w:rPr>
+          <w:lang w:val="ru-RU"/>
+        </w:rPr>
+      </w:pPr>
+      <w:r>
+        <w:rPr>
+          <w:lang w:val="ru-RU"/>
+        </w:rPr>
+        <w:t xml:space="preserve">            ВызватьИсключение "Порт должен быть от 1 до 65535.";</w:t>
+      </w:r>
+    </w:p>
+    <w:p>
+      <w:pPr>
+        <w:pStyle w:val="a1"/>
+        <w:numPr>
+          <w:ilvl w:val="0"/>
+          <w:numId w:val="41"/>
+        </w:numPr>
+      </w:pPr>
+      <w:r>
+        <w:rPr>
+          <w:lang w:val="ru-RU"/>
+        </w:rPr>
+        <w:t xml:space="preserve">        </w:t>
+      </w:r>
+      <w:r>
+        <w:t>КонецЕсли;</w:t>
+      </w:r>
+    </w:p>
+    <w:p>
+      <w:pPr>
+        <w:pStyle w:val="a1"/>
+        <w:numPr>
+          <w:ilvl w:val="0"/>
+          <w:numId w:val="41"/>
+        </w:numPr>
+      </w:pPr>
+    </w:p>
+    <w:p>
+      <w:pPr>
+        <w:pStyle w:val="a1"/>
+        <w:numPr>
+          <w:ilvl w:val="0"/>
+          <w:numId w:val="41"/>
+        </w:numPr>
+      </w:pPr>
+      <w:r>
+        <w:t xml:space="preserve">    Иначе</w:t>
+      </w:r>
+    </w:p>
+    <w:p>
+      <w:pPr>
+        <w:pStyle w:val="a1"/>
+        <w:numPr>
+          <w:ilvl w:val="0"/>
+          <w:numId w:val="41"/>
+        </w:numPr>
+      </w:pPr>
+    </w:p>
+    <w:p>
+      <w:pPr>
+        <w:pStyle w:val="a1"/>
+        <w:numPr>
+          <w:ilvl w:val="0"/>
+          <w:numId w:val="41"/>
+        </w:numPr>
+      </w:pPr>
+      <w:r>
+        <w:t xml:space="preserve">        Сервер = СерверИПорт;</w:t>
+      </w:r>
+    </w:p>
+    <w:p>
+      <w:pPr>
+        <w:pStyle w:val="a1"/>
+        <w:numPr>
+          <w:ilvl w:val="0"/>
+          <w:numId w:val="41"/>
+        </w:numPr>
+      </w:pPr>
+    </w:p>
+    <w:p>
+      <w:pPr>
+        <w:pStyle w:val="a1"/>
+        <w:numPr>
+          <w:ilvl w:val="0"/>
+          <w:numId w:val="41"/>
+        </w:numPr>
+      </w:pPr>
+      <w:r>
+        <w:t xml:space="preserve">    КонецЕсли;</w:t>
+      </w:r>
+    </w:p>
+    <w:p>
+      <w:pPr>
+        <w:pStyle w:val="a1"/>
+        <w:numPr>
+          <w:ilvl w:val="0"/>
+          <w:numId w:val="41"/>
+        </w:numPr>
+      </w:pPr>
+    </w:p>
+    <w:p>
+      <w:pPr>
+        <w:pStyle w:val="a1"/>
+        <w:numPr>
+          <w:ilvl w:val="0"/>
+          <w:numId w:val="41"/>
+        </w:numPr>
+      </w:pPr>
+      <w:r>
+        <w:t xml:space="preserve">    Если ПустаяСтрока(Сервер) Тогда</w:t>
+      </w:r>
+    </w:p>
+    <w:p>
+      <w:pPr>
+        <w:pStyle w:val="a1"/>
+        <w:numPr>
+          <w:ilvl w:val="0"/>
+          <w:numId w:val="41"/>
+        </w:numPr>
+        <w:rPr>
+          <w:lang w:val="ru-RU"/>
+        </w:rPr>
+      </w:pPr>
+      <w:r>
+        <w:rPr>
+          <w:lang w:val="ru-RU"/>
+        </w:rPr>
+        <w:t xml:space="preserve">        ВызватьИсключение "В адресе не указан сервер.";</w:t>
+      </w:r>
+    </w:p>
+    <w:p>
+      <w:pPr>
+        <w:pStyle w:val="a1"/>
+        <w:numPr>
+          <w:ilvl w:val="0"/>
+          <w:numId w:val="41"/>
+        </w:numPr>
+      </w:pPr>
+      <w:r>
+        <w:rPr>
+          <w:lang w:val="ru-RU"/>
+        </w:rPr>
+        <w:t xml:space="preserve">    </w:t>
+      </w:r>
+      <w:r>
+        <w:t>КонецЕсли;</w:t>
+      </w:r>
+    </w:p>
+    <w:p>
+      <w:pPr>
+        <w:pStyle w:val="a1"/>
+        <w:numPr>
+          <w:ilvl w:val="0"/>
+          <w:numId w:val="41"/>
+        </w:numPr>
+      </w:pPr>
+    </w:p>
+    <w:p>
+      <w:pPr>
+        <w:pStyle w:val="a1"/>
+        <w:numPr>
+          <w:ilvl w:val="0"/>
+          <w:numId w:val="41"/>
+        </w:numPr>
+      </w:pPr>
+      <w:r>
+        <w:t xml:space="preserve">    Возврат Новый Структура(</w:t>
+      </w:r>
+    </w:p>
+    <w:p>
+      <w:pPr>
+        <w:pStyle w:val="a1"/>
+        <w:numPr>
+          <w:ilvl w:val="0"/>
+          <w:numId w:val="41"/>
+        </w:numPr>
+      </w:pPr>
+      <w:r>
+        <w:t xml:space="preserve">        "Протокол,Сервер,Порт,Путь",</w:t>
+      </w:r>
+    </w:p>
+    <w:p>
+      <w:pPr>
+        <w:pStyle w:val="a1"/>
+        <w:numPr>
+          <w:ilvl w:val="0"/>
+          <w:numId w:val="41"/>
+        </w:numPr>
+      </w:pPr>
+      <w:r>
+        <w:t xml:space="preserve">        Протокол,</w:t>
+      </w:r>
+    </w:p>
+    <w:p>
+      <w:pPr>
+        <w:pStyle w:val="a1"/>
+        <w:numPr>
+          <w:ilvl w:val="0"/>
+          <w:numId w:val="41"/>
+        </w:numPr>
+      </w:pPr>
+      <w:r>
+        <w:t xml:space="preserve">        Сервер,</w:t>
+      </w:r>
+    </w:p>
+    <w:p>
+      <w:pPr>
+        <w:pStyle w:val="a1"/>
+        <w:numPr>
+          <w:ilvl w:val="0"/>
+          <w:numId w:val="41"/>
+        </w:numPr>
+      </w:pPr>
+      <w:r>
+        <w:t xml:space="preserve">        Порт,</w:t>
+      </w:r>
+    </w:p>
+    <w:p>
+      <w:pPr>
+        <w:pStyle w:val="a1"/>
+        <w:numPr>
+          <w:ilvl w:val="0"/>
+          <w:numId w:val="41"/>
+        </w:numPr>
+      </w:pPr>
+      <w:r>
+        <w:t xml:space="preserve">        Путь);</w:t>
+      </w:r>
+    </w:p>
+    <w:p>
+      <w:pPr>
+        <w:pStyle w:val="a1"/>
+        <w:numPr>
+          <w:ilvl w:val="0"/>
+          <w:numId w:val="41"/>
+        </w:numPr>
+      </w:pPr>
+    </w:p>
+    <w:p>
+      <w:pPr>
+        <w:pStyle w:val="a1"/>
+        <w:numPr>
+          <w:ilvl w:val="0"/>
+          <w:numId w:val="41"/>
+        </w:numPr>
+      </w:pPr>
+      <w:r>
+        <w:t>КонецФункции</w:t>
       </w:r>
     </w:p>
     <w:sectPr>
@@ -26437,8 +28982,8 @@
   <w:abstractNum w:abstractNumId="4" w15:restartNumberingAfterBreak="0">
     <w:nsid w:val="26DF6124"/>
     <w:multiLevelType w:val="hybridMultilevel"/>
-    <w:tmpl w:val="F58A7444"/>
-    <w:lvl w:ilvl="0" w:tplc="AF18E056">
+    <w:tmpl w:val="B538A506"/>
+    <w:lvl w:ilvl="0" w:tplc="7EA633C2">
       <w:start w:val="1"/>
       <w:numFmt w:val="decimal"/>
       <w:pStyle w:val="a1"/>
@@ -27537,6 +30082,12 @@
     </w:lvlOverride>
   </w:num>
   <w:num w:numId="40" w16cid:durableId="920993373">
+    <w:abstractNumId w:val="4"/>
+    <w:lvlOverride w:ilvl="0">
+      <w:startOverride w:val="1"/>
+    </w:lvlOverride>
+  </w:num>
+  <w:num w:numId="41" w16cid:durableId="131676727">
     <w:abstractNumId w:val="4"/>
     <w:lvlOverride w:ilvl="0">
       <w:startOverride w:val="1"/>
@@ -28698,7 +31249,7 @@
     <w:basedOn w:val="a9"/>
     <w:autoRedefine/>
     <w:qFormat/>
-    <w:rsid w:val="001C4951"/>
+    <w:rsid w:val="00AE2E1A"/>
     <w:pPr>
       <w:numPr>
         <w:numId w:val="9"/>
